--- a/reports/lab7/LR7_Report_Variant15.docx
+++ b/reports/lab7/LR7_Report_Variant15.docx
@@ -4,57 +4,846 @@
   <w:body>
     <w:p>
       <w:pPr>
+        <w:spacing w:before="0" w:after="80" w:line="276" w:lineRule="auto"/>
         <w:jc w:val="center"/>
       </w:pPr>
       <w:r>
         <w:rPr>
+          <w:rFonts w:ascii="Times New Roman" w:hAnsi="Times New Roman"/>
           <w:b/>
-          <w:color w:val="0F172A"/>
-          <w:sz w:val="28"/>
+          <w:sz w:val="24"/>
+        </w:rPr>
+        <w:t>МИНИСТЕРСТВО НАУКИ И ВЫСШЕГО ОБРАЗОВАНИЯ РОССИЙСКОЙ ФЕДЕРАЦИИ</w:t>
+        <w:br/>
+        <w:t>ФЕДЕРАЛЬНОЕ ГОСУДАРСТВЕННОЕ АВТОНОМНОЕ ОБРАЗОВАТЕЛЬНОЕ УЧРЕЖДЕНИЕ</w:t>
+        <w:br/>
+        <w:t>ВЫСШЕГО ОБРАЗОВАНИЯ</w:t>
+        <w:br/>
+        <w:t>«НАЦИОНАЛЬНЫЙ ИССЛЕДОВАТЕЛЬСКИЙ УНИВЕРСИТЕТ»</w:t>
+        <w:br/>
+        <w:br/>
+        <w:t>Факультет информационных технологий</w:t>
+        <w:br/>
+        <w:t>Кафедра программной инженерии</w:t>
+      </w:r>
+    </w:p>
+    <w:p/>
+    <w:p/>
+    <w:p/>
+    <w:p>
+      <w:pPr>
+        <w:spacing w:after="120"/>
+        <w:jc w:val="center"/>
+      </w:pPr>
+      <w:r>
+        <w:rPr>
+          <w:rFonts w:ascii="Times New Roman" w:hAnsi="Times New Roman"/>
+          <w:b/>
+          <w:sz w:val="32"/>
         </w:rPr>
         <w:t>ОТЧЕТ ПО ЛАБОРАТОРНОЙ РАБОТЕ № 7</w:t>
-        <w:br/>
-        <w:t>«Подготовка презентации и пояснительной записки»</w:t>
         <w:br/>
       </w:r>
     </w:p>
     <w:p>
       <w:pPr>
-        <w:pStyle w:val="Heading1"/>
+        <w:jc w:val="center"/>
       </w:pPr>
       <w:r>
         <w:rPr>
-          <w:color w:val="0F172A"/>
+          <w:rFonts w:ascii="Times New Roman" w:hAnsi="Times New Roman"/>
+          <w:sz w:val="28"/>
         </w:rPr>
-        <w:t>1. Цель и задачи работы</w:t>
+        <w:t>по дисциплине: «Практикум по разработке корпоративного портала»</w:t>
+        <w:br/>
+        <w:br/>
+      </w:r>
+      <w:r>
+        <w:rPr>
+          <w:rFonts w:ascii="Times New Roman" w:hAnsi="Times New Roman"/>
+          <w:b/>
+          <w:sz w:val="28"/>
+        </w:rPr>
+        <w:t>Тема: «Подготовка презентации и пояснительной записки»</w:t>
+        <w:br/>
+        <w:t>Вариант № 15: «Университет. Центр аккредитации и независимой оценки качества образования (АНОК)»</w:t>
+      </w:r>
+    </w:p>
+    <w:p/>
+    <w:p/>
+    <w:p/>
+    <w:p>
+      <w:pPr>
+        <w:spacing w:line="276" w:lineRule="auto"/>
+        <w:jc w:val="right"/>
+      </w:pPr>
+      <w:r>
+        <w:rPr>
+          <w:rFonts w:ascii="Times New Roman" w:hAnsi="Times New Roman"/>
+          <w:sz w:val="26"/>
+        </w:rPr>
+        <w:t>Выполнил:</w:t>
+        <w:br/>
+        <w:t>студент группы ИВТ-401</w:t>
+        <w:br/>
+        <w:t>Иванов И.И.</w:t>
+        <w:br/>
+        <w:br/>
+        <w:t>Проверил:</w:t>
+        <w:br/>
+        <w:t>к.т.н., доцент</w:t>
+        <w:br/>
+        <w:t>Петров П.П.</w:t>
+        <w:br/>
+      </w:r>
+    </w:p>
+    <w:p/>
+    <w:p/>
+    <w:p/>
+    <w:p>
+      <w:pPr>
+        <w:jc w:val="center"/>
+      </w:pPr>
+      <w:r>
+        <w:rPr>
+          <w:rFonts w:ascii="Times New Roman" w:hAnsi="Times New Roman"/>
+          <w:sz w:val="24"/>
+        </w:rPr>
+        <w:t>Москва, 2026 г.</w:t>
       </w:r>
     </w:p>
     <w:p>
       <w:r>
-        <w:t>Систематизация, обобщение и подготовка итогового комплекта документации и презентационных материалов по всему циклу проектирования и разработки корпоративного веб-портала университета (Модуль Центра АНОК, Вариант № 15) для публичной защиты проекта перед комиссией.</w:t>
+        <w:br w:type="page"/>
       </w:r>
     </w:p>
     <w:p>
       <w:pPr>
-        <w:pStyle w:val="Heading1"/>
+        <w:spacing w:before="240" w:after="120"/>
+        <w:jc w:val="left"/>
       </w:pPr>
       <w:r>
         <w:rPr>
-          <w:color w:val="0F172A"/>
+          <w:rFonts w:ascii="Times New Roman" w:hAnsi="Times New Roman"/>
+          <w:b/>
+          <w:sz w:val="28"/>
+        </w:rPr>
+        <w:t>1. Введение, цель и задачи работы</w:t>
+      </w:r>
+    </w:p>
+    <w:p>
+      <w:pPr>
+        <w:spacing w:line="276" w:lineRule="auto" w:after="120"/>
+        <w:ind w:firstLine="709"/>
+        <w:jc w:val="both"/>
+      </w:pPr>
+      <w:r>
+        <w:rPr>
+          <w:rFonts w:ascii="Times New Roman" w:hAnsi="Times New Roman"/>
+          <w:sz w:val="28"/>
+        </w:rPr>
+      </w:r>
+      <w:r>
+        <w:rPr>
+          <w:rFonts w:ascii="Times New Roman" w:hAnsi="Times New Roman"/>
+          <w:b/>
+          <w:sz w:val="28"/>
+        </w:rPr>
+        <w:t>Цель работы:</w:t>
+      </w:r>
+      <w:r>
+        <w:rPr>
+          <w:rFonts w:ascii="Times New Roman" w:hAnsi="Times New Roman"/>
+          <w:sz w:val="28"/>
+        </w:rPr>
+        <w:t xml:space="preserve"> Систематизация, обобщение и подготовка итогового комплекта документации и презентационных материалов по всему циклу проектирования и разработки корпоративного веб-портала университета (Модуль Центра АНОК, Вариант № 15) для публичной защиты проекта перед комиссией.</w:t>
+      </w:r>
+    </w:p>
+    <w:p>
+      <w:pPr>
+        <w:spacing w:before="160" w:after="80"/>
+        <w:jc w:val="left"/>
+      </w:pPr>
+      <w:r>
+        <w:rPr>
+          <w:rFonts w:ascii="Times New Roman" w:hAnsi="Times New Roman"/>
+          <w:b/>
+          <w:sz w:val="26"/>
+        </w:rPr>
+        <w:t>Задачи работы:</w:t>
+      </w:r>
+    </w:p>
+    <w:p>
+      <w:pPr>
+        <w:spacing w:line="276" w:lineRule="auto" w:after="60"/>
+        <w:ind w:left="709"/>
+        <w:jc w:val="both"/>
+      </w:pPr>
+      <w:r>
+        <w:rPr>
+          <w:rFonts w:ascii="Times New Roman" w:hAnsi="Times New Roman"/>
+          <w:b/>
+          <w:sz w:val="28"/>
+        </w:rPr>
+        <w:t xml:space="preserve">1. </w:t>
+      </w:r>
+      <w:r>
+        <w:rPr>
+          <w:rFonts w:ascii="Times New Roman" w:hAnsi="Times New Roman"/>
+          <w:sz w:val="28"/>
+        </w:rPr>
+        <w:t>Разработать и оформить комплексную пояснительную записку к проекту по академическим стандартам.</w:t>
+      </w:r>
+    </w:p>
+    <w:p>
+      <w:pPr>
+        <w:spacing w:line="276" w:lineRule="auto" w:after="60"/>
+        <w:ind w:left="709"/>
+        <w:jc w:val="both"/>
+      </w:pPr>
+      <w:r>
+        <w:rPr>
+          <w:rFonts w:ascii="Times New Roman" w:hAnsi="Times New Roman"/>
+          <w:b/>
+          <w:sz w:val="28"/>
+        </w:rPr>
+        <w:t xml:space="preserve">2. </w:t>
+      </w:r>
+      <w:r>
+        <w:rPr>
+          <w:rFonts w:ascii="Times New Roman" w:hAnsi="Times New Roman"/>
+          <w:sz w:val="28"/>
+        </w:rPr>
+        <w:t>Подготовить широкоформатную презентацию проекта (12 слайдов) в форматах Microsoft PowerPoint (PPTX) и Adobe PDF.</w:t>
+      </w:r>
+    </w:p>
+    <w:p>
+      <w:pPr>
+        <w:spacing w:line="276" w:lineRule="auto" w:after="60"/>
+        <w:ind w:left="709"/>
+        <w:jc w:val="both"/>
+      </w:pPr>
+      <w:r>
+        <w:rPr>
+          <w:rFonts w:ascii="Times New Roman" w:hAnsi="Times New Roman"/>
+          <w:b/>
+          <w:sz w:val="28"/>
+        </w:rPr>
+        <w:t xml:space="preserve">3. </w:t>
+      </w:r>
+      <w:r>
+        <w:rPr>
+          <w:rFonts w:ascii="Times New Roman" w:hAnsi="Times New Roman"/>
+          <w:sz w:val="28"/>
+        </w:rPr>
+        <w:t>Оформить результаты функционального и интеграционного тестирования, архитектурные схемы и расчет организационно-экономического эффекта.</w:t>
+      </w:r>
+    </w:p>
+    <w:p>
+      <w:pPr>
+        <w:spacing w:line="276" w:lineRule="auto" w:after="60"/>
+        <w:ind w:left="709"/>
+        <w:jc w:val="both"/>
+      </w:pPr>
+      <w:r>
+        <w:rPr>
+          <w:rFonts w:ascii="Times New Roman" w:hAnsi="Times New Roman"/>
+          <w:b/>
+          <w:sz w:val="28"/>
+        </w:rPr>
+        <w:t xml:space="preserve">4. </w:t>
+      </w:r>
+      <w:r>
+        <w:rPr>
+          <w:rFonts w:ascii="Times New Roman" w:hAnsi="Times New Roman"/>
+          <w:sz w:val="28"/>
+        </w:rPr>
+        <w:t>Подготовить отчет по выполнению Лабораторной работы № 7.</w:t>
+      </w:r>
+    </w:p>
+    <w:p>
+      <w:pPr>
+        <w:spacing w:before="240" w:after="120"/>
+        <w:jc w:val="left"/>
+      </w:pPr>
+      <w:r>
+        <w:rPr>
+          <w:rFonts w:ascii="Times New Roman" w:hAnsi="Times New Roman"/>
+          <w:b/>
+          <w:sz w:val="28"/>
         </w:rPr>
         <w:t>2. Структура подготовленных материалов</w:t>
       </w:r>
     </w:p>
     <w:p>
+      <w:pPr>
+        <w:spacing w:before="160" w:after="80"/>
+        <w:jc w:val="left"/>
+      </w:pPr>
       <w:r>
-        <w:t>Подготовлены пояснительная записка (MD, DOCX, PDF) и презентация проекта на 12 слайдов (PPTX, PDF).</w:t>
+        <w:rPr>
+          <w:rFonts w:ascii="Times New Roman" w:hAnsi="Times New Roman"/>
+          <w:b/>
+          <w:sz w:val="26"/>
+        </w:rPr>
+        <w:t>2.1. Пояснительная записка к проекту</w:t>
       </w:r>
     </w:p>
     <w:p>
+      <w:pPr>
+        <w:spacing w:line="276" w:lineRule="auto" w:after="120"/>
+        <w:ind w:firstLine="709"/>
+        <w:jc w:val="both"/>
+      </w:pPr>
+      <w:r>
+        <w:rPr>
+          <w:rFonts w:ascii="Times New Roman" w:hAnsi="Times New Roman"/>
+          <w:sz w:val="28"/>
+        </w:rPr>
+        <w:t>Пояснительная записка оформлена в едином сквозном документе, включающем 12 взаимосвязанных глав:</w:t>
+      </w:r>
+    </w:p>
+    <w:p>
+      <w:pPr>
+        <w:spacing w:line="276" w:lineRule="auto" w:after="60"/>
+        <w:ind w:left="709"/>
+        <w:jc w:val="both"/>
+      </w:pPr>
+      <w:r>
+        <w:rPr>
+          <w:rFonts w:ascii="Times New Roman" w:hAnsi="Times New Roman"/>
+          <w:b w:val="0"/>
+          <w:sz w:val="28"/>
+        </w:rPr>
+        <w:t xml:space="preserve">• </w:t>
+      </w:r>
+      <w:r>
+        <w:rPr>
+          <w:rFonts w:ascii="Times New Roman" w:hAnsi="Times New Roman"/>
+          <w:sz w:val="28"/>
+        </w:rPr>
+      </w:r>
+      <w:r>
+        <w:rPr>
+          <w:rFonts w:ascii="Times New Roman" w:hAnsi="Times New Roman"/>
+          <w:b/>
+          <w:sz w:val="28"/>
+        </w:rPr>
+        <w:t>Аннотация и Содержание:</w:t>
+      </w:r>
+      <w:r>
+        <w:rPr>
+          <w:rFonts w:ascii="Times New Roman" w:hAnsi="Times New Roman"/>
+          <w:sz w:val="28"/>
+        </w:rPr>
+        <w:t xml:space="preserve"> краткое резюме результатов и навигационная карта документа.</w:t>
+      </w:r>
+    </w:p>
+    <w:p>
+      <w:pPr>
+        <w:spacing w:line="276" w:lineRule="auto" w:after="60"/>
+        <w:ind w:left="709"/>
+        <w:jc w:val="both"/>
+      </w:pPr>
+      <w:r>
+        <w:rPr>
+          <w:rFonts w:ascii="Times New Roman" w:hAnsi="Times New Roman"/>
+          <w:b w:val="0"/>
+          <w:sz w:val="28"/>
+        </w:rPr>
+        <w:t xml:space="preserve">• </w:t>
+      </w:r>
+      <w:r>
+        <w:rPr>
+          <w:rFonts w:ascii="Times New Roman" w:hAnsi="Times New Roman"/>
+          <w:sz w:val="28"/>
+        </w:rPr>
+      </w:r>
+      <w:r>
+        <w:rPr>
+          <w:rFonts w:ascii="Times New Roman" w:hAnsi="Times New Roman"/>
+          <w:b/>
+          <w:sz w:val="28"/>
+        </w:rPr>
+        <w:t>Глава 1. Введение:</w:t>
+      </w:r>
+      <w:r>
+        <w:rPr>
+          <w:rFonts w:ascii="Times New Roman" w:hAnsi="Times New Roman"/>
+          <w:sz w:val="28"/>
+        </w:rPr>
+        <w:t xml:space="preserve"> актуальность, цели, задачи цифровизации экспертной деятельности АНОК и нормативно-правовая база (ФЗ-273, ФЗ-63, ГОСТ Р 34.10-2012, ФГОС ВО 3++).</w:t>
+      </w:r>
+    </w:p>
+    <w:p>
+      <w:pPr>
+        <w:spacing w:line="276" w:lineRule="auto" w:after="60"/>
+        <w:ind w:left="709"/>
+        <w:jc w:val="both"/>
+      </w:pPr>
+      <w:r>
+        <w:rPr>
+          <w:rFonts w:ascii="Times New Roman" w:hAnsi="Times New Roman"/>
+          <w:b w:val="0"/>
+          <w:sz w:val="28"/>
+        </w:rPr>
+        <w:t xml:space="preserve">• </w:t>
+      </w:r>
+      <w:r>
+        <w:rPr>
+          <w:rFonts w:ascii="Times New Roman" w:hAnsi="Times New Roman"/>
+          <w:sz w:val="28"/>
+        </w:rPr>
+      </w:r>
+      <w:r>
+        <w:rPr>
+          <w:rFonts w:ascii="Times New Roman" w:hAnsi="Times New Roman"/>
+          <w:b/>
+          <w:sz w:val="28"/>
+        </w:rPr>
+        <w:t>Глава 2. Анализ предметной области и требования к системе:</w:t>
+      </w:r>
+      <w:r>
+        <w:rPr>
+          <w:rFonts w:ascii="Times New Roman" w:hAnsi="Times New Roman"/>
+          <w:sz w:val="28"/>
+        </w:rPr>
+        <w:t xml:space="preserve"> ролевая матрица стейкхолдеров (RBAC), модель прецедентов (Use Case), реестр функциональных и нефункциональных требований.</w:t>
+      </w:r>
+    </w:p>
+    <w:p>
+      <w:pPr>
+        <w:spacing w:line="276" w:lineRule="auto" w:after="60"/>
+        <w:ind w:left="709"/>
+        <w:jc w:val="both"/>
+      </w:pPr>
+      <w:r>
+        <w:rPr>
+          <w:rFonts w:ascii="Times New Roman" w:hAnsi="Times New Roman"/>
+          <w:b w:val="0"/>
+          <w:sz w:val="28"/>
+        </w:rPr>
+        <w:t xml:space="preserve">• </w:t>
+      </w:r>
+      <w:r>
+        <w:rPr>
+          <w:rFonts w:ascii="Times New Roman" w:hAnsi="Times New Roman"/>
+          <w:sz w:val="28"/>
+        </w:rPr>
+      </w:r>
+      <w:r>
+        <w:rPr>
+          <w:rFonts w:ascii="Times New Roman" w:hAnsi="Times New Roman"/>
+          <w:b/>
+          <w:sz w:val="28"/>
+        </w:rPr>
+        <w:t>Глава 3. Архитектурное и структурное проектирование:</w:t>
+      </w:r>
+      <w:r>
+        <w:rPr>
+          <w:rFonts w:ascii="Times New Roman" w:hAnsi="Times New Roman"/>
+          <w:sz w:val="28"/>
+        </w:rPr>
+        <w:t xml:space="preserve"> трехуровневая топология, UML-диаграммы классов, компонентов, последовательности и развертывания, реляционная схема базы данных.</w:t>
+      </w:r>
+    </w:p>
+    <w:p>
+      <w:pPr>
+        <w:spacing w:line="276" w:lineRule="auto" w:after="60"/>
+        <w:ind w:left="709"/>
+        <w:jc w:val="both"/>
+      </w:pPr>
+      <w:r>
+        <w:rPr>
+          <w:rFonts w:ascii="Times New Roman" w:hAnsi="Times New Roman"/>
+          <w:b w:val="0"/>
+          <w:sz w:val="28"/>
+        </w:rPr>
+        <w:t xml:space="preserve">• </w:t>
+      </w:r>
+      <w:r>
+        <w:rPr>
+          <w:rFonts w:ascii="Times New Roman" w:hAnsi="Times New Roman"/>
+          <w:sz w:val="28"/>
+        </w:rPr>
+      </w:r>
+      <w:r>
+        <w:rPr>
+          <w:rFonts w:ascii="Times New Roman" w:hAnsi="Times New Roman"/>
+          <w:b/>
+          <w:sz w:val="28"/>
+        </w:rPr>
+        <w:t>Глава 4. Проектирование графического интерфейса пользователя:</w:t>
+      </w:r>
+      <w:r>
+        <w:rPr>
+          <w:rFonts w:ascii="Times New Roman" w:hAnsi="Times New Roman"/>
+          <w:sz w:val="28"/>
+        </w:rPr>
+        <w:t xml:space="preserve"> дизайн-система, цветовая палитра, типографическая шкала, 8-пиксельная сетка и Wireframe-макеты.</w:t>
+      </w:r>
+    </w:p>
+    <w:p>
+      <w:pPr>
+        <w:spacing w:line="276" w:lineRule="auto" w:after="60"/>
+        <w:ind w:left="709"/>
+        <w:jc w:val="both"/>
+      </w:pPr>
+      <w:r>
+        <w:rPr>
+          <w:rFonts w:ascii="Times New Roman" w:hAnsi="Times New Roman"/>
+          <w:b w:val="0"/>
+          <w:sz w:val="28"/>
+        </w:rPr>
+        <w:t xml:space="preserve">• </w:t>
+      </w:r>
+      <w:r>
+        <w:rPr>
+          <w:rFonts w:ascii="Times New Roman" w:hAnsi="Times New Roman"/>
+          <w:sz w:val="28"/>
+        </w:rPr>
+      </w:r>
+      <w:r>
+        <w:rPr>
+          <w:rFonts w:ascii="Times New Roman" w:hAnsi="Times New Roman"/>
+          <w:b/>
+          <w:sz w:val="28"/>
+        </w:rPr>
+        <w:t>Глава 5. Разработка структуры портала и шаблонов страниц:</w:t>
+      </w:r>
+      <w:r>
+        <w:rPr>
+          <w:rFonts w:ascii="Times New Roman" w:hAnsi="Times New Roman"/>
+          <w:sz w:val="28"/>
+        </w:rPr>
+        <w:t xml:space="preserve"> информационная архитектура (Sitemap), модули Jinja2 и маршрутизация Flask.</w:t>
+      </w:r>
+    </w:p>
+    <w:p>
+      <w:pPr>
+        <w:spacing w:line="276" w:lineRule="auto" w:after="60"/>
+        <w:ind w:left="709"/>
+        <w:jc w:val="both"/>
+      </w:pPr>
+      <w:r>
+        <w:rPr>
+          <w:rFonts w:ascii="Times New Roman" w:hAnsi="Times New Roman"/>
+          <w:b w:val="0"/>
+          <w:sz w:val="28"/>
+        </w:rPr>
+        <w:t xml:space="preserve">• </w:t>
+      </w:r>
+      <w:r>
+        <w:rPr>
+          <w:rFonts w:ascii="Times New Roman" w:hAnsi="Times New Roman"/>
+          <w:sz w:val="28"/>
+        </w:rPr>
+      </w:r>
+      <w:r>
+        <w:rPr>
+          <w:rFonts w:ascii="Times New Roman" w:hAnsi="Times New Roman"/>
+          <w:b/>
+          <w:sz w:val="28"/>
+        </w:rPr>
+        <w:t>Глава 6. Контентное наполнение и реализация инфоблоков:</w:t>
+      </w:r>
+      <w:r>
+        <w:rPr>
+          <w:rFonts w:ascii="Times New Roman" w:hAnsi="Times New Roman"/>
+          <w:sz w:val="28"/>
+        </w:rPr>
+        <w:t xml:space="preserve"> 8 специализированных инфоблоков с реальными данными (51 дисциплина, 240 з.е., матрица компетенций, регламенты).</w:t>
+      </w:r>
+    </w:p>
+    <w:p>
+      <w:pPr>
+        <w:spacing w:line="276" w:lineRule="auto" w:after="60"/>
+        <w:ind w:left="709"/>
+        <w:jc w:val="both"/>
+      </w:pPr>
+      <w:r>
+        <w:rPr>
+          <w:rFonts w:ascii="Times New Roman" w:hAnsi="Times New Roman"/>
+          <w:b w:val="0"/>
+          <w:sz w:val="28"/>
+        </w:rPr>
+        <w:t xml:space="preserve">• </w:t>
+      </w:r>
+      <w:r>
+        <w:rPr>
+          <w:rFonts w:ascii="Times New Roman" w:hAnsi="Times New Roman"/>
+          <w:sz w:val="28"/>
+        </w:rPr>
+      </w:r>
+      <w:r>
+        <w:rPr>
+          <w:rFonts w:ascii="Times New Roman" w:hAnsi="Times New Roman"/>
+          <w:b/>
+          <w:sz w:val="28"/>
+        </w:rPr>
+        <w:t>Глава 7. Интеграция готовых модулей и компонентов:</w:t>
+      </w:r>
+      <w:r>
+        <w:rPr>
+          <w:rFonts w:ascii="Times New Roman" w:hAnsi="Times New Roman"/>
+          <w:sz w:val="28"/>
+        </w:rPr>
+        <w:t xml:space="preserve"> 7 подключенных подсистем (Chart.js, SheetJS, jsPDF, CryptoJS SHA-256, Diff-движок, FullCalendar, DataTables, SweetAlert2/Toastify).</w:t>
+      </w:r>
+    </w:p>
+    <w:p>
+      <w:pPr>
+        <w:spacing w:line="276" w:lineRule="auto" w:after="60"/>
+        <w:ind w:left="709"/>
+        <w:jc w:val="both"/>
+      </w:pPr>
+      <w:r>
+        <w:rPr>
+          <w:rFonts w:ascii="Times New Roman" w:hAnsi="Times New Roman"/>
+          <w:b w:val="0"/>
+          <w:sz w:val="28"/>
+        </w:rPr>
+        <w:t xml:space="preserve">• </w:t>
+      </w:r>
+      <w:r>
+        <w:rPr>
+          <w:rFonts w:ascii="Times New Roman" w:hAnsi="Times New Roman"/>
+          <w:sz w:val="28"/>
+        </w:rPr>
+      </w:r>
+      <w:r>
+        <w:rPr>
+          <w:rFonts w:ascii="Times New Roman" w:hAnsi="Times New Roman"/>
+          <w:b/>
+          <w:sz w:val="28"/>
+        </w:rPr>
+        <w:t>Глава 8. Тестирование, безопасность и оценка эффективности:</w:t>
+      </w:r>
+      <w:r>
+        <w:rPr>
+          <w:rFonts w:ascii="Times New Roman" w:hAnsi="Times New Roman"/>
+          <w:sz w:val="28"/>
+        </w:rPr>
+        <w:t xml:space="preserve"> методика тестирования, защита по OWASP Top 10, расчет экономической эффективности (сокращение трудоемкости на 65%).</w:t>
+      </w:r>
+    </w:p>
+    <w:p>
+      <w:pPr>
+        <w:spacing w:line="276" w:lineRule="auto" w:after="60"/>
+        <w:ind w:left="709"/>
+        <w:jc w:val="both"/>
+      </w:pPr>
+      <w:r>
+        <w:rPr>
+          <w:rFonts w:ascii="Times New Roman" w:hAnsi="Times New Roman"/>
+          <w:b w:val="0"/>
+          <w:sz w:val="28"/>
+        </w:rPr>
+        <w:t xml:space="preserve">• </w:t>
+      </w:r>
+      <w:r>
+        <w:rPr>
+          <w:rFonts w:ascii="Times New Roman" w:hAnsi="Times New Roman"/>
+          <w:sz w:val="28"/>
+        </w:rPr>
+      </w:r>
+      <w:r>
+        <w:rPr>
+          <w:rFonts w:ascii="Times New Roman" w:hAnsi="Times New Roman"/>
+          <w:b/>
+          <w:sz w:val="28"/>
+        </w:rPr>
+        <w:t>Глава 9. Руководство пользователя и администратора:</w:t>
+      </w:r>
+      <w:r>
+        <w:rPr>
+          <w:rFonts w:ascii="Times New Roman" w:hAnsi="Times New Roman"/>
+          <w:sz w:val="28"/>
+        </w:rPr>
+        <w:t xml:space="preserve"> инструкции по развертыванию, запуску и типовым сценариям работы сотрудников.</w:t>
+      </w:r>
+    </w:p>
+    <w:p>
+      <w:pPr>
+        <w:spacing w:line="276" w:lineRule="auto" w:after="60"/>
+        <w:ind w:left="709"/>
+        <w:jc w:val="both"/>
+      </w:pPr>
+      <w:r>
+        <w:rPr>
+          <w:rFonts w:ascii="Times New Roman" w:hAnsi="Times New Roman"/>
+          <w:b w:val="0"/>
+          <w:sz w:val="28"/>
+        </w:rPr>
+        <w:t xml:space="preserve">• </w:t>
+      </w:r>
+      <w:r>
+        <w:rPr>
+          <w:rFonts w:ascii="Times New Roman" w:hAnsi="Times New Roman"/>
+          <w:sz w:val="28"/>
+        </w:rPr>
+      </w:r>
+      <w:r>
+        <w:rPr>
+          <w:rFonts w:ascii="Times New Roman" w:hAnsi="Times New Roman"/>
+          <w:b/>
+          <w:sz w:val="28"/>
+        </w:rPr>
+        <w:t>Глава 10. Заключение:</w:t>
+      </w:r>
+      <w:r>
+        <w:rPr>
+          <w:rFonts w:ascii="Times New Roman" w:hAnsi="Times New Roman"/>
+          <w:sz w:val="28"/>
+        </w:rPr>
+        <w:t xml:space="preserve"> ключевые научно-практические результаты проекта.</w:t>
+      </w:r>
+    </w:p>
+    <w:p>
+      <w:pPr>
+        <w:spacing w:line="276" w:lineRule="auto" w:after="60"/>
+        <w:ind w:left="709"/>
+        <w:jc w:val="both"/>
+      </w:pPr>
+      <w:r>
+        <w:rPr>
+          <w:rFonts w:ascii="Times New Roman" w:hAnsi="Times New Roman"/>
+          <w:b w:val="0"/>
+          <w:sz w:val="28"/>
+        </w:rPr>
+        <w:t xml:space="preserve">• </w:t>
+      </w:r>
+      <w:r>
+        <w:rPr>
+          <w:rFonts w:ascii="Times New Roman" w:hAnsi="Times New Roman"/>
+          <w:sz w:val="28"/>
+        </w:rPr>
+      </w:r>
+      <w:r>
+        <w:rPr>
+          <w:rFonts w:ascii="Times New Roman" w:hAnsi="Times New Roman"/>
+          <w:b/>
+          <w:sz w:val="28"/>
+        </w:rPr>
+        <w:t>Глава 11. Список использованных источников:</w:t>
+      </w:r>
+      <w:r>
+        <w:rPr>
+          <w:rFonts w:ascii="Times New Roman" w:hAnsi="Times New Roman"/>
+          <w:sz w:val="28"/>
+        </w:rPr>
+        <w:t xml:space="preserve"> 10 нормативных и научно-технических источников по ГОСТ 7.0.5.</w:t>
+      </w:r>
+    </w:p>
+    <w:p>
+      <w:pPr>
+        <w:spacing w:line="276" w:lineRule="auto" w:after="60"/>
+        <w:ind w:left="709"/>
+        <w:jc w:val="both"/>
+      </w:pPr>
+      <w:r>
+        <w:rPr>
+          <w:rFonts w:ascii="Times New Roman" w:hAnsi="Times New Roman"/>
+          <w:b w:val="0"/>
+          <w:sz w:val="28"/>
+        </w:rPr>
+        <w:t xml:space="preserve">• </w:t>
+      </w:r>
+      <w:r>
+        <w:rPr>
+          <w:rFonts w:ascii="Times New Roman" w:hAnsi="Times New Roman"/>
+          <w:sz w:val="28"/>
+        </w:rPr>
+      </w:r>
+      <w:r>
+        <w:rPr>
+          <w:rFonts w:ascii="Times New Roman" w:hAnsi="Times New Roman"/>
+          <w:b/>
+          <w:sz w:val="28"/>
+        </w:rPr>
+        <w:t>Глава 12. Приложения:</w:t>
+      </w:r>
+      <w:r>
+        <w:rPr>
+          <w:rFonts w:ascii="Times New Roman" w:hAnsi="Times New Roman"/>
+          <w:sz w:val="28"/>
+        </w:rPr>
+        <w:t xml:space="preserve"> графические макеты, UML-диаграммы и презентационные слайды.</w:t>
+      </w:r>
+    </w:p>
+    <w:p>
+      <w:pPr>
+        <w:spacing w:before="160" w:after="80"/>
+        <w:jc w:val="left"/>
+      </w:pPr>
+      <w:r>
+        <w:rPr>
+          <w:rFonts w:ascii="Times New Roman" w:hAnsi="Times New Roman"/>
+          <w:b/>
+          <w:sz w:val="26"/>
+        </w:rPr>
+        <w:t>2.2. Презентация для защиты проекта (12 слайдов)</w:t>
+      </w:r>
+    </w:p>
+    <w:p>
+      <w:pPr>
+        <w:spacing w:line="276" w:lineRule="auto" w:after="120"/>
+        <w:ind w:firstLine="709"/>
+        <w:jc w:val="both"/>
+      </w:pPr>
+      <w:r>
+        <w:rPr>
+          <w:rFonts w:ascii="Times New Roman" w:hAnsi="Times New Roman"/>
+          <w:sz w:val="28"/>
+        </w:rPr>
+        <w:t>Презентация сформирована в широкоформатном стандарте 16:9 и включает 12 слайдов:</w:t>
+      </w:r>
+    </w:p>
+    <w:p>
+      <w:pPr>
+        <w:spacing w:line="276" w:lineRule="auto" w:after="60"/>
+        <w:ind w:left="709"/>
+        <w:jc w:val="both"/>
+      </w:pPr>
+      <w:r>
+        <w:rPr>
+          <w:rFonts w:ascii="Times New Roman" w:hAnsi="Times New Roman"/>
+          <w:b/>
+          <w:sz w:val="28"/>
+        </w:rPr>
+        <w:t xml:space="preserve">1. </w:t>
+      </w:r>
+      <w:r>
+        <w:rPr>
+          <w:rFonts w:ascii="Times New Roman" w:hAnsi="Times New Roman"/>
+          <w:sz w:val="28"/>
+        </w:rPr>
+      </w:r>
+      <w:r>
+        <w:rPr>
+          <w:rFonts w:ascii="Times New Roman" w:hAnsi="Times New Roman"/>
+          <w:b/>
+          <w:sz w:val="28"/>
+        </w:rPr>
+        <w:t>Слайд 1 (Титульный):</w:t>
+      </w:r>
+      <w:r>
+        <w:rPr>
+          <w:rFonts w:ascii="Times New Roman" w:hAnsi="Times New Roman"/>
+          <w:sz w:val="28"/>
+        </w:rPr>
+        <w:t xml:space="preserve"> Защита проекта, тема, Вариант № 15, исполнитель и научный руководитель.</w:t>
+      </w:r>
+    </w:p>
+    <w:p>
+      <w:pPr>
+        <w:spacing w:before="200" w:after="80"/>
+        <w:jc w:val="center"/>
+      </w:pPr>
       <w:r>
         <w:drawing>
           <wp:inline xmlns:a="http://schemas.openxmlformats.org/drawingml/2006/main" xmlns:pic="http://schemas.openxmlformats.org/drawingml/2006/picture">
-            <wp:extent cx="5669280" cy="3188970"/>
+            <wp:extent cx="5760000" cy="3240000"/>
             <wp:docPr id="1" name="Picture 1"/>
             <wp:cNvGraphicFramePr>
               <a:graphicFrameLocks noChangeAspect="1"/>
@@ -67,7 +856,7 @@
                     <pic:cNvPicPr/>
                   </pic:nvPicPr>
                   <pic:blipFill>
-                    <a:blip r:embed="rId11"/>
+                    <a:blip r:embed="rId10"/>
                     <a:stretch>
                       <a:fillRect/>
                     </a:stretch>
@@ -75,7 +864,7 @@
                   <pic:spPr>
                     <a:xfrm>
                       <a:off x="0" y="0"/>
-                      <a:ext cx="5669280" cy="3188970"/>
+                      <a:ext cx="5760000" cy="3240000"/>
                     </a:xfrm>
                     <a:prstGeom prst="rect"/>
                   </pic:spPr>
@@ -88,34 +877,1108 @@
     </w:p>
     <w:p>
       <w:pPr>
+        <w:spacing w:before="80" w:after="240"/>
         <w:jc w:val="center"/>
       </w:pPr>
       <w:r>
-        <w:t>Рисунок 1 — Титульный слайд итоговой презентации проекта</w:t>
+        <w:rPr>
+          <w:rFonts w:ascii="Times New Roman" w:hAnsi="Times New Roman"/>
+          <w:i/>
+          <w:sz w:val="24"/>
+        </w:rPr>
+        <w:t>Рисунок 1 — Титульный слайд презентации</w:t>
       </w:r>
     </w:p>
     <w:p>
       <w:pPr>
-        <w:pStyle w:val="Heading1"/>
+        <w:spacing w:line="276" w:lineRule="auto" w:after="60"/>
+        <w:ind w:left="709"/>
+        <w:jc w:val="both"/>
       </w:pPr>
       <w:r>
         <w:rPr>
-          <w:color w:val="0F172A"/>
+          <w:rFonts w:ascii="Times New Roman" w:hAnsi="Times New Roman"/>
+          <w:b/>
+          <w:sz w:val="28"/>
+        </w:rPr>
+        <w:t xml:space="preserve">2. </w:t>
+      </w:r>
+      <w:r>
+        <w:rPr>
+          <w:rFonts w:ascii="Times New Roman" w:hAnsi="Times New Roman"/>
+          <w:sz w:val="28"/>
+        </w:rPr>
+      </w:r>
+      <w:r>
+        <w:rPr>
+          <w:rFonts w:ascii="Times New Roman" w:hAnsi="Times New Roman"/>
+          <w:b/>
+          <w:sz w:val="28"/>
+        </w:rPr>
+        <w:t>Слайд 2 (Контекст и цели):</w:t>
+      </w:r>
+      <w:r>
+        <w:rPr>
+          <w:rFonts w:ascii="Times New Roman" w:hAnsi="Times New Roman"/>
+          <w:sz w:val="28"/>
+        </w:rPr>
+        <w:t xml:space="preserve"> Проблематика нормативного контроля УП в вузе и цели автоматизации.</w:t>
+      </w:r>
+    </w:p>
+    <w:p>
+      <w:pPr>
+        <w:spacing w:before="200" w:after="80"/>
+        <w:jc w:val="center"/>
+      </w:pPr>
+      <w:r>
+        <w:drawing>
+          <wp:inline xmlns:a="http://schemas.openxmlformats.org/drawingml/2006/main" xmlns:pic="http://schemas.openxmlformats.org/drawingml/2006/picture">
+            <wp:extent cx="5760000" cy="3240000"/>
+            <wp:docPr id="2" name="Picture 2"/>
+            <wp:cNvGraphicFramePr>
+              <a:graphicFrameLocks noChangeAspect="1"/>
+            </wp:cNvGraphicFramePr>
+            <a:graphic>
+              <a:graphicData uri="http://schemas.openxmlformats.org/drawingml/2006/picture">
+                <pic:pic>
+                  <pic:nvPicPr>
+                    <pic:cNvPr id="0" name="slide_02_context_goals.png"/>
+                    <pic:cNvPicPr/>
+                  </pic:nvPicPr>
+                  <pic:blipFill>
+                    <a:blip r:embed="rId11"/>
+                    <a:stretch>
+                      <a:fillRect/>
+                    </a:stretch>
+                  </pic:blipFill>
+                  <pic:spPr>
+                    <a:xfrm>
+                      <a:off x="0" y="0"/>
+                      <a:ext cx="5760000" cy="3240000"/>
+                    </a:xfrm>
+                    <a:prstGeom prst="rect"/>
+                  </pic:spPr>
+                </pic:pic>
+              </a:graphicData>
+            </a:graphic>
+          </wp:inline>
+        </w:drawing>
+      </w:r>
+    </w:p>
+    <w:p>
+      <w:pPr>
+        <w:spacing w:before="80" w:after="240"/>
+        <w:jc w:val="center"/>
+      </w:pPr>
+      <w:r>
+        <w:rPr>
+          <w:rFonts w:ascii="Times New Roman" w:hAnsi="Times New Roman"/>
+          <w:i/>
+          <w:sz w:val="24"/>
+        </w:rPr>
+        <w:t>Рисунок 2 — Контекст и цели разработки</w:t>
+      </w:r>
+    </w:p>
+    <w:p>
+      <w:pPr>
+        <w:spacing w:line="276" w:lineRule="auto" w:after="60"/>
+        <w:ind w:left="709"/>
+        <w:jc w:val="both"/>
+      </w:pPr>
+      <w:r>
+        <w:rPr>
+          <w:rFonts w:ascii="Times New Roman" w:hAnsi="Times New Roman"/>
+          <w:b/>
+          <w:sz w:val="28"/>
+        </w:rPr>
+        <w:t xml:space="preserve">3. </w:t>
+      </w:r>
+      <w:r>
+        <w:rPr>
+          <w:rFonts w:ascii="Times New Roman" w:hAnsi="Times New Roman"/>
+          <w:sz w:val="28"/>
+        </w:rPr>
+      </w:r>
+      <w:r>
+        <w:rPr>
+          <w:rFonts w:ascii="Times New Roman" w:hAnsi="Times New Roman"/>
+          <w:b/>
+          <w:sz w:val="28"/>
+        </w:rPr>
+        <w:t>Слайд 3 (Архитектура и стек):</w:t>
+      </w:r>
+      <w:r>
+        <w:rPr>
+          <w:rFonts w:ascii="Times New Roman" w:hAnsi="Times New Roman"/>
+          <w:sz w:val="28"/>
+        </w:rPr>
+        <w:t xml:space="preserve"> Трехуровневая архитектура системы, стек Python/Flask, TailwindCSS, Chart.js.</w:t>
+      </w:r>
+    </w:p>
+    <w:p>
+      <w:pPr>
+        <w:spacing w:before="200" w:after="80"/>
+        <w:jc w:val="center"/>
+      </w:pPr>
+      <w:r>
+        <w:drawing>
+          <wp:inline xmlns:a="http://schemas.openxmlformats.org/drawingml/2006/main" xmlns:pic="http://schemas.openxmlformats.org/drawingml/2006/picture">
+            <wp:extent cx="5760000" cy="3240000"/>
+            <wp:docPr id="3" name="Picture 3"/>
+            <wp:cNvGraphicFramePr>
+              <a:graphicFrameLocks noChangeAspect="1"/>
+            </wp:cNvGraphicFramePr>
+            <a:graphic>
+              <a:graphicData uri="http://schemas.openxmlformats.org/drawingml/2006/picture">
+                <pic:pic>
+                  <pic:nvPicPr>
+                    <pic:cNvPr id="0" name="slide_03_architecture_stack.png"/>
+                    <pic:cNvPicPr/>
+                  </pic:nvPicPr>
+                  <pic:blipFill>
+                    <a:blip r:embed="rId12"/>
+                    <a:stretch>
+                      <a:fillRect/>
+                    </a:stretch>
+                  </pic:blipFill>
+                  <pic:spPr>
+                    <a:xfrm>
+                      <a:off x="0" y="0"/>
+                      <a:ext cx="5760000" cy="3240000"/>
+                    </a:xfrm>
+                    <a:prstGeom prst="rect"/>
+                  </pic:spPr>
+                </pic:pic>
+              </a:graphicData>
+            </a:graphic>
+          </wp:inline>
+        </w:drawing>
+      </w:r>
+    </w:p>
+    <w:p>
+      <w:pPr>
+        <w:spacing w:before="80" w:after="240"/>
+        <w:jc w:val="center"/>
+      </w:pPr>
+      <w:r>
+        <w:rPr>
+          <w:rFonts w:ascii="Times New Roman" w:hAnsi="Times New Roman"/>
+          <w:i/>
+          <w:sz w:val="24"/>
+        </w:rPr>
+        <w:t>Рисунок 3 — Архитектура и технологический стек</w:t>
+      </w:r>
+    </w:p>
+    <w:p>
+      <w:pPr>
+        <w:spacing w:line="276" w:lineRule="auto" w:after="60"/>
+        <w:ind w:left="709"/>
+        <w:jc w:val="both"/>
+      </w:pPr>
+      <w:r>
+        <w:rPr>
+          <w:rFonts w:ascii="Times New Roman" w:hAnsi="Times New Roman"/>
+          <w:b/>
+          <w:sz w:val="28"/>
+        </w:rPr>
+        <w:t xml:space="preserve">4. </w:t>
+      </w:r>
+      <w:r>
+        <w:rPr>
+          <w:rFonts w:ascii="Times New Roman" w:hAnsi="Times New Roman"/>
+          <w:sz w:val="28"/>
+        </w:rPr>
+      </w:r>
+      <w:r>
+        <w:rPr>
+          <w:rFonts w:ascii="Times New Roman" w:hAnsi="Times New Roman"/>
+          <w:b/>
+          <w:sz w:val="28"/>
+        </w:rPr>
+        <w:t>Слайд 4 (Модель данных):</w:t>
+      </w:r>
+      <w:r>
+        <w:rPr>
+          <w:rFonts w:ascii="Times New Roman" w:hAnsi="Times New Roman"/>
+          <w:sz w:val="28"/>
+        </w:rPr>
+        <w:t xml:space="preserve"> Реляционная структура базы данных и связи между 13 таблицами.</w:t>
+      </w:r>
+    </w:p>
+    <w:p>
+      <w:pPr>
+        <w:spacing w:before="200" w:after="80"/>
+        <w:jc w:val="center"/>
+      </w:pPr>
+      <w:r>
+        <w:drawing>
+          <wp:inline xmlns:a="http://schemas.openxmlformats.org/drawingml/2006/main" xmlns:pic="http://schemas.openxmlformats.org/drawingml/2006/picture">
+            <wp:extent cx="5760000" cy="3240000"/>
+            <wp:docPr id="4" name="Picture 4"/>
+            <wp:cNvGraphicFramePr>
+              <a:graphicFrameLocks noChangeAspect="1"/>
+            </wp:cNvGraphicFramePr>
+            <a:graphic>
+              <a:graphicData uri="http://schemas.openxmlformats.org/drawingml/2006/picture">
+                <pic:pic>
+                  <pic:nvPicPr>
+                    <pic:cNvPr id="0" name="slide_04_data_model.png"/>
+                    <pic:cNvPicPr/>
+                  </pic:nvPicPr>
+                  <pic:blipFill>
+                    <a:blip r:embed="rId13"/>
+                    <a:stretch>
+                      <a:fillRect/>
+                    </a:stretch>
+                  </pic:blipFill>
+                  <pic:spPr>
+                    <a:xfrm>
+                      <a:off x="0" y="0"/>
+                      <a:ext cx="5760000" cy="3240000"/>
+                    </a:xfrm>
+                    <a:prstGeom prst="rect"/>
+                  </pic:spPr>
+                </pic:pic>
+              </a:graphicData>
+            </a:graphic>
+          </wp:inline>
+        </w:drawing>
+      </w:r>
+    </w:p>
+    <w:p>
+      <w:pPr>
+        <w:spacing w:before="80" w:after="240"/>
+        <w:jc w:val="center"/>
+      </w:pPr>
+      <w:r>
+        <w:rPr>
+          <w:rFonts w:ascii="Times New Roman" w:hAnsi="Times New Roman"/>
+          <w:i/>
+          <w:sz w:val="24"/>
+        </w:rPr>
+        <w:t>Рисунок 4 — Реляционная модель данных</w:t>
+      </w:r>
+    </w:p>
+    <w:p>
+      <w:pPr>
+        <w:spacing w:line="276" w:lineRule="auto" w:after="60"/>
+        <w:ind w:left="709"/>
+        <w:jc w:val="both"/>
+      </w:pPr>
+      <w:r>
+        <w:rPr>
+          <w:rFonts w:ascii="Times New Roman" w:hAnsi="Times New Roman"/>
+          <w:b/>
+          <w:sz w:val="28"/>
+        </w:rPr>
+        <w:t xml:space="preserve">5. </w:t>
+      </w:r>
+      <w:r>
+        <w:rPr>
+          <w:rFonts w:ascii="Times New Roman" w:hAnsi="Times New Roman"/>
+          <w:sz w:val="28"/>
+        </w:rPr>
+      </w:r>
+      <w:r>
+        <w:rPr>
+          <w:rFonts w:ascii="Times New Roman" w:hAnsi="Times New Roman"/>
+          <w:b/>
+          <w:sz w:val="28"/>
+        </w:rPr>
+        <w:t>Слайд 5 (Информационная структура):</w:t>
+      </w:r>
+      <w:r>
+        <w:rPr>
+          <w:rFonts w:ascii="Times New Roman" w:hAnsi="Times New Roman"/>
+          <w:sz w:val="28"/>
+        </w:rPr>
+        <w:t xml:space="preserve"> Иерархическая карта разделов портала и 8 инфоблоков.</w:t>
+      </w:r>
+    </w:p>
+    <w:p>
+      <w:pPr>
+        <w:spacing w:before="200" w:after="80"/>
+        <w:jc w:val="center"/>
+      </w:pPr>
+      <w:r>
+        <w:drawing>
+          <wp:inline xmlns:a="http://schemas.openxmlformats.org/drawingml/2006/main" xmlns:pic="http://schemas.openxmlformats.org/drawingml/2006/picture">
+            <wp:extent cx="5760000" cy="3240000"/>
+            <wp:docPr id="5" name="Picture 5"/>
+            <wp:cNvGraphicFramePr>
+              <a:graphicFrameLocks noChangeAspect="1"/>
+            </wp:cNvGraphicFramePr>
+            <a:graphic>
+              <a:graphicData uri="http://schemas.openxmlformats.org/drawingml/2006/picture">
+                <pic:pic>
+                  <pic:nvPicPr>
+                    <pic:cNvPr id="0" name="slide_05_portal_structure.png"/>
+                    <pic:cNvPicPr/>
+                  </pic:nvPicPr>
+                  <pic:blipFill>
+                    <a:blip r:embed="rId14"/>
+                    <a:stretch>
+                      <a:fillRect/>
+                    </a:stretch>
+                  </pic:blipFill>
+                  <pic:spPr>
+                    <a:xfrm>
+                      <a:off x="0" y="0"/>
+                      <a:ext cx="5760000" cy="3240000"/>
+                    </a:xfrm>
+                    <a:prstGeom prst="rect"/>
+                  </pic:spPr>
+                </pic:pic>
+              </a:graphicData>
+            </a:graphic>
+          </wp:inline>
+        </w:drawing>
+      </w:r>
+    </w:p>
+    <w:p>
+      <w:pPr>
+        <w:spacing w:before="80" w:after="240"/>
+        <w:jc w:val="center"/>
+      </w:pPr>
+      <w:r>
+        <w:rPr>
+          <w:rFonts w:ascii="Times New Roman" w:hAnsi="Times New Roman"/>
+          <w:i/>
+          <w:sz w:val="24"/>
+        </w:rPr>
+        <w:t>Рисунок 5 — Структура портала и инфоблоки</w:t>
+      </w:r>
+    </w:p>
+    <w:p>
+      <w:pPr>
+        <w:spacing w:line="276" w:lineRule="auto" w:after="60"/>
+        <w:ind w:left="709"/>
+        <w:jc w:val="both"/>
+      </w:pPr>
+      <w:r>
+        <w:rPr>
+          <w:rFonts w:ascii="Times New Roman" w:hAnsi="Times New Roman"/>
+          <w:b/>
+          <w:sz w:val="28"/>
+        </w:rPr>
+        <w:t xml:space="preserve">6. </w:t>
+      </w:r>
+      <w:r>
+        <w:rPr>
+          <w:rFonts w:ascii="Times New Roman" w:hAnsi="Times New Roman"/>
+          <w:sz w:val="28"/>
+        </w:rPr>
+      </w:r>
+      <w:r>
+        <w:rPr>
+          <w:rFonts w:ascii="Times New Roman" w:hAnsi="Times New Roman"/>
+          <w:b/>
+          <w:sz w:val="28"/>
+        </w:rPr>
+        <w:t>Слайд 6 (Валидатор ФГОС 3++):</w:t>
+      </w:r>
+      <w:r>
+        <w:rPr>
+          <w:rFonts w:ascii="Times New Roman" w:hAnsi="Times New Roman"/>
+          <w:sz w:val="28"/>
+        </w:rPr>
+        <w:t xml:space="preserve"> Движок автоматической проверки контрольных нормативов и трудоемкости.</w:t>
+      </w:r>
+    </w:p>
+    <w:p>
+      <w:pPr>
+        <w:spacing w:before="200" w:after="80"/>
+        <w:jc w:val="center"/>
+      </w:pPr>
+      <w:r>
+        <w:drawing>
+          <wp:inline xmlns:a="http://schemas.openxmlformats.org/drawingml/2006/main" xmlns:pic="http://schemas.openxmlformats.org/drawingml/2006/picture">
+            <wp:extent cx="5760000" cy="3240000"/>
+            <wp:docPr id="6" name="Picture 6"/>
+            <wp:cNvGraphicFramePr>
+              <a:graphicFrameLocks noChangeAspect="1"/>
+            </wp:cNvGraphicFramePr>
+            <a:graphic>
+              <a:graphicData uri="http://schemas.openxmlformats.org/drawingml/2006/picture">
+                <pic:pic>
+                  <pic:nvPicPr>
+                    <pic:cNvPr id="0" name="slide_06_fgos_validation.png"/>
+                    <pic:cNvPicPr/>
+                  </pic:nvPicPr>
+                  <pic:blipFill>
+                    <a:blip r:embed="rId15"/>
+                    <a:stretch>
+                      <a:fillRect/>
+                    </a:stretch>
+                  </pic:blipFill>
+                  <pic:spPr>
+                    <a:xfrm>
+                      <a:off x="0" y="0"/>
+                      <a:ext cx="5760000" cy="3240000"/>
+                    </a:xfrm>
+                    <a:prstGeom prst="rect"/>
+                  </pic:spPr>
+                </pic:pic>
+              </a:graphicData>
+            </a:graphic>
+          </wp:inline>
+        </w:drawing>
+      </w:r>
+    </w:p>
+    <w:p>
+      <w:pPr>
+        <w:spacing w:before="80" w:after="240"/>
+        <w:jc w:val="center"/>
+      </w:pPr>
+      <w:r>
+        <w:rPr>
+          <w:rFonts w:ascii="Times New Roman" w:hAnsi="Times New Roman"/>
+          <w:i/>
+          <w:sz w:val="24"/>
+        </w:rPr>
+        <w:t>Рисунок 6 — Движок валидации ФГОС 3++</w:t>
+      </w:r>
+    </w:p>
+    <w:p>
+      <w:pPr>
+        <w:spacing w:line="276" w:lineRule="auto" w:after="60"/>
+        <w:ind w:left="709"/>
+        <w:jc w:val="both"/>
+      </w:pPr>
+      <w:r>
+        <w:rPr>
+          <w:rFonts w:ascii="Times New Roman" w:hAnsi="Times New Roman"/>
+          <w:b/>
+          <w:sz w:val="28"/>
+        </w:rPr>
+        <w:t xml:space="preserve">7. </w:t>
+      </w:r>
+      <w:r>
+        <w:rPr>
+          <w:rFonts w:ascii="Times New Roman" w:hAnsi="Times New Roman"/>
+          <w:sz w:val="28"/>
+        </w:rPr>
+      </w:r>
+      <w:r>
+        <w:rPr>
+          <w:rFonts w:ascii="Times New Roman" w:hAnsi="Times New Roman"/>
+          <w:b/>
+          <w:sz w:val="28"/>
+        </w:rPr>
+        <w:t>Слайд 7 (Визуальный Diff-трекер):</w:t>
+      </w:r>
+      <w:r>
+        <w:rPr>
+          <w:rFonts w:ascii="Times New Roman" w:hAnsi="Times New Roman"/>
+          <w:sz w:val="28"/>
+        </w:rPr>
+        <w:t xml:space="preserve"> Построчное сопоставление версий УП при обработке служебных записок.</w:t>
+      </w:r>
+    </w:p>
+    <w:p>
+      <w:pPr>
+        <w:spacing w:before="200" w:after="80"/>
+        <w:jc w:val="center"/>
+      </w:pPr>
+      <w:r>
+        <w:drawing>
+          <wp:inline xmlns:a="http://schemas.openxmlformats.org/drawingml/2006/main" xmlns:pic="http://schemas.openxmlformats.org/drawingml/2006/picture">
+            <wp:extent cx="5760000" cy="3240000"/>
+            <wp:docPr id="7" name="Picture 7"/>
+            <wp:cNvGraphicFramePr>
+              <a:graphicFrameLocks noChangeAspect="1"/>
+            </wp:cNvGraphicFramePr>
+            <a:graphic>
+              <a:graphicData uri="http://schemas.openxmlformats.org/drawingml/2006/picture">
+                <pic:pic>
+                  <pic:nvPicPr>
+                    <pic:cNvPr id="0" name="slide_07_visual_diff.png"/>
+                    <pic:cNvPicPr/>
+                  </pic:nvPicPr>
+                  <pic:blipFill>
+                    <a:blip r:embed="rId16"/>
+                    <a:stretch>
+                      <a:fillRect/>
+                    </a:stretch>
+                  </pic:blipFill>
+                  <pic:spPr>
+                    <a:xfrm>
+                      <a:off x="0" y="0"/>
+                      <a:ext cx="5760000" cy="3240000"/>
+                    </a:xfrm>
+                    <a:prstGeom prst="rect"/>
+                  </pic:spPr>
+                </pic:pic>
+              </a:graphicData>
+            </a:graphic>
+          </wp:inline>
+        </w:drawing>
+      </w:r>
+    </w:p>
+    <w:p>
+      <w:pPr>
+        <w:spacing w:before="80" w:after="240"/>
+        <w:jc w:val="center"/>
+      </w:pPr>
+      <w:r>
+        <w:rPr>
+          <w:rFonts w:ascii="Times New Roman" w:hAnsi="Times New Roman"/>
+          <w:i/>
+          <w:sz w:val="24"/>
+        </w:rPr>
+        <w:t>Рисунок 7 — Визуальный Diff-трекер</w:t>
+      </w:r>
+    </w:p>
+    <w:p>
+      <w:pPr>
+        <w:spacing w:line="276" w:lineRule="auto" w:after="60"/>
+        <w:ind w:left="709"/>
+        <w:jc w:val="both"/>
+      </w:pPr>
+      <w:r>
+        <w:rPr>
+          <w:rFonts w:ascii="Times New Roman" w:hAnsi="Times New Roman"/>
+          <w:b/>
+          <w:sz w:val="28"/>
+        </w:rPr>
+        <w:t xml:space="preserve">8. </w:t>
+      </w:r>
+      <w:r>
+        <w:rPr>
+          <w:rFonts w:ascii="Times New Roman" w:hAnsi="Times New Roman"/>
+          <w:sz w:val="28"/>
+        </w:rPr>
+      </w:r>
+      <w:r>
+        <w:rPr>
+          <w:rFonts w:ascii="Times New Roman" w:hAnsi="Times New Roman"/>
+          <w:b/>
+          <w:sz w:val="28"/>
+        </w:rPr>
+        <w:t>Слайд 8 (Электронная подпись):</w:t>
+      </w:r>
+      <w:r>
+        <w:rPr>
+          <w:rFonts w:ascii="Times New Roman" w:hAnsi="Times New Roman"/>
+          <w:sz w:val="28"/>
+        </w:rPr>
+        <w:t xml:space="preserve"> Модуль криптографического хеширования и защитный штамп ЭЦП по ГОСТ Р 34.10-2012.</w:t>
+      </w:r>
+    </w:p>
+    <w:p>
+      <w:pPr>
+        <w:spacing w:before="200" w:after="80"/>
+        <w:jc w:val="center"/>
+      </w:pPr>
+      <w:r>
+        <w:drawing>
+          <wp:inline xmlns:a="http://schemas.openxmlformats.org/drawingml/2006/main" xmlns:pic="http://schemas.openxmlformats.org/drawingml/2006/picture">
+            <wp:extent cx="5760000" cy="3240000"/>
+            <wp:docPr id="8" name="Picture 8"/>
+            <wp:cNvGraphicFramePr>
+              <a:graphicFrameLocks noChangeAspect="1"/>
+            </wp:cNvGraphicFramePr>
+            <a:graphic>
+              <a:graphicData uri="http://schemas.openxmlformats.org/drawingml/2006/picture">
+                <pic:pic>
+                  <pic:nvPicPr>
+                    <pic:cNvPr id="0" name="slide_08_crypto_signature.png"/>
+                    <pic:cNvPicPr/>
+                  </pic:nvPicPr>
+                  <pic:blipFill>
+                    <a:blip r:embed="rId17"/>
+                    <a:stretch>
+                      <a:fillRect/>
+                    </a:stretch>
+                  </pic:blipFill>
+                  <pic:spPr>
+                    <a:xfrm>
+                      <a:off x="0" y="0"/>
+                      <a:ext cx="5760000" cy="3240000"/>
+                    </a:xfrm>
+                    <a:prstGeom prst="rect"/>
+                  </pic:spPr>
+                </pic:pic>
+              </a:graphicData>
+            </a:graphic>
+          </wp:inline>
+        </w:drawing>
+      </w:r>
+    </w:p>
+    <w:p>
+      <w:pPr>
+        <w:spacing w:before="80" w:after="240"/>
+        <w:jc w:val="center"/>
+      </w:pPr>
+      <w:r>
+        <w:rPr>
+          <w:rFonts w:ascii="Times New Roman" w:hAnsi="Times New Roman"/>
+          <w:i/>
+          <w:sz w:val="24"/>
+        </w:rPr>
+        <w:t>Рисунок 8 — Модуль электронной цифровой подписи</w:t>
+      </w:r>
+    </w:p>
+    <w:p>
+      <w:pPr>
+        <w:spacing w:line="276" w:lineRule="auto" w:after="60"/>
+        <w:ind w:left="709"/>
+        <w:jc w:val="both"/>
+      </w:pPr>
+      <w:r>
+        <w:rPr>
+          <w:rFonts w:ascii="Times New Roman" w:hAnsi="Times New Roman"/>
+          <w:b/>
+          <w:sz w:val="28"/>
+        </w:rPr>
+        <w:t xml:space="preserve">9. </w:t>
+      </w:r>
+      <w:r>
+        <w:rPr>
+          <w:rFonts w:ascii="Times New Roman" w:hAnsi="Times New Roman"/>
+          <w:sz w:val="28"/>
+        </w:rPr>
+      </w:r>
+      <w:r>
+        <w:rPr>
+          <w:rFonts w:ascii="Times New Roman" w:hAnsi="Times New Roman"/>
+          <w:b/>
+          <w:sz w:val="28"/>
+        </w:rPr>
+        <w:t>Слайд 9 (Аналитика и экспорт):</w:t>
+      </w:r>
+      <w:r>
+        <w:rPr>
+          <w:rFonts w:ascii="Times New Roman" w:hAnsi="Times New Roman"/>
+          <w:sz w:val="28"/>
+        </w:rPr>
+        <w:t xml:space="preserve"> Интерактивные графики Chart.js и клиентский экспорт отчетов в Excel и PDF.</w:t>
+      </w:r>
+    </w:p>
+    <w:p>
+      <w:pPr>
+        <w:spacing w:before="200" w:after="80"/>
+        <w:jc w:val="center"/>
+      </w:pPr>
+      <w:r>
+        <w:drawing>
+          <wp:inline xmlns:a="http://schemas.openxmlformats.org/drawingml/2006/main" xmlns:pic="http://schemas.openxmlformats.org/drawingml/2006/picture">
+            <wp:extent cx="5760000" cy="3240000"/>
+            <wp:docPr id="9" name="Picture 9"/>
+            <wp:cNvGraphicFramePr>
+              <a:graphicFrameLocks noChangeAspect="1"/>
+            </wp:cNvGraphicFramePr>
+            <a:graphic>
+              <a:graphicData uri="http://schemas.openxmlformats.org/drawingml/2006/picture">
+                <pic:pic>
+                  <pic:nvPicPr>
+                    <pic:cNvPr id="0" name="slide_09_analytics_export.png"/>
+                    <pic:cNvPicPr/>
+                  </pic:nvPicPr>
+                  <pic:blipFill>
+                    <a:blip r:embed="rId18"/>
+                    <a:stretch>
+                      <a:fillRect/>
+                    </a:stretch>
+                  </pic:blipFill>
+                  <pic:spPr>
+                    <a:xfrm>
+                      <a:off x="0" y="0"/>
+                      <a:ext cx="5760000" cy="3240000"/>
+                    </a:xfrm>
+                    <a:prstGeom prst="rect"/>
+                  </pic:spPr>
+                </pic:pic>
+              </a:graphicData>
+            </a:graphic>
+          </wp:inline>
+        </w:drawing>
+      </w:r>
+    </w:p>
+    <w:p>
+      <w:pPr>
+        <w:spacing w:before="80" w:after="240"/>
+        <w:jc w:val="center"/>
+      </w:pPr>
+      <w:r>
+        <w:rPr>
+          <w:rFonts w:ascii="Times New Roman" w:hAnsi="Times New Roman"/>
+          <w:i/>
+          <w:sz w:val="24"/>
+        </w:rPr>
+        <w:t>Рисунок 9 — Бизнес-аналитика и экспорт</w:t>
+      </w:r>
+    </w:p>
+    <w:p>
+      <w:pPr>
+        <w:spacing w:line="276" w:lineRule="auto" w:after="60"/>
+        <w:ind w:left="709"/>
+        <w:jc w:val="both"/>
+      </w:pPr>
+      <w:r>
+        <w:rPr>
+          <w:rFonts w:ascii="Times New Roman" w:hAnsi="Times New Roman"/>
+          <w:b/>
+          <w:sz w:val="28"/>
+        </w:rPr>
+        <w:t xml:space="preserve">10. </w:t>
+      </w:r>
+      <w:r>
+        <w:rPr>
+          <w:rFonts w:ascii="Times New Roman" w:hAnsi="Times New Roman"/>
+          <w:sz w:val="28"/>
+        </w:rPr>
+      </w:r>
+      <w:r>
+        <w:rPr>
+          <w:rFonts w:ascii="Times New Roman" w:hAnsi="Times New Roman"/>
+          <w:b/>
+          <w:sz w:val="28"/>
+        </w:rPr>
+        <w:t>Слайд 10 (Интерактивный UX):</w:t>
+      </w:r>
+      <w:r>
+        <w:rPr>
+          <w:rFonts w:ascii="Times New Roman" w:hAnsi="Times New Roman"/>
+          <w:sz w:val="28"/>
+        </w:rPr>
+        <w:t xml:space="preserve"> Календарный планировщик FullCalendar, динамические таблицы DataTables и алерты.</w:t>
+      </w:r>
+    </w:p>
+    <w:p>
+      <w:pPr>
+        <w:spacing w:before="200" w:after="80"/>
+        <w:jc w:val="center"/>
+      </w:pPr>
+      <w:r>
+        <w:drawing>
+          <wp:inline xmlns:a="http://schemas.openxmlformats.org/drawingml/2006/main" xmlns:pic="http://schemas.openxmlformats.org/drawingml/2006/picture">
+            <wp:extent cx="5760000" cy="3240000"/>
+            <wp:docPr id="10" name="Picture 10"/>
+            <wp:cNvGraphicFramePr>
+              <a:graphicFrameLocks noChangeAspect="1"/>
+            </wp:cNvGraphicFramePr>
+            <a:graphic>
+              <a:graphicData uri="http://schemas.openxmlformats.org/drawingml/2006/picture">
+                <pic:pic>
+                  <pic:nvPicPr>
+                    <pic:cNvPr id="0" name="slide_10_interactive_ux.png"/>
+                    <pic:cNvPicPr/>
+                  </pic:nvPicPr>
+                  <pic:blipFill>
+                    <a:blip r:embed="rId19"/>
+                    <a:stretch>
+                      <a:fillRect/>
+                    </a:stretch>
+                  </pic:blipFill>
+                  <pic:spPr>
+                    <a:xfrm>
+                      <a:off x="0" y="0"/>
+                      <a:ext cx="5760000" cy="3240000"/>
+                    </a:xfrm>
+                    <a:prstGeom prst="rect"/>
+                  </pic:spPr>
+                </pic:pic>
+              </a:graphicData>
+            </a:graphic>
+          </wp:inline>
+        </w:drawing>
+      </w:r>
+    </w:p>
+    <w:p>
+      <w:pPr>
+        <w:spacing w:before="80" w:after="240"/>
+        <w:jc w:val="center"/>
+      </w:pPr>
+      <w:r>
+        <w:rPr>
+          <w:rFonts w:ascii="Times New Roman" w:hAnsi="Times New Roman"/>
+          <w:i/>
+          <w:sz w:val="24"/>
+        </w:rPr>
+        <w:t>Рисунок 10 — Интерактивные UX-компоненты</w:t>
+      </w:r>
+    </w:p>
+    <w:p>
+      <w:pPr>
+        <w:spacing w:line="276" w:lineRule="auto" w:after="60"/>
+        <w:ind w:left="709"/>
+        <w:jc w:val="both"/>
+      </w:pPr>
+      <w:r>
+        <w:rPr>
+          <w:rFonts w:ascii="Times New Roman" w:hAnsi="Times New Roman"/>
+          <w:b/>
+          <w:sz w:val="28"/>
+        </w:rPr>
+        <w:t xml:space="preserve">11. </w:t>
+      </w:r>
+      <w:r>
+        <w:rPr>
+          <w:rFonts w:ascii="Times New Roman" w:hAnsi="Times New Roman"/>
+          <w:sz w:val="28"/>
+        </w:rPr>
+      </w:r>
+      <w:r>
+        <w:rPr>
+          <w:rFonts w:ascii="Times New Roman" w:hAnsi="Times New Roman"/>
+          <w:b/>
+          <w:sz w:val="28"/>
+        </w:rPr>
+        <w:t>Слайд 11 (Тестирование и безопасность):</w:t>
+      </w:r>
+      <w:r>
+        <w:rPr>
+          <w:rFonts w:ascii="Times New Roman" w:hAnsi="Times New Roman"/>
+          <w:sz w:val="28"/>
+        </w:rPr>
+        <w:t xml:space="preserve"> Результаты Unit/Integration тестирования и соответствие OWASP Top 10.</w:t>
+      </w:r>
+    </w:p>
+    <w:p>
+      <w:pPr>
+        <w:spacing w:before="200" w:after="80"/>
+        <w:jc w:val="center"/>
+      </w:pPr>
+      <w:r>
+        <w:drawing>
+          <wp:inline xmlns:a="http://schemas.openxmlformats.org/drawingml/2006/main" xmlns:pic="http://schemas.openxmlformats.org/drawingml/2006/picture">
+            <wp:extent cx="5760000" cy="3240000"/>
+            <wp:docPr id="11" name="Picture 11"/>
+            <wp:cNvGraphicFramePr>
+              <a:graphicFrameLocks noChangeAspect="1"/>
+            </wp:cNvGraphicFramePr>
+            <a:graphic>
+              <a:graphicData uri="http://schemas.openxmlformats.org/drawingml/2006/picture">
+                <pic:pic>
+                  <pic:nvPicPr>
+                    <pic:cNvPr id="0" name="slide_11_testing_security.png"/>
+                    <pic:cNvPicPr/>
+                  </pic:nvPicPr>
+                  <pic:blipFill>
+                    <a:blip r:embed="rId20"/>
+                    <a:stretch>
+                      <a:fillRect/>
+                    </a:stretch>
+                  </pic:blipFill>
+                  <pic:spPr>
+                    <a:xfrm>
+                      <a:off x="0" y="0"/>
+                      <a:ext cx="5760000" cy="3240000"/>
+                    </a:xfrm>
+                    <a:prstGeom prst="rect"/>
+                  </pic:spPr>
+                </pic:pic>
+              </a:graphicData>
+            </a:graphic>
+          </wp:inline>
+        </w:drawing>
+      </w:r>
+    </w:p>
+    <w:p>
+      <w:pPr>
+        <w:spacing w:before="80" w:after="240"/>
+        <w:jc w:val="center"/>
+      </w:pPr>
+      <w:r>
+        <w:rPr>
+          <w:rFonts w:ascii="Times New Roman" w:hAnsi="Times New Roman"/>
+          <w:i/>
+          <w:sz w:val="24"/>
+        </w:rPr>
+        <w:t>Рисунок 11 — Тестирование и безопасность</w:t>
+      </w:r>
+    </w:p>
+    <w:p>
+      <w:pPr>
+        <w:spacing w:line="276" w:lineRule="auto" w:after="60"/>
+        <w:ind w:left="709"/>
+        <w:jc w:val="both"/>
+      </w:pPr>
+      <w:r>
+        <w:rPr>
+          <w:rFonts w:ascii="Times New Roman" w:hAnsi="Times New Roman"/>
+          <w:b/>
+          <w:sz w:val="28"/>
+        </w:rPr>
+        <w:t xml:space="preserve">12. </w:t>
+      </w:r>
+      <w:r>
+        <w:rPr>
+          <w:rFonts w:ascii="Times New Roman" w:hAnsi="Times New Roman"/>
+          <w:sz w:val="28"/>
+        </w:rPr>
+      </w:r>
+      <w:r>
+        <w:rPr>
+          <w:rFonts w:ascii="Times New Roman" w:hAnsi="Times New Roman"/>
+          <w:b/>
+          <w:sz w:val="28"/>
+        </w:rPr>
+        <w:t>Слайд 12 (Заключение и эффект):</w:t>
+      </w:r>
+      <w:r>
+        <w:rPr>
+          <w:rFonts w:ascii="Times New Roman" w:hAnsi="Times New Roman"/>
+          <w:sz w:val="28"/>
+        </w:rPr>
+        <w:t xml:space="preserve"> Итоговый экономический эффект, сокращение времени согласования и выводы.</w:t>
+      </w:r>
+    </w:p>
+    <w:p>
+      <w:pPr>
+        <w:spacing w:before="200" w:after="80"/>
+        <w:jc w:val="center"/>
+      </w:pPr>
+      <w:r>
+        <w:drawing>
+          <wp:inline xmlns:a="http://schemas.openxmlformats.org/drawingml/2006/main" xmlns:pic="http://schemas.openxmlformats.org/drawingml/2006/picture">
+            <wp:extent cx="5760000" cy="3240000"/>
+            <wp:docPr id="12" name="Picture 12"/>
+            <wp:cNvGraphicFramePr>
+              <a:graphicFrameLocks noChangeAspect="1"/>
+            </wp:cNvGraphicFramePr>
+            <a:graphic>
+              <a:graphicData uri="http://schemas.openxmlformats.org/drawingml/2006/picture">
+                <pic:pic>
+                  <pic:nvPicPr>
+                    <pic:cNvPr id="0" name="slide_12_conclusion_impact.png"/>
+                    <pic:cNvPicPr/>
+                  </pic:nvPicPr>
+                  <pic:blipFill>
+                    <a:blip r:embed="rId21"/>
+                    <a:stretch>
+                      <a:fillRect/>
+                    </a:stretch>
+                  </pic:blipFill>
+                  <pic:spPr>
+                    <a:xfrm>
+                      <a:off x="0" y="0"/>
+                      <a:ext cx="5760000" cy="3240000"/>
+                    </a:xfrm>
+                    <a:prstGeom prst="rect"/>
+                  </pic:spPr>
+                </pic:pic>
+              </a:graphicData>
+            </a:graphic>
+          </wp:inline>
+        </w:drawing>
+      </w:r>
+    </w:p>
+    <w:p>
+      <w:pPr>
+        <w:spacing w:before="80" w:after="240"/>
+        <w:jc w:val="center"/>
+      </w:pPr>
+      <w:r>
+        <w:rPr>
+          <w:rFonts w:ascii="Times New Roman" w:hAnsi="Times New Roman"/>
+          <w:i/>
+          <w:sz w:val="24"/>
+        </w:rPr>
+        <w:t>Рисунок 12 — Заключение и экономический эффект</w:t>
+      </w:r>
+    </w:p>
+    <w:p>
+      <w:pPr>
+        <w:spacing w:before="240" w:after="120"/>
+        <w:jc w:val="left"/>
+      </w:pPr>
+      <w:r>
+        <w:rPr>
+          <w:rFonts w:ascii="Times New Roman" w:hAnsi="Times New Roman"/>
+          <w:b/>
+          <w:sz w:val="28"/>
         </w:rPr>
         <w:t>3. Заключение</w:t>
       </w:r>
     </w:p>
     <w:p>
+      <w:pPr>
+        <w:spacing w:line="276" w:lineRule="auto" w:after="120"/>
+        <w:ind w:firstLine="709"/>
+        <w:jc w:val="both"/>
+      </w:pPr>
       <w:r>
-        <w:t>Все требования Лабораторной работы № 7 выполнены в полном объеме. Комплект материалов готов к сдаче и защите.</w:t>
+        <w:rPr>
+          <w:rFonts w:ascii="Times New Roman" w:hAnsi="Times New Roman"/>
+          <w:sz w:val="28"/>
+        </w:rPr>
+        <w:t>Все требования Лабораторной работы № 7 выполнены в полном объеме:</w:t>
+      </w:r>
+    </w:p>
+    <w:p>
+      <w:pPr>
+        <w:spacing w:line="276" w:lineRule="auto" w:after="60"/>
+        <w:ind w:left="709"/>
+        <w:jc w:val="both"/>
+      </w:pPr>
+      <w:r>
+        <w:rPr>
+          <w:rFonts w:ascii="Times New Roman" w:hAnsi="Times New Roman"/>
+          <w:b w:val="0"/>
+          <w:sz w:val="28"/>
+        </w:rPr>
+        <w:t xml:space="preserve">• </w:t>
+      </w:r>
+      <w:r>
+        <w:rPr>
+          <w:rFonts w:ascii="Times New Roman" w:hAnsi="Times New Roman"/>
+          <w:sz w:val="28"/>
+        </w:rPr>
+        <w:t>Подготовлена и оформлена комплексная пояснительная записка, охватывающая все 7 этапов разработки портала.</w:t>
+      </w:r>
+    </w:p>
+    <w:p>
+      <w:pPr>
+        <w:spacing w:line="276" w:lineRule="auto" w:after="60"/>
+        <w:ind w:left="709"/>
+        <w:jc w:val="both"/>
+      </w:pPr>
+      <w:r>
+        <w:rPr>
+          <w:rFonts w:ascii="Times New Roman" w:hAnsi="Times New Roman"/>
+          <w:b w:val="0"/>
+          <w:sz w:val="28"/>
+        </w:rPr>
+        <w:t xml:space="preserve">• </w:t>
+      </w:r>
+      <w:r>
+        <w:rPr>
+          <w:rFonts w:ascii="Times New Roman" w:hAnsi="Times New Roman"/>
+          <w:sz w:val="28"/>
+        </w:rPr>
+        <w:t>Сформирована презентация проекта в форматах PPTX и PDF высокой четкости.</w:t>
+      </w:r>
+    </w:p>
+    <w:p>
+      <w:pPr>
+        <w:spacing w:line="276" w:lineRule="auto" w:after="60"/>
+        <w:ind w:left="709"/>
+        <w:jc w:val="both"/>
+      </w:pPr>
+      <w:r>
+        <w:rPr>
+          <w:rFonts w:ascii="Times New Roman" w:hAnsi="Times New Roman"/>
+          <w:b w:val="0"/>
+          <w:sz w:val="28"/>
+        </w:rPr>
+        <w:t xml:space="preserve">• </w:t>
+      </w:r>
+      <w:r>
+        <w:rPr>
+          <w:rFonts w:ascii="Times New Roman" w:hAnsi="Times New Roman"/>
+          <w:sz w:val="28"/>
+        </w:rPr>
+        <w:t>Комплект проектной и отчетной документации полностью готов к защите.</w:t>
       </w:r>
     </w:p>
     <w:sectPr>
-      <w:headerReference w:type="default" r:id="rId9"/>
-      <w:footerReference w:type="default" r:id="rId10"/>
-      <w:pgSz w:w="12240" w:h="15840"/>
-      <w:pgMar w:top="1152" w:right="1152" w:bottom="1152" w:left="1152" w:header="720" w:footer="720" w:gutter="0"/>
+      <w:footerReference w:type="default" r:id="rId9"/>
+      <w:pgSz w:w="11906" w:h="16838"/>
+      <w:pgMar w:top="1134" w:right="850" w:bottom="1134" w:left="1701" w:header="720" w:footer="720" w:gutter="0"/>
       <w:cols w:space="720"/>
+      <w:titlePg/>
       <w:docGrid w:linePitch="360"/>
     </w:sectPr>
   </w:body>
@@ -127,25 +1990,20 @@
   <w:p>
     <w:pPr>
       <w:pStyle w:val="Footer"/>
+      <w:jc w:val="center"/>
     </w:pPr>
     <w:r>
-      <w:t>Корпоративный портал университета | 2026</w:t>
+      <w:rPr>
+        <w:rFonts w:ascii="Times New Roman" w:hAnsi="Times New Roman"/>
+        <w:sz w:val="22"/>
+      </w:rPr>
+      <w:fldChar w:fldCharType="begin"/>
+      <w:instrText xml:space="preserve">PAGE</w:instrText>
+      <w:fldChar w:fldCharType="separate"/>
+      <w:fldChar w:fldCharType="end"/>
     </w:r>
   </w:p>
 </w:ftr>
-</file>
-
-<file path=word/header1.xml><?xml version="1.0" encoding="utf-8"?>
-<w:hdr xmlns:m="http://schemas.openxmlformats.org/officeDocument/2006/math" xmlns:mc="http://schemas.openxmlformats.org/markup-compatibility/2006" xmlns:mo="http://schemas.microsoft.com/office/mac/office/2008/main" xmlns:mv="urn:schemas-microsoft-com:mac:vml" xmlns:o="urn:schemas-microsoft-com:office:office" xmlns:r="http://schemas.openxmlformats.org/officeDocument/2006/relationships" xmlns:v="urn:schemas-microsoft-com:vml" xmlns:w10="urn:schemas-microsoft-com:office:word" xmlns:w14="http://schemas.microsoft.com/office/word/2010/wordml" xmlns:w="http://schemas.openxmlformats.org/wordprocessingml/2006/main" xmlns:wne="http://schemas.microsoft.com/office/word/2006/wordml" xmlns:wp14="http://schemas.microsoft.com/office/word/2010/wordprocessingDrawing" xmlns:wp="http://schemas.openxmlformats.org/drawingml/2006/wordprocessingDrawing" xmlns:wpc="http://schemas.microsoft.com/office/word/2010/wordprocessingCanvas" xmlns:wpg="http://schemas.microsoft.com/office/word/2010/wordprocessingGroup" xmlns:wpi="http://schemas.microsoft.com/office/word/2010/wordprocessingInk" xmlns:wps="http://schemas.microsoft.com/office/word/2010/wordprocessingShape" mc:Ignorable="w14 wp14">
-  <w:p>
-    <w:pPr>
-      <w:pStyle w:val="Header"/>
-    </w:pPr>
-    <w:r>
-      <w:t>ПРКП • Лабораторная работа № 7 • Вариант № 15 (Центр АНОК)</w:t>
-    </w:r>
-  </w:p>
-</w:hdr>
 </file>
 
 <file path=word/numbering.xml><?xml version="1.0" encoding="utf-8"?>
@@ -512,8 +2370,9 @@
     <w:qFormat/>
     <w:rsid w:val="00FC693F"/>
     <w:rPr>
-      <w:i/>
-      <w:sz w:val="19"/>
+      <w:rFonts w:ascii="Times New Roman" w:hAnsi="Times New Roman"/>
+      <w:color w:val="000000"/>
+      <w:sz w:val="28"/>
     </w:rPr>
   </w:style>
   <w:style w:type="paragraph" w:styleId="Header">

--- a/reports/lab7/LR7_Report_Variant15.docx
+++ b/reports/lab7/LR7_Report_Variant15.docx
@@ -27,6 +27,7 @@
         <w:t>Кафедра программной инженерии</w:t>
       </w:r>
     </w:p>
+    <w:p/>
     <w:p/>
     <w:p/>
     <w:p/>
@@ -72,6 +73,8 @@
     <w:p/>
     <w:p/>
     <w:p/>
+    <w:p/>
+    <w:p/>
     <w:p>
       <w:pPr>
         <w:spacing w:line="276" w:lineRule="auto"/>
@@ -88,15 +91,9 @@
         <w:br/>
         <w:t>Иванов И.И.</w:t>
         <w:br/>
-        <w:br/>
-        <w:t>Проверил:</w:t>
-        <w:br/>
-        <w:t>к.т.н., доцент</w:t>
-        <w:br/>
-        <w:t>Петров П.П.</w:t>
-        <w:br/>
       </w:r>
     </w:p>
+    <w:p/>
     <w:p/>
     <w:p/>
     <w:p/>

--- a/reports/lab7/LR7_Report_Variant15.docx
+++ b/reports/lab7/LR7_Report_Variant15.docx
@@ -87,9 +87,9 @@
         </w:rPr>
         <w:t>Выполнил:</w:t>
         <w:br/>
-        <w:t>студент группы ИВТ-401</w:t>
+        <w:t>студент группы П-41</w:t>
         <w:br/>
-        <w:t>Иванов И.И.</w:t>
+        <w:t>Соловьёв А.С.</w:t>
         <w:br/>
       </w:r>
     </w:p>

--- a/reports/lab7/LR7_Report_Variant15.docx
+++ b/reports/lab7/LR7_Report_Variant15.docx
@@ -125,7 +125,7 @@
           <w:b/>
           <w:sz w:val="28"/>
         </w:rPr>
-        <w:t>1. Введение, цель и задачи работы</w:t>
+        <w:t>1. Состав материалов</w:t>
       </w:r>
     </w:p>
     <w:p>
@@ -139,165 +139,7 @@
           <w:rFonts w:ascii="Times New Roman" w:hAnsi="Times New Roman"/>
           <w:sz w:val="28"/>
         </w:rPr>
-      </w:r>
-      <w:r>
-        <w:rPr>
-          <w:rFonts w:ascii="Times New Roman" w:hAnsi="Times New Roman"/>
-          <w:b/>
-          <w:sz w:val="28"/>
-        </w:rPr>
-        <w:t>Цель работы:</w:t>
-      </w:r>
-      <w:r>
-        <w:rPr>
-          <w:rFonts w:ascii="Times New Roman" w:hAnsi="Times New Roman"/>
-          <w:sz w:val="28"/>
-        </w:rPr>
-        <w:t xml:space="preserve"> Систематизация, обобщение и подготовка итогового комплекта документации и презентационных материалов по всему циклу проектирования и разработки корпоративного веб-портала университета (Модуль Центра АНОК, Вариант № 15) для публичной защиты проекта перед комиссией.</w:t>
-      </w:r>
-    </w:p>
-    <w:p>
-      <w:pPr>
-        <w:spacing w:before="160" w:after="80"/>
-        <w:jc w:val="left"/>
-      </w:pPr>
-      <w:r>
-        <w:rPr>
-          <w:rFonts w:ascii="Times New Roman" w:hAnsi="Times New Roman"/>
-          <w:b/>
-          <w:sz w:val="26"/>
-        </w:rPr>
-        <w:t>Задачи работы:</w:t>
-      </w:r>
-    </w:p>
-    <w:p>
-      <w:pPr>
-        <w:spacing w:line="276" w:lineRule="auto" w:after="60"/>
-        <w:ind w:left="709"/>
-        <w:jc w:val="both"/>
-      </w:pPr>
-      <w:r>
-        <w:rPr>
-          <w:rFonts w:ascii="Times New Roman" w:hAnsi="Times New Roman"/>
-          <w:b/>
-          <w:sz w:val="28"/>
-        </w:rPr>
-        <w:t xml:space="preserve">1. </w:t>
-      </w:r>
-      <w:r>
-        <w:rPr>
-          <w:rFonts w:ascii="Times New Roman" w:hAnsi="Times New Roman"/>
-          <w:sz w:val="28"/>
-        </w:rPr>
-        <w:t>Разработать и оформить комплексную пояснительную записку к проекту по академическим стандартам.</w:t>
-      </w:r>
-    </w:p>
-    <w:p>
-      <w:pPr>
-        <w:spacing w:line="276" w:lineRule="auto" w:after="60"/>
-        <w:ind w:left="709"/>
-        <w:jc w:val="both"/>
-      </w:pPr>
-      <w:r>
-        <w:rPr>
-          <w:rFonts w:ascii="Times New Roman" w:hAnsi="Times New Roman"/>
-          <w:b/>
-          <w:sz w:val="28"/>
-        </w:rPr>
-        <w:t xml:space="preserve">2. </w:t>
-      </w:r>
-      <w:r>
-        <w:rPr>
-          <w:rFonts w:ascii="Times New Roman" w:hAnsi="Times New Roman"/>
-          <w:sz w:val="28"/>
-        </w:rPr>
-        <w:t>Подготовить широкоформатную презентацию проекта (12 слайдов) в форматах Microsoft PowerPoint (PPTX) и Adobe PDF.</w:t>
-      </w:r>
-    </w:p>
-    <w:p>
-      <w:pPr>
-        <w:spacing w:line="276" w:lineRule="auto" w:after="60"/>
-        <w:ind w:left="709"/>
-        <w:jc w:val="both"/>
-      </w:pPr>
-      <w:r>
-        <w:rPr>
-          <w:rFonts w:ascii="Times New Roman" w:hAnsi="Times New Roman"/>
-          <w:b/>
-          <w:sz w:val="28"/>
-        </w:rPr>
-        <w:t xml:space="preserve">3. </w:t>
-      </w:r>
-      <w:r>
-        <w:rPr>
-          <w:rFonts w:ascii="Times New Roman" w:hAnsi="Times New Roman"/>
-          <w:sz w:val="28"/>
-        </w:rPr>
-        <w:t>Оформить результаты функционального и интеграционного тестирования, архитектурные схемы и расчет организационно-экономического эффекта.</w:t>
-      </w:r>
-    </w:p>
-    <w:p>
-      <w:pPr>
-        <w:spacing w:line="276" w:lineRule="auto" w:after="60"/>
-        <w:ind w:left="709"/>
-        <w:jc w:val="both"/>
-      </w:pPr>
-      <w:r>
-        <w:rPr>
-          <w:rFonts w:ascii="Times New Roman" w:hAnsi="Times New Roman"/>
-          <w:b/>
-          <w:sz w:val="28"/>
-        </w:rPr>
-        <w:t xml:space="preserve">4. </w:t>
-      </w:r>
-      <w:r>
-        <w:rPr>
-          <w:rFonts w:ascii="Times New Roman" w:hAnsi="Times New Roman"/>
-          <w:sz w:val="28"/>
-        </w:rPr>
-        <w:t>Подготовить отчет по выполнению Лабораторной работы № 7.</w:t>
-      </w:r>
-    </w:p>
-    <w:p>
-      <w:pPr>
-        <w:spacing w:before="240" w:after="120"/>
-        <w:jc w:val="left"/>
-      </w:pPr>
-      <w:r>
-        <w:rPr>
-          <w:rFonts w:ascii="Times New Roman" w:hAnsi="Times New Roman"/>
-          <w:b/>
-          <w:sz w:val="28"/>
-        </w:rPr>
-        <w:t>2. Структура подготовленных материалов</w:t>
-      </w:r>
-    </w:p>
-    <w:p>
-      <w:pPr>
-        <w:spacing w:before="160" w:after="80"/>
-        <w:jc w:val="left"/>
-      </w:pPr>
-      <w:r>
-        <w:rPr>
-          <w:rFonts w:ascii="Times New Roman" w:hAnsi="Times New Roman"/>
-          <w:b/>
-          <w:sz w:val="26"/>
-        </w:rPr>
-        <w:t>2.1. Пояснительная записка к проекту</w:t>
-      </w:r>
-    </w:p>
-    <w:p>
-      <w:pPr>
-        <w:spacing w:line="276" w:lineRule="auto" w:after="120"/>
-        <w:ind w:firstLine="709"/>
-        <w:jc w:val="both"/>
-      </w:pPr>
-      <w:r>
-        <w:rPr>
-          <w:rFonts w:ascii="Times New Roman" w:hAnsi="Times New Roman"/>
-          <w:sz w:val="28"/>
-        </w:rPr>
-        <w:t>Пояснительная записка оформлена в едином сквозном документе, включающем 12 взаимосвязанных глав:</w:t>
+        <w:t>Для защиты проекта подготовлены:</w:t>
       </w:r>
     </w:p>
     <w:p>
@@ -319,21 +161,7 @@
           <w:rFonts w:ascii="Times New Roman" w:hAnsi="Times New Roman"/>
           <w:sz w:val="28"/>
         </w:rPr>
-      </w:r>
-      <w:r>
-        <w:rPr>
-          <w:rFonts w:ascii="Times New Roman" w:hAnsi="Times New Roman"/>
-          <w:b/>
-          <w:sz w:val="28"/>
-        </w:rPr>
-        <w:t>Аннотация и Содержание:</w:t>
-      </w:r>
-      <w:r>
-        <w:rPr>
-          <w:rFonts w:ascii="Times New Roman" w:hAnsi="Times New Roman"/>
-          <w:sz w:val="28"/>
-        </w:rPr>
-        <w:t xml:space="preserve"> краткое резюме результатов и навигационная карта документа.</w:t>
+        <w:t>отчёты по лабораторным работам;</w:t>
       </w:r>
     </w:p>
     <w:p>
@@ -355,21 +183,7 @@
           <w:rFonts w:ascii="Times New Roman" w:hAnsi="Times New Roman"/>
           <w:sz w:val="28"/>
         </w:rPr>
-      </w:r>
-      <w:r>
-        <w:rPr>
-          <w:rFonts w:ascii="Times New Roman" w:hAnsi="Times New Roman"/>
-          <w:b/>
-          <w:sz w:val="28"/>
-        </w:rPr>
-        <w:t>Глава 1. Введение:</w:t>
-      </w:r>
-      <w:r>
-        <w:rPr>
-          <w:rFonts w:ascii="Times New Roman" w:hAnsi="Times New Roman"/>
-          <w:sz w:val="28"/>
-        </w:rPr>
-        <w:t xml:space="preserve"> актуальность, цели, задачи цифровизации экспертной деятельности АНОК и нормативно-правовая база (ФЗ-273, ФЗ-63, ГОСТ Р 34.10-2012, ФГОС ВО 3++).</w:t>
+        <w:t>графические материалы интерфейса и архитектуры;</w:t>
       </w:r>
     </w:p>
     <w:p>
@@ -391,21 +205,7 @@
           <w:rFonts w:ascii="Times New Roman" w:hAnsi="Times New Roman"/>
           <w:sz w:val="28"/>
         </w:rPr>
-      </w:r>
-      <w:r>
-        <w:rPr>
-          <w:rFonts w:ascii="Times New Roman" w:hAnsi="Times New Roman"/>
-          <w:b/>
-          <w:sz w:val="28"/>
-        </w:rPr>
-        <w:t>Глава 2. Анализ предметной области и требования к системе:</w:t>
-      </w:r>
-      <w:r>
-        <w:rPr>
-          <w:rFonts w:ascii="Times New Roman" w:hAnsi="Times New Roman"/>
-          <w:sz w:val="28"/>
-        </w:rPr>
-        <w:t xml:space="preserve"> ролевая матрица стейкхолдеров (RBAC), модель прецедентов (Use Case), реестр функциональных и нефункциональных требований.</w:t>
+        <w:t>презентация проекта;</w:t>
       </w:r>
     </w:p>
     <w:p>
@@ -427,359 +227,21 @@
           <w:rFonts w:ascii="Times New Roman" w:hAnsi="Times New Roman"/>
           <w:sz w:val="28"/>
         </w:rPr>
+        <w:t>пояснительная записка.</w:t>
       </w:r>
+    </w:p>
+    <w:p>
+      <w:pPr>
+        <w:spacing w:before="240" w:after="120"/>
+        <w:jc w:val="left"/>
+      </w:pPr>
       <w:r>
         <w:rPr>
           <w:rFonts w:ascii="Times New Roman" w:hAnsi="Times New Roman"/>
           <w:b/>
           <w:sz w:val="28"/>
         </w:rPr>
-        <w:t>Глава 3. Архитектурное и структурное проектирование:</w:t>
-      </w:r>
-      <w:r>
-        <w:rPr>
-          <w:rFonts w:ascii="Times New Roman" w:hAnsi="Times New Roman"/>
-          <w:sz w:val="28"/>
-        </w:rPr>
-        <w:t xml:space="preserve"> трехуровневая топология, UML-диаграммы классов, компонентов, последовательности и развертывания, реляционная схема базы данных.</w:t>
-      </w:r>
-    </w:p>
-    <w:p>
-      <w:pPr>
-        <w:spacing w:line="276" w:lineRule="auto" w:after="60"/>
-        <w:ind w:left="709"/>
-        <w:jc w:val="both"/>
-      </w:pPr>
-      <w:r>
-        <w:rPr>
-          <w:rFonts w:ascii="Times New Roman" w:hAnsi="Times New Roman"/>
-          <w:b w:val="0"/>
-          <w:sz w:val="28"/>
-        </w:rPr>
-        <w:t xml:space="preserve">• </w:t>
-      </w:r>
-      <w:r>
-        <w:rPr>
-          <w:rFonts w:ascii="Times New Roman" w:hAnsi="Times New Roman"/>
-          <w:sz w:val="28"/>
-        </w:rPr>
-      </w:r>
-      <w:r>
-        <w:rPr>
-          <w:rFonts w:ascii="Times New Roman" w:hAnsi="Times New Roman"/>
-          <w:b/>
-          <w:sz w:val="28"/>
-        </w:rPr>
-        <w:t>Глава 4. Проектирование графического интерфейса пользователя:</w:t>
-      </w:r>
-      <w:r>
-        <w:rPr>
-          <w:rFonts w:ascii="Times New Roman" w:hAnsi="Times New Roman"/>
-          <w:sz w:val="28"/>
-        </w:rPr>
-        <w:t xml:space="preserve"> дизайн-система, цветовая палитра, типографическая шкала, 8-пиксельная сетка и Wireframe-макеты.</w:t>
-      </w:r>
-    </w:p>
-    <w:p>
-      <w:pPr>
-        <w:spacing w:line="276" w:lineRule="auto" w:after="60"/>
-        <w:ind w:left="709"/>
-        <w:jc w:val="both"/>
-      </w:pPr>
-      <w:r>
-        <w:rPr>
-          <w:rFonts w:ascii="Times New Roman" w:hAnsi="Times New Roman"/>
-          <w:b w:val="0"/>
-          <w:sz w:val="28"/>
-        </w:rPr>
-        <w:t xml:space="preserve">• </w:t>
-      </w:r>
-      <w:r>
-        <w:rPr>
-          <w:rFonts w:ascii="Times New Roman" w:hAnsi="Times New Roman"/>
-          <w:sz w:val="28"/>
-        </w:rPr>
-      </w:r>
-      <w:r>
-        <w:rPr>
-          <w:rFonts w:ascii="Times New Roman" w:hAnsi="Times New Roman"/>
-          <w:b/>
-          <w:sz w:val="28"/>
-        </w:rPr>
-        <w:t>Глава 5. Разработка структуры портала и шаблонов страниц:</w:t>
-      </w:r>
-      <w:r>
-        <w:rPr>
-          <w:rFonts w:ascii="Times New Roman" w:hAnsi="Times New Roman"/>
-          <w:sz w:val="28"/>
-        </w:rPr>
-        <w:t xml:space="preserve"> информационная архитектура (Sitemap), модули Jinja2 и маршрутизация Flask.</w:t>
-      </w:r>
-    </w:p>
-    <w:p>
-      <w:pPr>
-        <w:spacing w:line="276" w:lineRule="auto" w:after="60"/>
-        <w:ind w:left="709"/>
-        <w:jc w:val="both"/>
-      </w:pPr>
-      <w:r>
-        <w:rPr>
-          <w:rFonts w:ascii="Times New Roman" w:hAnsi="Times New Roman"/>
-          <w:b w:val="0"/>
-          <w:sz w:val="28"/>
-        </w:rPr>
-        <w:t xml:space="preserve">• </w:t>
-      </w:r>
-      <w:r>
-        <w:rPr>
-          <w:rFonts w:ascii="Times New Roman" w:hAnsi="Times New Roman"/>
-          <w:sz w:val="28"/>
-        </w:rPr>
-      </w:r>
-      <w:r>
-        <w:rPr>
-          <w:rFonts w:ascii="Times New Roman" w:hAnsi="Times New Roman"/>
-          <w:b/>
-          <w:sz w:val="28"/>
-        </w:rPr>
-        <w:t>Глава 6. Контентное наполнение и реализация инфоблоков:</w:t>
-      </w:r>
-      <w:r>
-        <w:rPr>
-          <w:rFonts w:ascii="Times New Roman" w:hAnsi="Times New Roman"/>
-          <w:sz w:val="28"/>
-        </w:rPr>
-        <w:t xml:space="preserve"> 8 специализированных инфоблоков с реальными данными (51 дисциплина, 240 з.е., матрица компетенций, регламенты).</w:t>
-      </w:r>
-    </w:p>
-    <w:p>
-      <w:pPr>
-        <w:spacing w:line="276" w:lineRule="auto" w:after="60"/>
-        <w:ind w:left="709"/>
-        <w:jc w:val="both"/>
-      </w:pPr>
-      <w:r>
-        <w:rPr>
-          <w:rFonts w:ascii="Times New Roman" w:hAnsi="Times New Roman"/>
-          <w:b w:val="0"/>
-          <w:sz w:val="28"/>
-        </w:rPr>
-        <w:t xml:space="preserve">• </w:t>
-      </w:r>
-      <w:r>
-        <w:rPr>
-          <w:rFonts w:ascii="Times New Roman" w:hAnsi="Times New Roman"/>
-          <w:sz w:val="28"/>
-        </w:rPr>
-      </w:r>
-      <w:r>
-        <w:rPr>
-          <w:rFonts w:ascii="Times New Roman" w:hAnsi="Times New Roman"/>
-          <w:b/>
-          <w:sz w:val="28"/>
-        </w:rPr>
-        <w:t>Глава 7. Интеграция готовых модулей и компонентов:</w:t>
-      </w:r>
-      <w:r>
-        <w:rPr>
-          <w:rFonts w:ascii="Times New Roman" w:hAnsi="Times New Roman"/>
-          <w:sz w:val="28"/>
-        </w:rPr>
-        <w:t xml:space="preserve"> 7 подключенных подсистем (Chart.js, SheetJS, jsPDF, CryptoJS SHA-256, Diff-движок, FullCalendar, DataTables, SweetAlert2/Toastify).</w:t>
-      </w:r>
-    </w:p>
-    <w:p>
-      <w:pPr>
-        <w:spacing w:line="276" w:lineRule="auto" w:after="60"/>
-        <w:ind w:left="709"/>
-        <w:jc w:val="both"/>
-      </w:pPr>
-      <w:r>
-        <w:rPr>
-          <w:rFonts w:ascii="Times New Roman" w:hAnsi="Times New Roman"/>
-          <w:b w:val="0"/>
-          <w:sz w:val="28"/>
-        </w:rPr>
-        <w:t xml:space="preserve">• </w:t>
-      </w:r>
-      <w:r>
-        <w:rPr>
-          <w:rFonts w:ascii="Times New Roman" w:hAnsi="Times New Roman"/>
-          <w:sz w:val="28"/>
-        </w:rPr>
-      </w:r>
-      <w:r>
-        <w:rPr>
-          <w:rFonts w:ascii="Times New Roman" w:hAnsi="Times New Roman"/>
-          <w:b/>
-          <w:sz w:val="28"/>
-        </w:rPr>
-        <w:t>Глава 8. Тестирование, безопасность и оценка эффективности:</w:t>
-      </w:r>
-      <w:r>
-        <w:rPr>
-          <w:rFonts w:ascii="Times New Roman" w:hAnsi="Times New Roman"/>
-          <w:sz w:val="28"/>
-        </w:rPr>
-        <w:t xml:space="preserve"> методика тестирования, защита по OWASP Top 10, расчет экономической эффективности (сокращение трудоемкости на 65%).</w:t>
-      </w:r>
-    </w:p>
-    <w:p>
-      <w:pPr>
-        <w:spacing w:line="276" w:lineRule="auto" w:after="60"/>
-        <w:ind w:left="709"/>
-        <w:jc w:val="both"/>
-      </w:pPr>
-      <w:r>
-        <w:rPr>
-          <w:rFonts w:ascii="Times New Roman" w:hAnsi="Times New Roman"/>
-          <w:b w:val="0"/>
-          <w:sz w:val="28"/>
-        </w:rPr>
-        <w:t xml:space="preserve">• </w:t>
-      </w:r>
-      <w:r>
-        <w:rPr>
-          <w:rFonts w:ascii="Times New Roman" w:hAnsi="Times New Roman"/>
-          <w:sz w:val="28"/>
-        </w:rPr>
-      </w:r>
-      <w:r>
-        <w:rPr>
-          <w:rFonts w:ascii="Times New Roman" w:hAnsi="Times New Roman"/>
-          <w:b/>
-          <w:sz w:val="28"/>
-        </w:rPr>
-        <w:t>Глава 9. Руководство пользователя и администратора:</w:t>
-      </w:r>
-      <w:r>
-        <w:rPr>
-          <w:rFonts w:ascii="Times New Roman" w:hAnsi="Times New Roman"/>
-          <w:sz w:val="28"/>
-        </w:rPr>
-        <w:t xml:space="preserve"> инструкции по развертыванию, запуску и типовым сценариям работы сотрудников.</w:t>
-      </w:r>
-    </w:p>
-    <w:p>
-      <w:pPr>
-        <w:spacing w:line="276" w:lineRule="auto" w:after="60"/>
-        <w:ind w:left="709"/>
-        <w:jc w:val="both"/>
-      </w:pPr>
-      <w:r>
-        <w:rPr>
-          <w:rFonts w:ascii="Times New Roman" w:hAnsi="Times New Roman"/>
-          <w:b w:val="0"/>
-          <w:sz w:val="28"/>
-        </w:rPr>
-        <w:t xml:space="preserve">• </w:t>
-      </w:r>
-      <w:r>
-        <w:rPr>
-          <w:rFonts w:ascii="Times New Roman" w:hAnsi="Times New Roman"/>
-          <w:sz w:val="28"/>
-        </w:rPr>
-      </w:r>
-      <w:r>
-        <w:rPr>
-          <w:rFonts w:ascii="Times New Roman" w:hAnsi="Times New Roman"/>
-          <w:b/>
-          <w:sz w:val="28"/>
-        </w:rPr>
-        <w:t>Глава 10. Заключение:</w:t>
-      </w:r>
-      <w:r>
-        <w:rPr>
-          <w:rFonts w:ascii="Times New Roman" w:hAnsi="Times New Roman"/>
-          <w:sz w:val="28"/>
-        </w:rPr>
-        <w:t xml:space="preserve"> ключевые научно-практические результаты проекта.</w:t>
-      </w:r>
-    </w:p>
-    <w:p>
-      <w:pPr>
-        <w:spacing w:line="276" w:lineRule="auto" w:after="60"/>
-        <w:ind w:left="709"/>
-        <w:jc w:val="both"/>
-      </w:pPr>
-      <w:r>
-        <w:rPr>
-          <w:rFonts w:ascii="Times New Roman" w:hAnsi="Times New Roman"/>
-          <w:b w:val="0"/>
-          <w:sz w:val="28"/>
-        </w:rPr>
-        <w:t xml:space="preserve">• </w:t>
-      </w:r>
-      <w:r>
-        <w:rPr>
-          <w:rFonts w:ascii="Times New Roman" w:hAnsi="Times New Roman"/>
-          <w:sz w:val="28"/>
-        </w:rPr>
-      </w:r>
-      <w:r>
-        <w:rPr>
-          <w:rFonts w:ascii="Times New Roman" w:hAnsi="Times New Roman"/>
-          <w:b/>
-          <w:sz w:val="28"/>
-        </w:rPr>
-        <w:t>Глава 11. Список использованных источников:</w:t>
-      </w:r>
-      <w:r>
-        <w:rPr>
-          <w:rFonts w:ascii="Times New Roman" w:hAnsi="Times New Roman"/>
-          <w:sz w:val="28"/>
-        </w:rPr>
-        <w:t xml:space="preserve"> 10 нормативных и научно-технических источников по ГОСТ 7.0.5.</w:t>
-      </w:r>
-    </w:p>
-    <w:p>
-      <w:pPr>
-        <w:spacing w:line="276" w:lineRule="auto" w:after="60"/>
-        <w:ind w:left="709"/>
-        <w:jc w:val="both"/>
-      </w:pPr>
-      <w:r>
-        <w:rPr>
-          <w:rFonts w:ascii="Times New Roman" w:hAnsi="Times New Roman"/>
-          <w:b w:val="0"/>
-          <w:sz w:val="28"/>
-        </w:rPr>
-        <w:t xml:space="preserve">• </w:t>
-      </w:r>
-      <w:r>
-        <w:rPr>
-          <w:rFonts w:ascii="Times New Roman" w:hAnsi="Times New Roman"/>
-          <w:sz w:val="28"/>
-        </w:rPr>
-      </w:r>
-      <w:r>
-        <w:rPr>
-          <w:rFonts w:ascii="Times New Roman" w:hAnsi="Times New Roman"/>
-          <w:b/>
-          <w:sz w:val="28"/>
-        </w:rPr>
-        <w:t>Глава 12. Приложения:</w:t>
-      </w:r>
-      <w:r>
-        <w:rPr>
-          <w:rFonts w:ascii="Times New Roman" w:hAnsi="Times New Roman"/>
-          <w:sz w:val="28"/>
-        </w:rPr>
-        <w:t xml:space="preserve"> графические макеты, UML-диаграммы и презентационные слайды.</w:t>
-      </w:r>
-    </w:p>
-    <w:p>
-      <w:pPr>
-        <w:spacing w:before="160" w:after="80"/>
-        <w:jc w:val="left"/>
-      </w:pPr>
-      <w:r>
-        <w:rPr>
-          <w:rFonts w:ascii="Times New Roman" w:hAnsi="Times New Roman"/>
-          <w:b/>
-          <w:sz w:val="26"/>
-        </w:rPr>
-        <w:t>2.2. Презентация для защиты проекта (12 слайдов)</w:t>
+        <w:t>2. Содержание презентации</w:t>
       </w:r>
     </w:p>
     <w:p>
@@ -793,43 +255,7 @@
           <w:rFonts w:ascii="Times New Roman" w:hAnsi="Times New Roman"/>
           <w:sz w:val="28"/>
         </w:rPr>
-        <w:t>Презентация сформирована в широкоформатном стандарте 16:9 и включает 12 слайдов:</w:t>
-      </w:r>
-    </w:p>
-    <w:p>
-      <w:pPr>
-        <w:spacing w:line="276" w:lineRule="auto" w:after="60"/>
-        <w:ind w:left="709"/>
-        <w:jc w:val="both"/>
-      </w:pPr>
-      <w:r>
-        <w:rPr>
-          <w:rFonts w:ascii="Times New Roman" w:hAnsi="Times New Roman"/>
-          <w:b/>
-          <w:sz w:val="28"/>
-        </w:rPr>
-        <w:t xml:space="preserve">1. </w:t>
-      </w:r>
-      <w:r>
-        <w:rPr>
-          <w:rFonts w:ascii="Times New Roman" w:hAnsi="Times New Roman"/>
-          <w:sz w:val="28"/>
-        </w:rPr>
-      </w:r>
-      <w:r>
-        <w:rPr>
-          <w:rFonts w:ascii="Times New Roman" w:hAnsi="Times New Roman"/>
-          <w:b/>
-          <w:sz w:val="28"/>
-        </w:rPr>
-        <w:t>Слайд 1 (Титульный):</w:t>
-      </w:r>
-      <w:r>
-        <w:rPr>
-          <w:rFonts w:ascii="Times New Roman" w:hAnsi="Times New Roman"/>
-          <w:sz w:val="28"/>
-        </w:rPr>
-        <w:t xml:space="preserve"> Защита проекта, тема, Вариант № 15, исполнитель и научный руководитель.</w:t>
+        <w:t>Презентация показывает предметную область, назначение портала, структуру базы SQLite, разделы интерфейса, учебные планы, справочники и ограничения прототипа.</w:t>
       </w:r>
     </w:p>
     <w:p>
@@ -883,43 +309,7 @@
           <w:i/>
           <w:sz w:val="24"/>
         </w:rPr>
-        <w:t>Рисунок 1 — Титульный слайд презентации</w:t>
-      </w:r>
-    </w:p>
-    <w:p>
-      <w:pPr>
-        <w:spacing w:line="276" w:lineRule="auto" w:after="60"/>
-        <w:ind w:left="709"/>
-        <w:jc w:val="both"/>
-      </w:pPr>
-      <w:r>
-        <w:rPr>
-          <w:rFonts w:ascii="Times New Roman" w:hAnsi="Times New Roman"/>
-          <w:b/>
-          <w:sz w:val="28"/>
-        </w:rPr>
-        <w:t xml:space="preserve">2. </w:t>
-      </w:r>
-      <w:r>
-        <w:rPr>
-          <w:rFonts w:ascii="Times New Roman" w:hAnsi="Times New Roman"/>
-          <w:sz w:val="28"/>
-        </w:rPr>
-      </w:r>
-      <w:r>
-        <w:rPr>
-          <w:rFonts w:ascii="Times New Roman" w:hAnsi="Times New Roman"/>
-          <w:b/>
-          <w:sz w:val="28"/>
-        </w:rPr>
-        <w:t>Слайд 2 (Контекст и цели):</w:t>
-      </w:r>
-      <w:r>
-        <w:rPr>
-          <w:rFonts w:ascii="Times New Roman" w:hAnsi="Times New Roman"/>
-          <w:sz w:val="28"/>
-        </w:rPr>
-        <w:t xml:space="preserve"> Проблематика нормативного контроля УП в вузе и цели автоматизации.</w:t>
+        <w:t>Рисунок 1 — Титульный слайд</w:t>
       </w:r>
     </w:p>
     <w:p>
@@ -973,43 +363,7 @@
           <w:i/>
           <w:sz w:val="24"/>
         </w:rPr>
-        <w:t>Рисунок 2 — Контекст и цели разработки</w:t>
-      </w:r>
-    </w:p>
-    <w:p>
-      <w:pPr>
-        <w:spacing w:line="276" w:lineRule="auto" w:after="60"/>
-        <w:ind w:left="709"/>
-        <w:jc w:val="both"/>
-      </w:pPr>
-      <w:r>
-        <w:rPr>
-          <w:rFonts w:ascii="Times New Roman" w:hAnsi="Times New Roman"/>
-          <w:b/>
-          <w:sz w:val="28"/>
-        </w:rPr>
-        <w:t xml:space="preserve">3. </w:t>
-      </w:r>
-      <w:r>
-        <w:rPr>
-          <w:rFonts w:ascii="Times New Roman" w:hAnsi="Times New Roman"/>
-          <w:sz w:val="28"/>
-        </w:rPr>
-      </w:r>
-      <w:r>
-        <w:rPr>
-          <w:rFonts w:ascii="Times New Roman" w:hAnsi="Times New Roman"/>
-          <w:b/>
-          <w:sz w:val="28"/>
-        </w:rPr>
-        <w:t>Слайд 3 (Архитектура и стек):</w:t>
-      </w:r>
-      <w:r>
-        <w:rPr>
-          <w:rFonts w:ascii="Times New Roman" w:hAnsi="Times New Roman"/>
-          <w:sz w:val="28"/>
-        </w:rPr>
-        <w:t xml:space="preserve"> Трехуровневая архитектура системы, стек Python/Flask, TailwindCSS, Chart.js.</w:t>
+        <w:t>Рисунок 2 — Контекст и цели</w:t>
       </w:r>
     </w:p>
     <w:p>
@@ -1063,43 +417,7 @@
           <w:i/>
           <w:sz w:val="24"/>
         </w:rPr>
-        <w:t>Рисунок 3 — Архитектура и технологический стек</w:t>
-      </w:r>
-    </w:p>
-    <w:p>
-      <w:pPr>
-        <w:spacing w:line="276" w:lineRule="auto" w:after="60"/>
-        <w:ind w:left="709"/>
-        <w:jc w:val="both"/>
-      </w:pPr>
-      <w:r>
-        <w:rPr>
-          <w:rFonts w:ascii="Times New Roman" w:hAnsi="Times New Roman"/>
-          <w:b/>
-          <w:sz w:val="28"/>
-        </w:rPr>
-        <w:t xml:space="preserve">4. </w:t>
-      </w:r>
-      <w:r>
-        <w:rPr>
-          <w:rFonts w:ascii="Times New Roman" w:hAnsi="Times New Roman"/>
-          <w:sz w:val="28"/>
-        </w:rPr>
-      </w:r>
-      <w:r>
-        <w:rPr>
-          <w:rFonts w:ascii="Times New Roman" w:hAnsi="Times New Roman"/>
-          <w:b/>
-          <w:sz w:val="28"/>
-        </w:rPr>
-        <w:t>Слайд 4 (Модель данных):</w:t>
-      </w:r>
-      <w:r>
-        <w:rPr>
-          <w:rFonts w:ascii="Times New Roman" w:hAnsi="Times New Roman"/>
-          <w:sz w:val="28"/>
-        </w:rPr>
-        <w:t xml:space="preserve"> Реляционная структура базы данных и связи между 13 таблицами.</w:t>
+        <w:t>Рисунок 3 — Архитектура</w:t>
       </w:r>
     </w:p>
     <w:p>
@@ -1153,43 +471,7 @@
           <w:i/>
           <w:sz w:val="24"/>
         </w:rPr>
-        <w:t>Рисунок 4 — Реляционная модель данных</w:t>
-      </w:r>
-    </w:p>
-    <w:p>
-      <w:pPr>
-        <w:spacing w:line="276" w:lineRule="auto" w:after="60"/>
-        <w:ind w:left="709"/>
-        <w:jc w:val="both"/>
-      </w:pPr>
-      <w:r>
-        <w:rPr>
-          <w:rFonts w:ascii="Times New Roman" w:hAnsi="Times New Roman"/>
-          <w:b/>
-          <w:sz w:val="28"/>
-        </w:rPr>
-        <w:t xml:space="preserve">5. </w:t>
-      </w:r>
-      <w:r>
-        <w:rPr>
-          <w:rFonts w:ascii="Times New Roman" w:hAnsi="Times New Roman"/>
-          <w:sz w:val="28"/>
-        </w:rPr>
-      </w:r>
-      <w:r>
-        <w:rPr>
-          <w:rFonts w:ascii="Times New Roman" w:hAnsi="Times New Roman"/>
-          <w:b/>
-          <w:sz w:val="28"/>
-        </w:rPr>
-        <w:t>Слайд 5 (Информационная структура):</w:t>
-      </w:r>
-      <w:r>
-        <w:rPr>
-          <w:rFonts w:ascii="Times New Roman" w:hAnsi="Times New Roman"/>
-          <w:sz w:val="28"/>
-        </w:rPr>
-        <w:t xml:space="preserve"> Иерархическая карта разделов портала и 8 инфоблоков.</w:t>
+        <w:t>Рисунок 4 — Модель данных</w:t>
       </w:r>
     </w:p>
     <w:p>
@@ -1243,43 +525,7 @@
           <w:i/>
           <w:sz w:val="24"/>
         </w:rPr>
-        <w:t>Рисунок 5 — Структура портала и инфоблоки</w:t>
-      </w:r>
-    </w:p>
-    <w:p>
-      <w:pPr>
-        <w:spacing w:line="276" w:lineRule="auto" w:after="60"/>
-        <w:ind w:left="709"/>
-        <w:jc w:val="both"/>
-      </w:pPr>
-      <w:r>
-        <w:rPr>
-          <w:rFonts w:ascii="Times New Roman" w:hAnsi="Times New Roman"/>
-          <w:b/>
-          <w:sz w:val="28"/>
-        </w:rPr>
-        <w:t xml:space="preserve">6. </w:t>
-      </w:r>
-      <w:r>
-        <w:rPr>
-          <w:rFonts w:ascii="Times New Roman" w:hAnsi="Times New Roman"/>
-          <w:sz w:val="28"/>
-        </w:rPr>
-      </w:r>
-      <w:r>
-        <w:rPr>
-          <w:rFonts w:ascii="Times New Roman" w:hAnsi="Times New Roman"/>
-          <w:b/>
-          <w:sz w:val="28"/>
-        </w:rPr>
-        <w:t>Слайд 6 (Валидатор ФГОС 3++):</w:t>
-      </w:r>
-      <w:r>
-        <w:rPr>
-          <w:rFonts w:ascii="Times New Roman" w:hAnsi="Times New Roman"/>
-          <w:sz w:val="28"/>
-        </w:rPr>
-        <w:t xml:space="preserve"> Движок автоматической проверки контрольных нормативов и трудоемкости.</w:t>
+        <w:t>Рисунок 5 — Структура портала</w:t>
       </w:r>
     </w:p>
     <w:p>
@@ -1333,43 +579,7 @@
           <w:i/>
           <w:sz w:val="24"/>
         </w:rPr>
-        <w:t>Рисунок 6 — Движок валидации ФГОС 3++</w:t>
-      </w:r>
-    </w:p>
-    <w:p>
-      <w:pPr>
-        <w:spacing w:line="276" w:lineRule="auto" w:after="60"/>
-        <w:ind w:left="709"/>
-        <w:jc w:val="both"/>
-      </w:pPr>
-      <w:r>
-        <w:rPr>
-          <w:rFonts w:ascii="Times New Roman" w:hAnsi="Times New Roman"/>
-          <w:b/>
-          <w:sz w:val="28"/>
-        </w:rPr>
-        <w:t xml:space="preserve">7. </w:t>
-      </w:r>
-      <w:r>
-        <w:rPr>
-          <w:rFonts w:ascii="Times New Roman" w:hAnsi="Times New Roman"/>
-          <w:sz w:val="28"/>
-        </w:rPr>
-      </w:r>
-      <w:r>
-        <w:rPr>
-          <w:rFonts w:ascii="Times New Roman" w:hAnsi="Times New Roman"/>
-          <w:b/>
-          <w:sz w:val="28"/>
-        </w:rPr>
-        <w:t>Слайд 7 (Визуальный Diff-трекер):</w:t>
-      </w:r>
-      <w:r>
-        <w:rPr>
-          <w:rFonts w:ascii="Times New Roman" w:hAnsi="Times New Roman"/>
-          <w:sz w:val="28"/>
-        </w:rPr>
-        <w:t xml:space="preserve"> Построчное сопоставление версий УП при обработке служебных записок.</w:t>
+        <w:t>Рисунок 6 — Проверка ФГОС</w:t>
       </w:r>
     </w:p>
     <w:p>
@@ -1423,43 +633,7 @@
           <w:i/>
           <w:sz w:val="24"/>
         </w:rPr>
-        <w:t>Рисунок 7 — Визуальный Diff-трекер</w:t>
-      </w:r>
-    </w:p>
-    <w:p>
-      <w:pPr>
-        <w:spacing w:line="276" w:lineRule="auto" w:after="60"/>
-        <w:ind w:left="709"/>
-        <w:jc w:val="both"/>
-      </w:pPr>
-      <w:r>
-        <w:rPr>
-          <w:rFonts w:ascii="Times New Roman" w:hAnsi="Times New Roman"/>
-          <w:b/>
-          <w:sz w:val="28"/>
-        </w:rPr>
-        <w:t xml:space="preserve">8. </w:t>
-      </w:r>
-      <w:r>
-        <w:rPr>
-          <w:rFonts w:ascii="Times New Roman" w:hAnsi="Times New Roman"/>
-          <w:sz w:val="28"/>
-        </w:rPr>
-      </w:r>
-      <w:r>
-        <w:rPr>
-          <w:rFonts w:ascii="Times New Roman" w:hAnsi="Times New Roman"/>
-          <w:b/>
-          <w:sz w:val="28"/>
-        </w:rPr>
-        <w:t>Слайд 8 (Электронная подпись):</w:t>
-      </w:r>
-      <w:r>
-        <w:rPr>
-          <w:rFonts w:ascii="Times New Roman" w:hAnsi="Times New Roman"/>
-          <w:sz w:val="28"/>
-        </w:rPr>
-        <w:t xml:space="preserve"> Модуль криптографического хеширования и защитный штамп ЭЦП по ГОСТ Р 34.10-2012.</w:t>
+        <w:t>Рисунок 7 — Изменения учебного плана</w:t>
       </w:r>
     </w:p>
     <w:p>
@@ -1513,43 +687,7 @@
           <w:i/>
           <w:sz w:val="24"/>
         </w:rPr>
-        <w:t>Рисунок 8 — Модуль электронной цифровой подписи</w:t>
-      </w:r>
-    </w:p>
-    <w:p>
-      <w:pPr>
-        <w:spacing w:line="276" w:lineRule="auto" w:after="60"/>
-        <w:ind w:left="709"/>
-        <w:jc w:val="both"/>
-      </w:pPr>
-      <w:r>
-        <w:rPr>
-          <w:rFonts w:ascii="Times New Roman" w:hAnsi="Times New Roman"/>
-          <w:b/>
-          <w:sz w:val="28"/>
-        </w:rPr>
-        <w:t xml:space="preserve">9. </w:t>
-      </w:r>
-      <w:r>
-        <w:rPr>
-          <w:rFonts w:ascii="Times New Roman" w:hAnsi="Times New Roman"/>
-          <w:sz w:val="28"/>
-        </w:rPr>
-      </w:r>
-      <w:r>
-        <w:rPr>
-          <w:rFonts w:ascii="Times New Roman" w:hAnsi="Times New Roman"/>
-          <w:b/>
-          <w:sz w:val="28"/>
-        </w:rPr>
-        <w:t>Слайд 9 (Аналитика и экспорт):</w:t>
-      </w:r>
-      <w:r>
-        <w:rPr>
-          <w:rFonts w:ascii="Times New Roman" w:hAnsi="Times New Roman"/>
-          <w:sz w:val="28"/>
-        </w:rPr>
-        <w:t xml:space="preserve"> Интерактивные графики Chart.js и клиентский экспорт отчетов в Excel и PDF.</w:t>
+        <w:t>Рисунок 8 — Согласование</w:t>
       </w:r>
     </w:p>
     <w:p>
@@ -1603,43 +741,7 @@
           <w:i/>
           <w:sz w:val="24"/>
         </w:rPr>
-        <w:t>Рисунок 9 — Бизнес-аналитика и экспорт</w:t>
-      </w:r>
-    </w:p>
-    <w:p>
-      <w:pPr>
-        <w:spacing w:line="276" w:lineRule="auto" w:after="60"/>
-        <w:ind w:left="709"/>
-        <w:jc w:val="both"/>
-      </w:pPr>
-      <w:r>
-        <w:rPr>
-          <w:rFonts w:ascii="Times New Roman" w:hAnsi="Times New Roman"/>
-          <w:b/>
-          <w:sz w:val="28"/>
-        </w:rPr>
-        <w:t xml:space="preserve">10. </w:t>
-      </w:r>
-      <w:r>
-        <w:rPr>
-          <w:rFonts w:ascii="Times New Roman" w:hAnsi="Times New Roman"/>
-          <w:sz w:val="28"/>
-        </w:rPr>
-      </w:r>
-      <w:r>
-        <w:rPr>
-          <w:rFonts w:ascii="Times New Roman" w:hAnsi="Times New Roman"/>
-          <w:b/>
-          <w:sz w:val="28"/>
-        </w:rPr>
-        <w:t>Слайд 10 (Интерактивный UX):</w:t>
-      </w:r>
-      <w:r>
-        <w:rPr>
-          <w:rFonts w:ascii="Times New Roman" w:hAnsi="Times New Roman"/>
-          <w:sz w:val="28"/>
-        </w:rPr>
-        <w:t xml:space="preserve"> Календарный планировщик FullCalendar, динамические таблицы DataTables и алерты.</w:t>
+        <w:t>Рисунок 9 — Аналитика и экспорт</w:t>
       </w:r>
     </w:p>
     <w:p>
@@ -1693,43 +795,7 @@
           <w:i/>
           <w:sz w:val="24"/>
         </w:rPr>
-        <w:t>Рисунок 10 — Интерактивные UX-компоненты</w:t>
-      </w:r>
-    </w:p>
-    <w:p>
-      <w:pPr>
-        <w:spacing w:line="276" w:lineRule="auto" w:after="60"/>
-        <w:ind w:left="709"/>
-        <w:jc w:val="both"/>
-      </w:pPr>
-      <w:r>
-        <w:rPr>
-          <w:rFonts w:ascii="Times New Roman" w:hAnsi="Times New Roman"/>
-          <w:b/>
-          <w:sz w:val="28"/>
-        </w:rPr>
-        <w:t xml:space="preserve">11. </w:t>
-      </w:r>
-      <w:r>
-        <w:rPr>
-          <w:rFonts w:ascii="Times New Roman" w:hAnsi="Times New Roman"/>
-          <w:sz w:val="28"/>
-        </w:rPr>
-      </w:r>
-      <w:r>
-        <w:rPr>
-          <w:rFonts w:ascii="Times New Roman" w:hAnsi="Times New Roman"/>
-          <w:b/>
-          <w:sz w:val="28"/>
-        </w:rPr>
-        <w:t>Слайд 11 (Тестирование и безопасность):</w:t>
-      </w:r>
-      <w:r>
-        <w:rPr>
-          <w:rFonts w:ascii="Times New Roman" w:hAnsi="Times New Roman"/>
-          <w:sz w:val="28"/>
-        </w:rPr>
-        <w:t xml:space="preserve"> Результаты Unit/Integration тестирования и соответствие OWASP Top 10.</w:t>
+        <w:t>Рисунок 10 — Интерфейс</w:t>
       </w:r>
     </w:p>
     <w:p>
@@ -1783,43 +849,7 @@
           <w:i/>
           <w:sz w:val="24"/>
         </w:rPr>
-        <w:t>Рисунок 11 — Тестирование и безопасность</w:t>
-      </w:r>
-    </w:p>
-    <w:p>
-      <w:pPr>
-        <w:spacing w:line="276" w:lineRule="auto" w:after="60"/>
-        <w:ind w:left="709"/>
-        <w:jc w:val="both"/>
-      </w:pPr>
-      <w:r>
-        <w:rPr>
-          <w:rFonts w:ascii="Times New Roman" w:hAnsi="Times New Roman"/>
-          <w:b/>
-          <w:sz w:val="28"/>
-        </w:rPr>
-        <w:t xml:space="preserve">12. </w:t>
-      </w:r>
-      <w:r>
-        <w:rPr>
-          <w:rFonts w:ascii="Times New Roman" w:hAnsi="Times New Roman"/>
-          <w:sz w:val="28"/>
-        </w:rPr>
-      </w:r>
-      <w:r>
-        <w:rPr>
-          <w:rFonts w:ascii="Times New Roman" w:hAnsi="Times New Roman"/>
-          <w:b/>
-          <w:sz w:val="28"/>
-        </w:rPr>
-        <w:t>Слайд 12 (Заключение и эффект):</w:t>
-      </w:r>
-      <w:r>
-        <w:rPr>
-          <w:rFonts w:ascii="Times New Roman" w:hAnsi="Times New Roman"/>
-          <w:sz w:val="28"/>
-        </w:rPr>
-        <w:t xml:space="preserve"> Итоговый экономический эффект, сокращение времени согласования и выводы.</w:t>
+        <w:t>Рисунок 11 — Проверка и безопасность</w:t>
       </w:r>
     </w:p>
     <w:p>
@@ -1873,7 +903,7 @@
           <w:i/>
           <w:sz w:val="24"/>
         </w:rPr>
-        <w:t>Рисунок 12 — Заключение и экономический эффект</w:t>
+        <w:t>Рисунок 12 — Заключение</w:t>
       </w:r>
     </w:p>
     <w:p>
@@ -1887,7 +917,7 @@
           <w:b/>
           <w:sz w:val="28"/>
         </w:rPr>
-        <w:t>3. Заключение</w:t>
+        <w:t>3. Ограничения результата</w:t>
       </w:r>
     </w:p>
     <w:p>
@@ -1901,73 +931,35 @@
           <w:rFonts w:ascii="Times New Roman" w:hAnsi="Times New Roman"/>
           <w:sz w:val="28"/>
         </w:rPr>
-        <w:t>Все требования Лабораторной работы № 7 выполнены в полном объеме:</w:t>
+        <w:t>Портал является локальным учебным прототипом на Flask и SQLite. Он демонстрирует структуру предметной области, навигацию и просмотр демонстрационных данных. Авторизация, изменение данных, полноценный RBAC, настоящая электронная подпись, экспорт и внешние интеграции в текущую реализацию не входят.</w:t>
       </w:r>
     </w:p>
     <w:p>
       <w:pPr>
-        <w:spacing w:line="276" w:lineRule="auto" w:after="60"/>
-        <w:ind w:left="709"/>
+        <w:spacing w:before="240" w:after="120"/>
+        <w:jc w:val="left"/>
+      </w:pPr>
+      <w:r>
+        <w:rPr>
+          <w:rFonts w:ascii="Times New Roman" w:hAnsi="Times New Roman"/>
+          <w:b/>
+          <w:sz w:val="28"/>
+        </w:rPr>
+        <w:t>Заключение</w:t>
+      </w:r>
+    </w:p>
+    <w:p>
+      <w:pPr>
+        <w:spacing w:line="276" w:lineRule="auto" w:after="120"/>
+        <w:ind w:firstLine="709"/>
         <w:jc w:val="both"/>
       </w:pPr>
       <w:r>
         <w:rPr>
           <w:rFonts w:ascii="Times New Roman" w:hAnsi="Times New Roman"/>
-          <w:b w:val="0"/>
           <w:sz w:val="28"/>
         </w:rPr>
-        <w:t xml:space="preserve">• </w:t>
-      </w:r>
-      <w:r>
-        <w:rPr>
-          <w:rFonts w:ascii="Times New Roman" w:hAnsi="Times New Roman"/>
-          <w:sz w:val="28"/>
-        </w:rPr>
-        <w:t>Подготовлена и оформлена комплексная пояснительная записка, охватывающая все 7 этапов разработки портала.</w:t>
-      </w:r>
-    </w:p>
-    <w:p>
-      <w:pPr>
-        <w:spacing w:line="276" w:lineRule="auto" w:after="60"/>
-        <w:ind w:left="709"/>
-        <w:jc w:val="both"/>
-      </w:pPr>
-      <w:r>
-        <w:rPr>
-          <w:rFonts w:ascii="Times New Roman" w:hAnsi="Times New Roman"/>
-          <w:b w:val="0"/>
-          <w:sz w:val="28"/>
-        </w:rPr>
-        <w:t xml:space="preserve">• </w:t>
-      </w:r>
-      <w:r>
-        <w:rPr>
-          <w:rFonts w:ascii="Times New Roman" w:hAnsi="Times New Roman"/>
-          <w:sz w:val="28"/>
-        </w:rPr>
-        <w:t>Сформирована презентация проекта в форматах PPTX и PDF высокой четкости.</w:t>
-      </w:r>
-    </w:p>
-    <w:p>
-      <w:pPr>
-        <w:spacing w:line="276" w:lineRule="auto" w:after="60"/>
-        <w:ind w:left="709"/>
-        <w:jc w:val="both"/>
-      </w:pPr>
-      <w:r>
-        <w:rPr>
-          <w:rFonts w:ascii="Times New Roman" w:hAnsi="Times New Roman"/>
-          <w:b w:val="0"/>
-          <w:sz w:val="28"/>
-        </w:rPr>
-        <w:t xml:space="preserve">• </w:t>
-      </w:r>
-      <w:r>
-        <w:rPr>
-          <w:rFonts w:ascii="Times New Roman" w:hAnsi="Times New Roman"/>
-          <w:sz w:val="28"/>
-        </w:rPr>
-        <w:t>Комплект проектной и отчетной документации полностью готов к защите.</w:t>
+        <w:t>Подготовлены материалы для представления учебного прототипа. Текст отчёта ограничен фактическими возможностями приложения и не содержит заявлений о несуществующих функциях.</w:t>
       </w:r>
     </w:p>
     <w:sectPr>

--- a/reports/lab7/LR7_Report_Variant15.docx
+++ b/reports/lab7/LR7_Report_Variant15.docx
@@ -255,655 +255,219 @@
           <w:rFonts w:ascii="Times New Roman" w:hAnsi="Times New Roman"/>
           <w:sz w:val="28"/>
         </w:rPr>
-        <w:t>Презентация показывает предметную область, назначение портала, структуру базы SQLite, разделы интерфейса, учебные планы, справочники и ограничения прототипа.</w:t>
+        <w:t>Презентация содержит девять слайдов:</w:t>
       </w:r>
     </w:p>
     <w:p>
       <w:pPr>
-        <w:spacing w:before="200" w:after="80"/>
-        <w:jc w:val="center"/>
+        <w:spacing w:line="276" w:lineRule="auto" w:after="60"/>
+        <w:ind w:left="709"/>
+        <w:jc w:val="both"/>
       </w:pPr>
       <w:r>
-        <w:drawing>
-          <wp:inline xmlns:a="http://schemas.openxmlformats.org/drawingml/2006/main" xmlns:pic="http://schemas.openxmlformats.org/drawingml/2006/picture">
-            <wp:extent cx="5760000" cy="3240000"/>
-            <wp:docPr id="1" name="Picture 1"/>
-            <wp:cNvGraphicFramePr>
-              <a:graphicFrameLocks noChangeAspect="1"/>
-            </wp:cNvGraphicFramePr>
-            <a:graphic>
-              <a:graphicData uri="http://schemas.openxmlformats.org/drawingml/2006/picture">
-                <pic:pic>
-                  <pic:nvPicPr>
-                    <pic:cNvPr id="0" name="slide_01_title.png"/>
-                    <pic:cNvPicPr/>
-                  </pic:nvPicPr>
-                  <pic:blipFill>
-                    <a:blip r:embed="rId10"/>
-                    <a:stretch>
-                      <a:fillRect/>
-                    </a:stretch>
-                  </pic:blipFill>
-                  <pic:spPr>
-                    <a:xfrm>
-                      <a:off x="0" y="0"/>
-                      <a:ext cx="5760000" cy="3240000"/>
-                    </a:xfrm>
-                    <a:prstGeom prst="rect"/>
-                  </pic:spPr>
-                </pic:pic>
-              </a:graphicData>
-            </a:graphic>
-          </wp:inline>
-        </w:drawing>
+        <w:rPr>
+          <w:rFonts w:ascii="Times New Roman" w:hAnsi="Times New Roman"/>
+          <w:b/>
+          <w:sz w:val="28"/>
+        </w:rPr>
+        <w:t xml:space="preserve">1. </w:t>
+      </w:r>
+      <w:r>
+        <w:rPr>
+          <w:rFonts w:ascii="Times New Roman" w:hAnsi="Times New Roman"/>
+          <w:sz w:val="28"/>
+        </w:rPr>
+        <w:t>назначение портала;</w:t>
       </w:r>
     </w:p>
     <w:p>
       <w:pPr>
-        <w:spacing w:before="80" w:after="240"/>
-        <w:jc w:val="center"/>
+        <w:spacing w:line="276" w:lineRule="auto" w:after="60"/>
+        <w:ind w:left="709"/>
+        <w:jc w:val="both"/>
       </w:pPr>
       <w:r>
         <w:rPr>
           <w:rFonts w:ascii="Times New Roman" w:hAnsi="Times New Roman"/>
-          <w:i/>
-          <w:sz w:val="24"/>
+          <w:b/>
+          <w:sz w:val="28"/>
         </w:rPr>
-        <w:t>Рисунок 1 — Титульный слайд</w:t>
+        <w:t xml:space="preserve">2. </w:t>
+      </w:r>
+      <w:r>
+        <w:rPr>
+          <w:rFonts w:ascii="Times New Roman" w:hAnsi="Times New Roman"/>
+          <w:sz w:val="28"/>
+        </w:rPr>
+        <w:t>предметная область;</w:t>
       </w:r>
     </w:p>
     <w:p>
       <w:pPr>
-        <w:spacing w:before="200" w:after="80"/>
-        <w:jc w:val="center"/>
+        <w:spacing w:line="276" w:lineRule="auto" w:after="60"/>
+        <w:ind w:left="709"/>
+        <w:jc w:val="both"/>
       </w:pPr>
       <w:r>
-        <w:drawing>
-          <wp:inline xmlns:a="http://schemas.openxmlformats.org/drawingml/2006/main" xmlns:pic="http://schemas.openxmlformats.org/drawingml/2006/picture">
-            <wp:extent cx="5760000" cy="3240000"/>
-            <wp:docPr id="2" name="Picture 2"/>
-            <wp:cNvGraphicFramePr>
-              <a:graphicFrameLocks noChangeAspect="1"/>
-            </wp:cNvGraphicFramePr>
-            <a:graphic>
-              <a:graphicData uri="http://schemas.openxmlformats.org/drawingml/2006/picture">
-                <pic:pic>
-                  <pic:nvPicPr>
-                    <pic:cNvPr id="0" name="slide_02_context_goals.png"/>
-                    <pic:cNvPicPr/>
-                  </pic:nvPicPr>
-                  <pic:blipFill>
-                    <a:blip r:embed="rId11"/>
-                    <a:stretch>
-                      <a:fillRect/>
-                    </a:stretch>
-                  </pic:blipFill>
-                  <pic:spPr>
-                    <a:xfrm>
-                      <a:off x="0" y="0"/>
-                      <a:ext cx="5760000" cy="3240000"/>
-                    </a:xfrm>
-                    <a:prstGeom prst="rect"/>
-                  </pic:spPr>
-                </pic:pic>
-              </a:graphicData>
-            </a:graphic>
-          </wp:inline>
-        </w:drawing>
+        <w:rPr>
+          <w:rFonts w:ascii="Times New Roman" w:hAnsi="Times New Roman"/>
+          <w:b/>
+          <w:sz w:val="28"/>
+        </w:rPr>
+        <w:t xml:space="preserve">3. </w:t>
+      </w:r>
+      <w:r>
+        <w:rPr>
+          <w:rFonts w:ascii="Times New Roman" w:hAnsi="Times New Roman"/>
+          <w:sz w:val="28"/>
+        </w:rPr>
+        <w:t>используемый стек;</w:t>
       </w:r>
     </w:p>
     <w:p>
       <w:pPr>
-        <w:spacing w:before="80" w:after="240"/>
-        <w:jc w:val="center"/>
+        <w:spacing w:line="276" w:lineRule="auto" w:after="60"/>
+        <w:ind w:left="709"/>
+        <w:jc w:val="both"/>
       </w:pPr>
       <w:r>
         <w:rPr>
           <w:rFonts w:ascii="Times New Roman" w:hAnsi="Times New Roman"/>
-          <w:i/>
-          <w:sz w:val="24"/>
+          <w:b/>
+          <w:sz w:val="28"/>
         </w:rPr>
-        <w:t>Рисунок 2 — Контекст и цели</w:t>
+        <w:t xml:space="preserve">4. </w:t>
+      </w:r>
+      <w:r>
+        <w:rPr>
+          <w:rFonts w:ascii="Times New Roman" w:hAnsi="Times New Roman"/>
+          <w:sz w:val="28"/>
+        </w:rPr>
+        <w:t>состав данных SQLite;</w:t>
       </w:r>
     </w:p>
     <w:p>
       <w:pPr>
-        <w:spacing w:before="200" w:after="80"/>
-        <w:jc w:val="center"/>
+        <w:spacing w:line="276" w:lineRule="auto" w:after="60"/>
+        <w:ind w:left="709"/>
+        <w:jc w:val="both"/>
       </w:pPr>
       <w:r>
-        <w:drawing>
-          <wp:inline xmlns:a="http://schemas.openxmlformats.org/drawingml/2006/main" xmlns:pic="http://schemas.openxmlformats.org/drawingml/2006/picture">
-            <wp:extent cx="5760000" cy="3240000"/>
-            <wp:docPr id="3" name="Picture 3"/>
-            <wp:cNvGraphicFramePr>
-              <a:graphicFrameLocks noChangeAspect="1"/>
-            </wp:cNvGraphicFramePr>
-            <a:graphic>
-              <a:graphicData uri="http://schemas.openxmlformats.org/drawingml/2006/picture">
-                <pic:pic>
-                  <pic:nvPicPr>
-                    <pic:cNvPr id="0" name="slide_03_architecture_stack.png"/>
-                    <pic:cNvPicPr/>
-                  </pic:nvPicPr>
-                  <pic:blipFill>
-                    <a:blip r:embed="rId12"/>
-                    <a:stretch>
-                      <a:fillRect/>
-                    </a:stretch>
-                  </pic:blipFill>
-                  <pic:spPr>
-                    <a:xfrm>
-                      <a:off x="0" y="0"/>
-                      <a:ext cx="5760000" cy="3240000"/>
-                    </a:xfrm>
-                    <a:prstGeom prst="rect"/>
-                  </pic:spPr>
-                </pic:pic>
-              </a:graphicData>
-            </a:graphic>
-          </wp:inline>
-        </w:drawing>
+        <w:rPr>
+          <w:rFonts w:ascii="Times New Roman" w:hAnsi="Times New Roman"/>
+          <w:b/>
+          <w:sz w:val="28"/>
+        </w:rPr>
+        <w:t xml:space="preserve">5. </w:t>
+      </w:r>
+      <w:r>
+        <w:rPr>
+          <w:rFonts w:ascii="Times New Roman" w:hAnsi="Times New Roman"/>
+          <w:sz w:val="28"/>
+        </w:rPr>
+        <w:t>разделы портала;</w:t>
       </w:r>
     </w:p>
     <w:p>
       <w:pPr>
-        <w:spacing w:before="80" w:after="240"/>
-        <w:jc w:val="center"/>
+        <w:spacing w:line="276" w:lineRule="auto" w:after="60"/>
+        <w:ind w:left="709"/>
+        <w:jc w:val="both"/>
       </w:pPr>
       <w:r>
         <w:rPr>
           <w:rFonts w:ascii="Times New Roman" w:hAnsi="Times New Roman"/>
-          <w:i/>
-          <w:sz w:val="24"/>
+          <w:b/>
+          <w:sz w:val="28"/>
         </w:rPr>
-        <w:t>Рисунок 3 — Архитектура</w:t>
+        <w:t xml:space="preserve">6. </w:t>
+      </w:r>
+      <w:r>
+        <w:rPr>
+          <w:rFonts w:ascii="Times New Roman" w:hAnsi="Times New Roman"/>
+          <w:sz w:val="28"/>
+        </w:rPr>
+        <w:t>работа с учебным планом;</w:t>
       </w:r>
     </w:p>
     <w:p>
       <w:pPr>
-        <w:spacing w:before="200" w:after="80"/>
-        <w:jc w:val="center"/>
+        <w:spacing w:line="276" w:lineRule="auto" w:after="60"/>
+        <w:ind w:left="709"/>
+        <w:jc w:val="both"/>
       </w:pPr>
       <w:r>
-        <w:drawing>
-          <wp:inline xmlns:a="http://schemas.openxmlformats.org/drawingml/2006/main" xmlns:pic="http://schemas.openxmlformats.org/drawingml/2006/picture">
-            <wp:extent cx="5760000" cy="3240000"/>
-            <wp:docPr id="4" name="Picture 4"/>
-            <wp:cNvGraphicFramePr>
-              <a:graphicFrameLocks noChangeAspect="1"/>
-            </wp:cNvGraphicFramePr>
-            <a:graphic>
-              <a:graphicData uri="http://schemas.openxmlformats.org/drawingml/2006/picture">
-                <pic:pic>
-                  <pic:nvPicPr>
-                    <pic:cNvPr id="0" name="slide_04_data_model.png"/>
-                    <pic:cNvPicPr/>
-                  </pic:nvPicPr>
-                  <pic:blipFill>
-                    <a:blip r:embed="rId13"/>
-                    <a:stretch>
-                      <a:fillRect/>
-                    </a:stretch>
-                  </pic:blipFill>
-                  <pic:spPr>
-                    <a:xfrm>
-                      <a:off x="0" y="0"/>
-                      <a:ext cx="5760000" cy="3240000"/>
-                    </a:xfrm>
-                    <a:prstGeom prst="rect"/>
-                  </pic:spPr>
-                </pic:pic>
-              </a:graphicData>
-            </a:graphic>
-          </wp:inline>
-        </w:drawing>
+        <w:rPr>
+          <w:rFonts w:ascii="Times New Roman" w:hAnsi="Times New Roman"/>
+          <w:b/>
+          <w:sz w:val="28"/>
+        </w:rPr>
+        <w:t xml:space="preserve">7. </w:t>
+      </w:r>
+      <w:r>
+        <w:rPr>
+          <w:rFonts w:ascii="Times New Roman" w:hAnsi="Times New Roman"/>
+          <w:sz w:val="28"/>
+        </w:rPr>
+        <w:t>запуск и проверка;</w:t>
       </w:r>
     </w:p>
     <w:p>
       <w:pPr>
-        <w:spacing w:before="80" w:after="240"/>
-        <w:jc w:val="center"/>
+        <w:spacing w:line="276" w:lineRule="auto" w:after="60"/>
+        <w:ind w:left="709"/>
+        <w:jc w:val="both"/>
       </w:pPr>
       <w:r>
         <w:rPr>
           <w:rFonts w:ascii="Times New Roman" w:hAnsi="Times New Roman"/>
-          <w:i/>
-          <w:sz w:val="24"/>
+          <w:b/>
+          <w:sz w:val="28"/>
         </w:rPr>
-        <w:t>Рисунок 4 — Модель данных</w:t>
+        <w:t xml:space="preserve">8. </w:t>
+      </w:r>
+      <w:r>
+        <w:rPr>
+          <w:rFonts w:ascii="Times New Roman" w:hAnsi="Times New Roman"/>
+          <w:sz w:val="28"/>
+        </w:rPr>
+        <w:t>ограничения прототипа;</w:t>
       </w:r>
     </w:p>
     <w:p>
       <w:pPr>
-        <w:spacing w:before="200" w:after="80"/>
-        <w:jc w:val="center"/>
+        <w:spacing w:line="276" w:lineRule="auto" w:after="60"/>
+        <w:ind w:left="709"/>
+        <w:jc w:val="both"/>
       </w:pPr>
       <w:r>
-        <w:drawing>
-          <wp:inline xmlns:a="http://schemas.openxmlformats.org/drawingml/2006/main" xmlns:pic="http://schemas.openxmlformats.org/drawingml/2006/picture">
-            <wp:extent cx="5760000" cy="3240000"/>
-            <wp:docPr id="5" name="Picture 5"/>
-            <wp:cNvGraphicFramePr>
-              <a:graphicFrameLocks noChangeAspect="1"/>
-            </wp:cNvGraphicFramePr>
-            <a:graphic>
-              <a:graphicData uri="http://schemas.openxmlformats.org/drawingml/2006/picture">
-                <pic:pic>
-                  <pic:nvPicPr>
-                    <pic:cNvPr id="0" name="slide_05_portal_structure.png"/>
-                    <pic:cNvPicPr/>
-                  </pic:nvPicPr>
-                  <pic:blipFill>
-                    <a:blip r:embed="rId14"/>
-                    <a:stretch>
-                      <a:fillRect/>
-                    </a:stretch>
-                  </pic:blipFill>
-                  <pic:spPr>
-                    <a:xfrm>
-                      <a:off x="0" y="0"/>
-                      <a:ext cx="5760000" cy="3240000"/>
-                    </a:xfrm>
-                    <a:prstGeom prst="rect"/>
-                  </pic:spPr>
-                </pic:pic>
-              </a:graphicData>
-            </a:graphic>
-          </wp:inline>
-        </w:drawing>
+        <w:rPr>
+          <w:rFonts w:ascii="Times New Roman" w:hAnsi="Times New Roman"/>
+          <w:b/>
+          <w:sz w:val="28"/>
+        </w:rPr>
+        <w:t xml:space="preserve">9. </w:t>
+      </w:r>
+      <w:r>
+        <w:rPr>
+          <w:rFonts w:ascii="Times New Roman" w:hAnsi="Times New Roman"/>
+          <w:sz w:val="28"/>
+        </w:rPr>
+        <w:t>итог проекта.</w:t>
       </w:r>
     </w:p>
     <w:p>
       <w:pPr>
-        <w:spacing w:before="80" w:after="240"/>
-        <w:jc w:val="center"/>
+        <w:spacing w:line="276" w:lineRule="auto" w:after="120"/>
+        <w:ind w:firstLine="709"/>
+        <w:jc w:val="both"/>
       </w:pPr>
       <w:r>
         <w:rPr>
           <w:rFonts w:ascii="Times New Roman" w:hAnsi="Times New Roman"/>
-          <w:i/>
-          <w:sz w:val="24"/>
+          <w:sz w:val="28"/>
         </w:rPr>
-        <w:t>Рисунок 5 — Структура портала</w:t>
-      </w:r>
-    </w:p>
-    <w:p>
-      <w:pPr>
-        <w:spacing w:before="200" w:after="80"/>
-        <w:jc w:val="center"/>
-      </w:pPr>
-      <w:r>
-        <w:drawing>
-          <wp:inline xmlns:a="http://schemas.openxmlformats.org/drawingml/2006/main" xmlns:pic="http://schemas.openxmlformats.org/drawingml/2006/picture">
-            <wp:extent cx="5760000" cy="3240000"/>
-            <wp:docPr id="6" name="Picture 6"/>
-            <wp:cNvGraphicFramePr>
-              <a:graphicFrameLocks noChangeAspect="1"/>
-            </wp:cNvGraphicFramePr>
-            <a:graphic>
-              <a:graphicData uri="http://schemas.openxmlformats.org/drawingml/2006/picture">
-                <pic:pic>
-                  <pic:nvPicPr>
-                    <pic:cNvPr id="0" name="slide_06_fgos_validation.png"/>
-                    <pic:cNvPicPr/>
-                  </pic:nvPicPr>
-                  <pic:blipFill>
-                    <a:blip r:embed="rId15"/>
-                    <a:stretch>
-                      <a:fillRect/>
-                    </a:stretch>
-                  </pic:blipFill>
-                  <pic:spPr>
-                    <a:xfrm>
-                      <a:off x="0" y="0"/>
-                      <a:ext cx="5760000" cy="3240000"/>
-                    </a:xfrm>
-                    <a:prstGeom prst="rect"/>
-                  </pic:spPr>
-                </pic:pic>
-              </a:graphicData>
-            </a:graphic>
-          </wp:inline>
-        </w:drawing>
-      </w:r>
-    </w:p>
-    <w:p>
-      <w:pPr>
-        <w:spacing w:before="80" w:after="240"/>
-        <w:jc w:val="center"/>
-      </w:pPr>
-      <w:r>
-        <w:rPr>
-          <w:rFonts w:ascii="Times New Roman" w:hAnsi="Times New Roman"/>
-          <w:i/>
-          <w:sz w:val="24"/>
-        </w:rPr>
-        <w:t>Рисунок 6 — Проверка ФГОС</w:t>
-      </w:r>
-    </w:p>
-    <w:p>
-      <w:pPr>
-        <w:spacing w:before="200" w:after="80"/>
-        <w:jc w:val="center"/>
-      </w:pPr>
-      <w:r>
-        <w:drawing>
-          <wp:inline xmlns:a="http://schemas.openxmlformats.org/drawingml/2006/main" xmlns:pic="http://schemas.openxmlformats.org/drawingml/2006/picture">
-            <wp:extent cx="5760000" cy="3240000"/>
-            <wp:docPr id="7" name="Picture 7"/>
-            <wp:cNvGraphicFramePr>
-              <a:graphicFrameLocks noChangeAspect="1"/>
-            </wp:cNvGraphicFramePr>
-            <a:graphic>
-              <a:graphicData uri="http://schemas.openxmlformats.org/drawingml/2006/picture">
-                <pic:pic>
-                  <pic:nvPicPr>
-                    <pic:cNvPr id="0" name="slide_07_visual_diff.png"/>
-                    <pic:cNvPicPr/>
-                  </pic:nvPicPr>
-                  <pic:blipFill>
-                    <a:blip r:embed="rId16"/>
-                    <a:stretch>
-                      <a:fillRect/>
-                    </a:stretch>
-                  </pic:blipFill>
-                  <pic:spPr>
-                    <a:xfrm>
-                      <a:off x="0" y="0"/>
-                      <a:ext cx="5760000" cy="3240000"/>
-                    </a:xfrm>
-                    <a:prstGeom prst="rect"/>
-                  </pic:spPr>
-                </pic:pic>
-              </a:graphicData>
-            </a:graphic>
-          </wp:inline>
-        </w:drawing>
-      </w:r>
-    </w:p>
-    <w:p>
-      <w:pPr>
-        <w:spacing w:before="80" w:after="240"/>
-        <w:jc w:val="center"/>
-      </w:pPr>
-      <w:r>
-        <w:rPr>
-          <w:rFonts w:ascii="Times New Roman" w:hAnsi="Times New Roman"/>
-          <w:i/>
-          <w:sz w:val="24"/>
-        </w:rPr>
-        <w:t>Рисунок 7 — Изменения учебного плана</w:t>
-      </w:r>
-    </w:p>
-    <w:p>
-      <w:pPr>
-        <w:spacing w:before="200" w:after="80"/>
-        <w:jc w:val="center"/>
-      </w:pPr>
-      <w:r>
-        <w:drawing>
-          <wp:inline xmlns:a="http://schemas.openxmlformats.org/drawingml/2006/main" xmlns:pic="http://schemas.openxmlformats.org/drawingml/2006/picture">
-            <wp:extent cx="5760000" cy="3240000"/>
-            <wp:docPr id="8" name="Picture 8"/>
-            <wp:cNvGraphicFramePr>
-              <a:graphicFrameLocks noChangeAspect="1"/>
-            </wp:cNvGraphicFramePr>
-            <a:graphic>
-              <a:graphicData uri="http://schemas.openxmlformats.org/drawingml/2006/picture">
-                <pic:pic>
-                  <pic:nvPicPr>
-                    <pic:cNvPr id="0" name="slide_08_crypto_signature.png"/>
-                    <pic:cNvPicPr/>
-                  </pic:nvPicPr>
-                  <pic:blipFill>
-                    <a:blip r:embed="rId17"/>
-                    <a:stretch>
-                      <a:fillRect/>
-                    </a:stretch>
-                  </pic:blipFill>
-                  <pic:spPr>
-                    <a:xfrm>
-                      <a:off x="0" y="0"/>
-                      <a:ext cx="5760000" cy="3240000"/>
-                    </a:xfrm>
-                    <a:prstGeom prst="rect"/>
-                  </pic:spPr>
-                </pic:pic>
-              </a:graphicData>
-            </a:graphic>
-          </wp:inline>
-        </w:drawing>
-      </w:r>
-    </w:p>
-    <w:p>
-      <w:pPr>
-        <w:spacing w:before="80" w:after="240"/>
-        <w:jc w:val="center"/>
-      </w:pPr>
-      <w:r>
-        <w:rPr>
-          <w:rFonts w:ascii="Times New Roman" w:hAnsi="Times New Roman"/>
-          <w:i/>
-          <w:sz w:val="24"/>
-        </w:rPr>
-        <w:t>Рисунок 8 — Согласование</w:t>
-      </w:r>
-    </w:p>
-    <w:p>
-      <w:pPr>
-        <w:spacing w:before="200" w:after="80"/>
-        <w:jc w:val="center"/>
-      </w:pPr>
-      <w:r>
-        <w:drawing>
-          <wp:inline xmlns:a="http://schemas.openxmlformats.org/drawingml/2006/main" xmlns:pic="http://schemas.openxmlformats.org/drawingml/2006/picture">
-            <wp:extent cx="5760000" cy="3240000"/>
-            <wp:docPr id="9" name="Picture 9"/>
-            <wp:cNvGraphicFramePr>
-              <a:graphicFrameLocks noChangeAspect="1"/>
-            </wp:cNvGraphicFramePr>
-            <a:graphic>
-              <a:graphicData uri="http://schemas.openxmlformats.org/drawingml/2006/picture">
-                <pic:pic>
-                  <pic:nvPicPr>
-                    <pic:cNvPr id="0" name="slide_09_analytics_export.png"/>
-                    <pic:cNvPicPr/>
-                  </pic:nvPicPr>
-                  <pic:blipFill>
-                    <a:blip r:embed="rId18"/>
-                    <a:stretch>
-                      <a:fillRect/>
-                    </a:stretch>
-                  </pic:blipFill>
-                  <pic:spPr>
-                    <a:xfrm>
-                      <a:off x="0" y="0"/>
-                      <a:ext cx="5760000" cy="3240000"/>
-                    </a:xfrm>
-                    <a:prstGeom prst="rect"/>
-                  </pic:spPr>
-                </pic:pic>
-              </a:graphicData>
-            </a:graphic>
-          </wp:inline>
-        </w:drawing>
-      </w:r>
-    </w:p>
-    <w:p>
-      <w:pPr>
-        <w:spacing w:before="80" w:after="240"/>
-        <w:jc w:val="center"/>
-      </w:pPr>
-      <w:r>
-        <w:rPr>
-          <w:rFonts w:ascii="Times New Roman" w:hAnsi="Times New Roman"/>
-          <w:i/>
-          <w:sz w:val="24"/>
-        </w:rPr>
-        <w:t>Рисунок 9 — Аналитика и экспорт</w:t>
-      </w:r>
-    </w:p>
-    <w:p>
-      <w:pPr>
-        <w:spacing w:before="200" w:after="80"/>
-        <w:jc w:val="center"/>
-      </w:pPr>
-      <w:r>
-        <w:drawing>
-          <wp:inline xmlns:a="http://schemas.openxmlformats.org/drawingml/2006/main" xmlns:pic="http://schemas.openxmlformats.org/drawingml/2006/picture">
-            <wp:extent cx="5760000" cy="3240000"/>
-            <wp:docPr id="10" name="Picture 10"/>
-            <wp:cNvGraphicFramePr>
-              <a:graphicFrameLocks noChangeAspect="1"/>
-            </wp:cNvGraphicFramePr>
-            <a:graphic>
-              <a:graphicData uri="http://schemas.openxmlformats.org/drawingml/2006/picture">
-                <pic:pic>
-                  <pic:nvPicPr>
-                    <pic:cNvPr id="0" name="slide_10_interactive_ux.png"/>
-                    <pic:cNvPicPr/>
-                  </pic:nvPicPr>
-                  <pic:blipFill>
-                    <a:blip r:embed="rId19"/>
-                    <a:stretch>
-                      <a:fillRect/>
-                    </a:stretch>
-                  </pic:blipFill>
-                  <pic:spPr>
-                    <a:xfrm>
-                      <a:off x="0" y="0"/>
-                      <a:ext cx="5760000" cy="3240000"/>
-                    </a:xfrm>
-                    <a:prstGeom prst="rect"/>
-                  </pic:spPr>
-                </pic:pic>
-              </a:graphicData>
-            </a:graphic>
-          </wp:inline>
-        </w:drawing>
-      </w:r>
-    </w:p>
-    <w:p>
-      <w:pPr>
-        <w:spacing w:before="80" w:after="240"/>
-        <w:jc w:val="center"/>
-      </w:pPr>
-      <w:r>
-        <w:rPr>
-          <w:rFonts w:ascii="Times New Roman" w:hAnsi="Times New Roman"/>
-          <w:i/>
-          <w:sz w:val="24"/>
-        </w:rPr>
-        <w:t>Рисунок 10 — Интерфейс</w:t>
-      </w:r>
-    </w:p>
-    <w:p>
-      <w:pPr>
-        <w:spacing w:before="200" w:after="80"/>
-        <w:jc w:val="center"/>
-      </w:pPr>
-      <w:r>
-        <w:drawing>
-          <wp:inline xmlns:a="http://schemas.openxmlformats.org/drawingml/2006/main" xmlns:pic="http://schemas.openxmlformats.org/drawingml/2006/picture">
-            <wp:extent cx="5760000" cy="3240000"/>
-            <wp:docPr id="11" name="Picture 11"/>
-            <wp:cNvGraphicFramePr>
-              <a:graphicFrameLocks noChangeAspect="1"/>
-            </wp:cNvGraphicFramePr>
-            <a:graphic>
-              <a:graphicData uri="http://schemas.openxmlformats.org/drawingml/2006/picture">
-                <pic:pic>
-                  <pic:nvPicPr>
-                    <pic:cNvPr id="0" name="slide_11_testing_security.png"/>
-                    <pic:cNvPicPr/>
-                  </pic:nvPicPr>
-                  <pic:blipFill>
-                    <a:blip r:embed="rId20"/>
-                    <a:stretch>
-                      <a:fillRect/>
-                    </a:stretch>
-                  </pic:blipFill>
-                  <pic:spPr>
-                    <a:xfrm>
-                      <a:off x="0" y="0"/>
-                      <a:ext cx="5760000" cy="3240000"/>
-                    </a:xfrm>
-                    <a:prstGeom prst="rect"/>
-                  </pic:spPr>
-                </pic:pic>
-              </a:graphicData>
-            </a:graphic>
-          </wp:inline>
-        </w:drawing>
-      </w:r>
-    </w:p>
-    <w:p>
-      <w:pPr>
-        <w:spacing w:before="80" w:after="240"/>
-        <w:jc w:val="center"/>
-      </w:pPr>
-      <w:r>
-        <w:rPr>
-          <w:rFonts w:ascii="Times New Roman" w:hAnsi="Times New Roman"/>
-          <w:i/>
-          <w:sz w:val="24"/>
-        </w:rPr>
-        <w:t>Рисунок 11 — Проверка и безопасность</w:t>
-      </w:r>
-    </w:p>
-    <w:p>
-      <w:pPr>
-        <w:spacing w:before="200" w:after="80"/>
-        <w:jc w:val="center"/>
-      </w:pPr>
-      <w:r>
-        <w:drawing>
-          <wp:inline xmlns:a="http://schemas.openxmlformats.org/drawingml/2006/main" xmlns:pic="http://schemas.openxmlformats.org/drawingml/2006/picture">
-            <wp:extent cx="5760000" cy="3240000"/>
-            <wp:docPr id="12" name="Picture 12"/>
-            <wp:cNvGraphicFramePr>
-              <a:graphicFrameLocks noChangeAspect="1"/>
-            </wp:cNvGraphicFramePr>
-            <a:graphic>
-              <a:graphicData uri="http://schemas.openxmlformats.org/drawingml/2006/picture">
-                <pic:pic>
-                  <pic:nvPicPr>
-                    <pic:cNvPr id="0" name="slide_12_conclusion_impact.png"/>
-                    <pic:cNvPicPr/>
-                  </pic:nvPicPr>
-                  <pic:blipFill>
-                    <a:blip r:embed="rId21"/>
-                    <a:stretch>
-                      <a:fillRect/>
-                    </a:stretch>
-                  </pic:blipFill>
-                  <pic:spPr>
-                    <a:xfrm>
-                      <a:off x="0" y="0"/>
-                      <a:ext cx="5760000" cy="3240000"/>
-                    </a:xfrm>
-                    <a:prstGeom prst="rect"/>
-                  </pic:spPr>
-                </pic:pic>
-              </a:graphicData>
-            </a:graphic>
-          </wp:inline>
-        </w:drawing>
-      </w:r>
-    </w:p>
-    <w:p>
-      <w:pPr>
-        <w:spacing w:before="80" w:after="240"/>
-        <w:jc w:val="center"/>
-      </w:pPr>
-      <w:r>
-        <w:rPr>
-          <w:rFonts w:ascii="Times New Roman" w:hAnsi="Times New Roman"/>
-          <w:i/>
-          <w:sz w:val="24"/>
-        </w:rPr>
-        <w:t>Рисунок 12 — Заключение</w:t>
+        <w:t>В презентации используются только фактические сведения о текущем Flask-приложении и демонстрационной SQLite-базе.</w:t>
       </w:r>
     </w:p>
     <w:p>
@@ -931,7 +495,7 @@
           <w:rFonts w:ascii="Times New Roman" w:hAnsi="Times New Roman"/>
           <w:sz w:val="28"/>
         </w:rPr>
-        <w:t>Портал является локальным учебным прототипом на Flask и SQLite. Он демонстрирует структуру предметной области, навигацию и просмотр демонстрационных данных. Авторизация, изменение данных, полноценный RBAC, настоящая электронная подпись, экспорт и внешние интеграции в текущую реализацию не входят.</w:t>
+        <w:t>Портал является локальным учебным прототипом на Flask и SQLite. Он демонстрирует структуру предметной области, навигацию и просмотр демонстрационных данных. Авторизация, изменение данных, полноценный RBAC, настоящий движок проверки ФГОС, квалифицированная электронная подпись, экспорт и внешние интеграции в текущую реализацию не входят.</w:t>
       </w:r>
     </w:p>
     <w:p>
@@ -959,7 +523,7 @@
           <w:rFonts w:ascii="Times New Roman" w:hAnsi="Times New Roman"/>
           <w:sz w:val="28"/>
         </w:rPr>
-        <w:t>Подготовлены материалы для представления учебного прототипа. Текст отчёта ограничен фактическими возможностями приложения и не содержит заявлений о несуществующих функциях.</w:t>
+        <w:t>Подготовлены материалы для представления учебного прототипа. Текст отчёта, презентация и пояснительная записка ограничены фактическими возможностями приложения и не содержат заявлений о несуществующих функциях.</w:t>
       </w:r>
     </w:p>
     <w:sectPr>

--- a/reports/lab7/LR7_Report_Variant15.docx
+++ b/reports/lab7/LR7_Report_Variant15.docx
@@ -116,16 +116,16 @@
     </w:p>
     <w:p>
       <w:pPr>
-        <w:spacing w:before="240" w:after="120"/>
-        <w:jc w:val="left"/>
+        <w:spacing w:line="276" w:lineRule="auto" w:after="120"/>
+        <w:ind w:firstLine="709"/>
+        <w:jc w:val="both"/>
       </w:pPr>
       <w:r>
         <w:rPr>
           <w:rFonts w:ascii="Times New Roman" w:hAnsi="Times New Roman"/>
-          <w:b/>
           <w:sz w:val="28"/>
         </w:rPr>
-        <w:t>1. Введение, цель и задачи работы</w:t>
+        <w:t>Подготовлены отчёты по ЛР1–ЛР6, пояснительная записка и презентация. Материалы описывают PHP-приложение, MySQL/MariaDB-схему, разделы портала, информационные блоки и порядок запуска.</w:t>
       </w:r>
     </w:p>
     <w:p>
@@ -139,123 +139,21 @@
           <w:rFonts w:ascii="Times New Roman" w:hAnsi="Times New Roman"/>
           <w:sz w:val="28"/>
         </w:rPr>
+        <w:t>Презентация содержит назначение портала, стек PHP/MySQL/MariaDB, структуру данных, разделы приложения, развёртывание и ограничения учебного прототипа.</w:t>
       </w:r>
-      <w:r>
-        <w:rPr>
-          <w:rFonts w:ascii="Times New Roman" w:hAnsi="Times New Roman"/>
-          <w:b/>
-          <w:sz w:val="28"/>
-        </w:rPr>
-        <w:t>Цель работы:</w:t>
-      </w:r>
+    </w:p>
+    <w:p>
+      <w:pPr>
+        <w:spacing w:line="276" w:lineRule="auto" w:after="120"/>
+        <w:ind w:firstLine="709"/>
+        <w:jc w:val="both"/>
+      </w:pPr>
       <w:r>
         <w:rPr>
           <w:rFonts w:ascii="Times New Roman" w:hAnsi="Times New Roman"/>
           <w:sz w:val="28"/>
         </w:rPr>
-        <w:t xml:space="preserve"> Систематизация, обобщение и подготовка итогового комплекта документации и презентационных материалов по всему циклу проектирования и разработки корпоративного веб-портала университета (Модуль Центра АНОК, Вариант № 15) для публичной защиты проекта перед комиссией.</w:t>
-      </w:r>
-    </w:p>
-    <w:p>
-      <w:pPr>
-        <w:spacing w:before="160" w:after="80"/>
-        <w:jc w:val="left"/>
-      </w:pPr>
-      <w:r>
-        <w:rPr>
-          <w:rFonts w:ascii="Times New Roman" w:hAnsi="Times New Roman"/>
-          <w:b/>
-          <w:sz w:val="26"/>
-        </w:rPr>
-        <w:t>Задачи работы:</w:t>
-      </w:r>
-    </w:p>
-    <w:p>
-      <w:pPr>
-        <w:spacing w:line="276" w:lineRule="auto" w:after="60"/>
-        <w:ind w:left="709"/>
-        <w:jc w:val="both"/>
-      </w:pPr>
-      <w:r>
-        <w:rPr>
-          <w:rFonts w:ascii="Times New Roman" w:hAnsi="Times New Roman"/>
-          <w:b/>
-          <w:sz w:val="28"/>
-        </w:rPr>
-        <w:t xml:space="preserve">1. </w:t>
-      </w:r>
-      <w:r>
-        <w:rPr>
-          <w:rFonts w:ascii="Times New Roman" w:hAnsi="Times New Roman"/>
-          <w:sz w:val="28"/>
-        </w:rPr>
-        <w:t>Разработать и оформить комплексную пояснительную записку к проекту по академическим стандартам.</w:t>
-      </w:r>
-    </w:p>
-    <w:p>
-      <w:pPr>
-        <w:spacing w:line="276" w:lineRule="auto" w:after="60"/>
-        <w:ind w:left="709"/>
-        <w:jc w:val="both"/>
-      </w:pPr>
-      <w:r>
-        <w:rPr>
-          <w:rFonts w:ascii="Times New Roman" w:hAnsi="Times New Roman"/>
-          <w:b/>
-          <w:sz w:val="28"/>
-        </w:rPr>
-        <w:t xml:space="preserve">2. </w:t>
-      </w:r>
-      <w:r>
-        <w:rPr>
-          <w:rFonts w:ascii="Times New Roman" w:hAnsi="Times New Roman"/>
-          <w:sz w:val="28"/>
-        </w:rPr>
-        <w:t>Подготовить широкоформатную презентацию проекта (12 слайдов) в форматах Microsoft PowerPoint (PPTX) и Adobe PDF.</w:t>
-      </w:r>
-    </w:p>
-    <w:p>
-      <w:pPr>
-        <w:spacing w:line="276" w:lineRule="auto" w:after="60"/>
-        <w:ind w:left="709"/>
-        <w:jc w:val="both"/>
-      </w:pPr>
-      <w:r>
-        <w:rPr>
-          <w:rFonts w:ascii="Times New Roman" w:hAnsi="Times New Roman"/>
-          <w:b/>
-          <w:sz w:val="28"/>
-        </w:rPr>
-        <w:t xml:space="preserve">3. </w:t>
-      </w:r>
-      <w:r>
-        <w:rPr>
-          <w:rFonts w:ascii="Times New Roman" w:hAnsi="Times New Roman"/>
-          <w:sz w:val="28"/>
-        </w:rPr>
-        <w:t>Оформить результаты функционального и интеграционного тестирования, архитектурные схемы и расчет организационно-экономического эффекта.</w:t>
-      </w:r>
-    </w:p>
-    <w:p>
-      <w:pPr>
-        <w:spacing w:line="276" w:lineRule="auto" w:after="60"/>
-        <w:ind w:left="709"/>
-        <w:jc w:val="both"/>
-      </w:pPr>
-      <w:r>
-        <w:rPr>
-          <w:rFonts w:ascii="Times New Roman" w:hAnsi="Times New Roman"/>
-          <w:b/>
-          <w:sz w:val="28"/>
-        </w:rPr>
-        <w:t xml:space="preserve">4. </w:t>
-      </w:r>
-      <w:r>
-        <w:rPr>
-          <w:rFonts w:ascii="Times New Roman" w:hAnsi="Times New Roman"/>
-          <w:sz w:val="28"/>
-        </w:rPr>
-        <w:t>Подготовить отчет по выполнению Лабораторной работы № 7.</w:t>
+        <w:t>Результат является учебным порталом для просмотра демонстрационных данных. Авторизация, редактирование через формы, полноценный RBAC, настоящая электронная подпись, экспорт и внешние интеграции в текущую реализацию не входят.</w:t>
       </w:r>
     </w:p>
     <w:p>
@@ -269,21 +167,7 @@
           <w:b/>
           <w:sz w:val="28"/>
         </w:rPr>
-        <w:t>2. Структура подготовленных материалов</w:t>
-      </w:r>
-    </w:p>
-    <w:p>
-      <w:pPr>
-        <w:spacing w:before="160" w:after="80"/>
-        <w:jc w:val="left"/>
-      </w:pPr>
-      <w:r>
-        <w:rPr>
-          <w:rFonts w:ascii="Times New Roman" w:hAnsi="Times New Roman"/>
-          <w:b/>
-          <w:sz w:val="26"/>
-        </w:rPr>
-        <w:t>2.1. Пояснительная записка к проекту</w:t>
+        <w:t>Заключение</w:t>
       </w:r>
     </w:p>
     <w:p>
@@ -297,1677 +181,7 @@
           <w:rFonts w:ascii="Times New Roman" w:hAnsi="Times New Roman"/>
           <w:sz w:val="28"/>
         </w:rPr>
-        <w:t>Пояснительная записка оформлена в едином сквозном документе, включающем 12 взаимосвязанных глав:</w:t>
-      </w:r>
-    </w:p>
-    <w:p>
-      <w:pPr>
-        <w:spacing w:line="276" w:lineRule="auto" w:after="60"/>
-        <w:ind w:left="709"/>
-        <w:jc w:val="both"/>
-      </w:pPr>
-      <w:r>
-        <w:rPr>
-          <w:rFonts w:ascii="Times New Roman" w:hAnsi="Times New Roman"/>
-          <w:b w:val="0"/>
-          <w:sz w:val="28"/>
-        </w:rPr>
-        <w:t xml:space="preserve">• </w:t>
-      </w:r>
-      <w:r>
-        <w:rPr>
-          <w:rFonts w:ascii="Times New Roman" w:hAnsi="Times New Roman"/>
-          <w:sz w:val="28"/>
-        </w:rPr>
-      </w:r>
-      <w:r>
-        <w:rPr>
-          <w:rFonts w:ascii="Times New Roman" w:hAnsi="Times New Roman"/>
-          <w:b/>
-          <w:sz w:val="28"/>
-        </w:rPr>
-        <w:t>Аннотация и Содержание:</w:t>
-      </w:r>
-      <w:r>
-        <w:rPr>
-          <w:rFonts w:ascii="Times New Roman" w:hAnsi="Times New Roman"/>
-          <w:sz w:val="28"/>
-        </w:rPr>
-        <w:t xml:space="preserve"> краткое резюме результатов и навигационная карта документа.</w:t>
-      </w:r>
-    </w:p>
-    <w:p>
-      <w:pPr>
-        <w:spacing w:line="276" w:lineRule="auto" w:after="60"/>
-        <w:ind w:left="709"/>
-        <w:jc w:val="both"/>
-      </w:pPr>
-      <w:r>
-        <w:rPr>
-          <w:rFonts w:ascii="Times New Roman" w:hAnsi="Times New Roman"/>
-          <w:b w:val="0"/>
-          <w:sz w:val="28"/>
-        </w:rPr>
-        <w:t xml:space="preserve">• </w:t>
-      </w:r>
-      <w:r>
-        <w:rPr>
-          <w:rFonts w:ascii="Times New Roman" w:hAnsi="Times New Roman"/>
-          <w:sz w:val="28"/>
-        </w:rPr>
-      </w:r>
-      <w:r>
-        <w:rPr>
-          <w:rFonts w:ascii="Times New Roman" w:hAnsi="Times New Roman"/>
-          <w:b/>
-          <w:sz w:val="28"/>
-        </w:rPr>
-        <w:t>Глава 1. Введение:</w:t>
-      </w:r>
-      <w:r>
-        <w:rPr>
-          <w:rFonts w:ascii="Times New Roman" w:hAnsi="Times New Roman"/>
-          <w:sz w:val="28"/>
-        </w:rPr>
-        <w:t xml:space="preserve"> актуальность, цели, задачи цифровизации экспертной деятельности АНОК и нормативно-правовая база (ФЗ-273, ФЗ-63, ГОСТ Р 34.10-2012, ФГОС ВО 3++).</w:t>
-      </w:r>
-    </w:p>
-    <w:p>
-      <w:pPr>
-        <w:spacing w:line="276" w:lineRule="auto" w:after="60"/>
-        <w:ind w:left="709"/>
-        <w:jc w:val="both"/>
-      </w:pPr>
-      <w:r>
-        <w:rPr>
-          <w:rFonts w:ascii="Times New Roman" w:hAnsi="Times New Roman"/>
-          <w:b w:val="0"/>
-          <w:sz w:val="28"/>
-        </w:rPr>
-        <w:t xml:space="preserve">• </w:t>
-      </w:r>
-      <w:r>
-        <w:rPr>
-          <w:rFonts w:ascii="Times New Roman" w:hAnsi="Times New Roman"/>
-          <w:sz w:val="28"/>
-        </w:rPr>
-      </w:r>
-      <w:r>
-        <w:rPr>
-          <w:rFonts w:ascii="Times New Roman" w:hAnsi="Times New Roman"/>
-          <w:b/>
-          <w:sz w:val="28"/>
-        </w:rPr>
-        <w:t>Глава 2. Анализ предметной области и требования к системе:</w:t>
-      </w:r>
-      <w:r>
-        <w:rPr>
-          <w:rFonts w:ascii="Times New Roman" w:hAnsi="Times New Roman"/>
-          <w:sz w:val="28"/>
-        </w:rPr>
-        <w:t xml:space="preserve"> ролевая матрица стейкхолдеров (RBAC), модель прецедентов (Use Case), реестр функциональных и нефункциональных требований.</w:t>
-      </w:r>
-    </w:p>
-    <w:p>
-      <w:pPr>
-        <w:spacing w:line="276" w:lineRule="auto" w:after="60"/>
-        <w:ind w:left="709"/>
-        <w:jc w:val="both"/>
-      </w:pPr>
-      <w:r>
-        <w:rPr>
-          <w:rFonts w:ascii="Times New Roman" w:hAnsi="Times New Roman"/>
-          <w:b w:val="0"/>
-          <w:sz w:val="28"/>
-        </w:rPr>
-        <w:t xml:space="preserve">• </w:t>
-      </w:r>
-      <w:r>
-        <w:rPr>
-          <w:rFonts w:ascii="Times New Roman" w:hAnsi="Times New Roman"/>
-          <w:sz w:val="28"/>
-        </w:rPr>
-      </w:r>
-      <w:r>
-        <w:rPr>
-          <w:rFonts w:ascii="Times New Roman" w:hAnsi="Times New Roman"/>
-          <w:b/>
-          <w:sz w:val="28"/>
-        </w:rPr>
-        <w:t>Глава 3. Архитектурное и структурное проектирование:</w:t>
-      </w:r>
-      <w:r>
-        <w:rPr>
-          <w:rFonts w:ascii="Times New Roman" w:hAnsi="Times New Roman"/>
-          <w:sz w:val="28"/>
-        </w:rPr>
-        <w:t xml:space="preserve"> трехуровневая топология, UML-диаграммы классов, компонентов, последовательности и развертывания, реляционная схема базы данных.</w:t>
-      </w:r>
-    </w:p>
-    <w:p>
-      <w:pPr>
-        <w:spacing w:line="276" w:lineRule="auto" w:after="60"/>
-        <w:ind w:left="709"/>
-        <w:jc w:val="both"/>
-      </w:pPr>
-      <w:r>
-        <w:rPr>
-          <w:rFonts w:ascii="Times New Roman" w:hAnsi="Times New Roman"/>
-          <w:b w:val="0"/>
-          <w:sz w:val="28"/>
-        </w:rPr>
-        <w:t xml:space="preserve">• </w:t>
-      </w:r>
-      <w:r>
-        <w:rPr>
-          <w:rFonts w:ascii="Times New Roman" w:hAnsi="Times New Roman"/>
-          <w:sz w:val="28"/>
-        </w:rPr>
-      </w:r>
-      <w:r>
-        <w:rPr>
-          <w:rFonts w:ascii="Times New Roman" w:hAnsi="Times New Roman"/>
-          <w:b/>
-          <w:sz w:val="28"/>
-        </w:rPr>
-        <w:t>Глава 4. Проектирование графического интерфейса пользователя:</w:t>
-      </w:r>
-      <w:r>
-        <w:rPr>
-          <w:rFonts w:ascii="Times New Roman" w:hAnsi="Times New Roman"/>
-          <w:sz w:val="28"/>
-        </w:rPr>
-        <w:t xml:space="preserve"> дизайн-система, цветовая палитра, типографическая шкала, 8-пиксельная сетка и Wireframe-макеты.</w:t>
-      </w:r>
-    </w:p>
-    <w:p>
-      <w:pPr>
-        <w:spacing w:line="276" w:lineRule="auto" w:after="60"/>
-        <w:ind w:left="709"/>
-        <w:jc w:val="both"/>
-      </w:pPr>
-      <w:r>
-        <w:rPr>
-          <w:rFonts w:ascii="Times New Roman" w:hAnsi="Times New Roman"/>
-          <w:b w:val="0"/>
-          <w:sz w:val="28"/>
-        </w:rPr>
-        <w:t xml:space="preserve">• </w:t>
-      </w:r>
-      <w:r>
-        <w:rPr>
-          <w:rFonts w:ascii="Times New Roman" w:hAnsi="Times New Roman"/>
-          <w:sz w:val="28"/>
-        </w:rPr>
-      </w:r>
-      <w:r>
-        <w:rPr>
-          <w:rFonts w:ascii="Times New Roman" w:hAnsi="Times New Roman"/>
-          <w:b/>
-          <w:sz w:val="28"/>
-        </w:rPr>
-        <w:t>Глава 5. Разработка структуры портала и шаблонов страниц:</w:t>
-      </w:r>
-      <w:r>
-        <w:rPr>
-          <w:rFonts w:ascii="Times New Roman" w:hAnsi="Times New Roman"/>
-          <w:sz w:val="28"/>
-        </w:rPr>
-        <w:t xml:space="preserve"> информационная архитектура (Sitemap), модули Jinja2 и маршрутизация Flask.</w:t>
-      </w:r>
-    </w:p>
-    <w:p>
-      <w:pPr>
-        <w:spacing w:line="276" w:lineRule="auto" w:after="60"/>
-        <w:ind w:left="709"/>
-        <w:jc w:val="both"/>
-      </w:pPr>
-      <w:r>
-        <w:rPr>
-          <w:rFonts w:ascii="Times New Roman" w:hAnsi="Times New Roman"/>
-          <w:b w:val="0"/>
-          <w:sz w:val="28"/>
-        </w:rPr>
-        <w:t xml:space="preserve">• </w:t>
-      </w:r>
-      <w:r>
-        <w:rPr>
-          <w:rFonts w:ascii="Times New Roman" w:hAnsi="Times New Roman"/>
-          <w:sz w:val="28"/>
-        </w:rPr>
-      </w:r>
-      <w:r>
-        <w:rPr>
-          <w:rFonts w:ascii="Times New Roman" w:hAnsi="Times New Roman"/>
-          <w:b/>
-          <w:sz w:val="28"/>
-        </w:rPr>
-        <w:t>Глава 6. Контентное наполнение и реализация инфоблоков:</w:t>
-      </w:r>
-      <w:r>
-        <w:rPr>
-          <w:rFonts w:ascii="Times New Roman" w:hAnsi="Times New Roman"/>
-          <w:sz w:val="28"/>
-        </w:rPr>
-        <w:t xml:space="preserve"> 8 специализированных инфоблоков с реальными данными (51 дисциплина, 240 з.е., матрица компетенций, регламенты).</w:t>
-      </w:r>
-    </w:p>
-    <w:p>
-      <w:pPr>
-        <w:spacing w:line="276" w:lineRule="auto" w:after="60"/>
-        <w:ind w:left="709"/>
-        <w:jc w:val="both"/>
-      </w:pPr>
-      <w:r>
-        <w:rPr>
-          <w:rFonts w:ascii="Times New Roman" w:hAnsi="Times New Roman"/>
-          <w:b w:val="0"/>
-          <w:sz w:val="28"/>
-        </w:rPr>
-        <w:t xml:space="preserve">• </w:t>
-      </w:r>
-      <w:r>
-        <w:rPr>
-          <w:rFonts w:ascii="Times New Roman" w:hAnsi="Times New Roman"/>
-          <w:sz w:val="28"/>
-        </w:rPr>
-      </w:r>
-      <w:r>
-        <w:rPr>
-          <w:rFonts w:ascii="Times New Roman" w:hAnsi="Times New Roman"/>
-          <w:b/>
-          <w:sz w:val="28"/>
-        </w:rPr>
-        <w:t>Глава 7. Интеграция готовых модулей и компонентов:</w:t>
-      </w:r>
-      <w:r>
-        <w:rPr>
-          <w:rFonts w:ascii="Times New Roman" w:hAnsi="Times New Roman"/>
-          <w:sz w:val="28"/>
-        </w:rPr>
-        <w:t xml:space="preserve"> 7 подключенных подсистем (Chart.js, SheetJS, jsPDF, CryptoJS SHA-256, Diff-движок, FullCalendar, DataTables, SweetAlert2/Toastify).</w:t>
-      </w:r>
-    </w:p>
-    <w:p>
-      <w:pPr>
-        <w:spacing w:line="276" w:lineRule="auto" w:after="60"/>
-        <w:ind w:left="709"/>
-        <w:jc w:val="both"/>
-      </w:pPr>
-      <w:r>
-        <w:rPr>
-          <w:rFonts w:ascii="Times New Roman" w:hAnsi="Times New Roman"/>
-          <w:b w:val="0"/>
-          <w:sz w:val="28"/>
-        </w:rPr>
-        <w:t xml:space="preserve">• </w:t>
-      </w:r>
-      <w:r>
-        <w:rPr>
-          <w:rFonts w:ascii="Times New Roman" w:hAnsi="Times New Roman"/>
-          <w:sz w:val="28"/>
-        </w:rPr>
-      </w:r>
-      <w:r>
-        <w:rPr>
-          <w:rFonts w:ascii="Times New Roman" w:hAnsi="Times New Roman"/>
-          <w:b/>
-          <w:sz w:val="28"/>
-        </w:rPr>
-        <w:t>Глава 8. Тестирование, безопасность и оценка эффективности:</w:t>
-      </w:r>
-      <w:r>
-        <w:rPr>
-          <w:rFonts w:ascii="Times New Roman" w:hAnsi="Times New Roman"/>
-          <w:sz w:val="28"/>
-        </w:rPr>
-        <w:t xml:space="preserve"> методика тестирования, защита по OWASP Top 10, расчет экономической эффективности (сокращение трудоемкости на 65%).</w:t>
-      </w:r>
-    </w:p>
-    <w:p>
-      <w:pPr>
-        <w:spacing w:line="276" w:lineRule="auto" w:after="60"/>
-        <w:ind w:left="709"/>
-        <w:jc w:val="both"/>
-      </w:pPr>
-      <w:r>
-        <w:rPr>
-          <w:rFonts w:ascii="Times New Roman" w:hAnsi="Times New Roman"/>
-          <w:b w:val="0"/>
-          <w:sz w:val="28"/>
-        </w:rPr>
-        <w:t xml:space="preserve">• </w:t>
-      </w:r>
-      <w:r>
-        <w:rPr>
-          <w:rFonts w:ascii="Times New Roman" w:hAnsi="Times New Roman"/>
-          <w:sz w:val="28"/>
-        </w:rPr>
-      </w:r>
-      <w:r>
-        <w:rPr>
-          <w:rFonts w:ascii="Times New Roman" w:hAnsi="Times New Roman"/>
-          <w:b/>
-          <w:sz w:val="28"/>
-        </w:rPr>
-        <w:t>Глава 9. Руководство пользователя и администратора:</w:t>
-      </w:r>
-      <w:r>
-        <w:rPr>
-          <w:rFonts w:ascii="Times New Roman" w:hAnsi="Times New Roman"/>
-          <w:sz w:val="28"/>
-        </w:rPr>
-        <w:t xml:space="preserve"> инструкции по развертыванию, запуску и типовым сценариям работы сотрудников.</w:t>
-      </w:r>
-    </w:p>
-    <w:p>
-      <w:pPr>
-        <w:spacing w:line="276" w:lineRule="auto" w:after="60"/>
-        <w:ind w:left="709"/>
-        <w:jc w:val="both"/>
-      </w:pPr>
-      <w:r>
-        <w:rPr>
-          <w:rFonts w:ascii="Times New Roman" w:hAnsi="Times New Roman"/>
-          <w:b w:val="0"/>
-          <w:sz w:val="28"/>
-        </w:rPr>
-        <w:t xml:space="preserve">• </w:t>
-      </w:r>
-      <w:r>
-        <w:rPr>
-          <w:rFonts w:ascii="Times New Roman" w:hAnsi="Times New Roman"/>
-          <w:sz w:val="28"/>
-        </w:rPr>
-      </w:r>
-      <w:r>
-        <w:rPr>
-          <w:rFonts w:ascii="Times New Roman" w:hAnsi="Times New Roman"/>
-          <w:b/>
-          <w:sz w:val="28"/>
-        </w:rPr>
-        <w:t>Глава 10. Заключение:</w:t>
-      </w:r>
-      <w:r>
-        <w:rPr>
-          <w:rFonts w:ascii="Times New Roman" w:hAnsi="Times New Roman"/>
-          <w:sz w:val="28"/>
-        </w:rPr>
-        <w:t xml:space="preserve"> ключевые научно-практические результаты проекта.</w:t>
-      </w:r>
-    </w:p>
-    <w:p>
-      <w:pPr>
-        <w:spacing w:line="276" w:lineRule="auto" w:after="60"/>
-        <w:ind w:left="709"/>
-        <w:jc w:val="both"/>
-      </w:pPr>
-      <w:r>
-        <w:rPr>
-          <w:rFonts w:ascii="Times New Roman" w:hAnsi="Times New Roman"/>
-          <w:b w:val="0"/>
-          <w:sz w:val="28"/>
-        </w:rPr>
-        <w:t xml:space="preserve">• </w:t>
-      </w:r>
-      <w:r>
-        <w:rPr>
-          <w:rFonts w:ascii="Times New Roman" w:hAnsi="Times New Roman"/>
-          <w:sz w:val="28"/>
-        </w:rPr>
-      </w:r>
-      <w:r>
-        <w:rPr>
-          <w:rFonts w:ascii="Times New Roman" w:hAnsi="Times New Roman"/>
-          <w:b/>
-          <w:sz w:val="28"/>
-        </w:rPr>
-        <w:t>Глава 11. Список использованных источников:</w:t>
-      </w:r>
-      <w:r>
-        <w:rPr>
-          <w:rFonts w:ascii="Times New Roman" w:hAnsi="Times New Roman"/>
-          <w:sz w:val="28"/>
-        </w:rPr>
-        <w:t xml:space="preserve"> 10 нормативных и научно-технических источников по ГОСТ 7.0.5.</w:t>
-      </w:r>
-    </w:p>
-    <w:p>
-      <w:pPr>
-        <w:spacing w:line="276" w:lineRule="auto" w:after="60"/>
-        <w:ind w:left="709"/>
-        <w:jc w:val="both"/>
-      </w:pPr>
-      <w:r>
-        <w:rPr>
-          <w:rFonts w:ascii="Times New Roman" w:hAnsi="Times New Roman"/>
-          <w:b w:val="0"/>
-          <w:sz w:val="28"/>
-        </w:rPr>
-        <w:t xml:space="preserve">• </w:t>
-      </w:r>
-      <w:r>
-        <w:rPr>
-          <w:rFonts w:ascii="Times New Roman" w:hAnsi="Times New Roman"/>
-          <w:sz w:val="28"/>
-        </w:rPr>
-      </w:r>
-      <w:r>
-        <w:rPr>
-          <w:rFonts w:ascii="Times New Roman" w:hAnsi="Times New Roman"/>
-          <w:b/>
-          <w:sz w:val="28"/>
-        </w:rPr>
-        <w:t>Глава 12. Приложения:</w:t>
-      </w:r>
-      <w:r>
-        <w:rPr>
-          <w:rFonts w:ascii="Times New Roman" w:hAnsi="Times New Roman"/>
-          <w:sz w:val="28"/>
-        </w:rPr>
-        <w:t xml:space="preserve"> графические макеты, UML-диаграммы и презентационные слайды.</w:t>
-      </w:r>
-    </w:p>
-    <w:p>
-      <w:pPr>
-        <w:spacing w:before="160" w:after="80"/>
-        <w:jc w:val="left"/>
-      </w:pPr>
-      <w:r>
-        <w:rPr>
-          <w:rFonts w:ascii="Times New Roman" w:hAnsi="Times New Roman"/>
-          <w:b/>
-          <w:sz w:val="26"/>
-        </w:rPr>
-        <w:t>2.2. Презентация для защиты проекта (12 слайдов)</w:t>
-      </w:r>
-    </w:p>
-    <w:p>
-      <w:pPr>
-        <w:spacing w:line="276" w:lineRule="auto" w:after="120"/>
-        <w:ind w:firstLine="709"/>
-        <w:jc w:val="both"/>
-      </w:pPr>
-      <w:r>
-        <w:rPr>
-          <w:rFonts w:ascii="Times New Roman" w:hAnsi="Times New Roman"/>
-          <w:sz w:val="28"/>
-        </w:rPr>
-        <w:t>Презентация сформирована в широкоформатном стандарте 16:9 и включает 12 слайдов:</w:t>
-      </w:r>
-    </w:p>
-    <w:p>
-      <w:pPr>
-        <w:spacing w:line="276" w:lineRule="auto" w:after="60"/>
-        <w:ind w:left="709"/>
-        <w:jc w:val="both"/>
-      </w:pPr>
-      <w:r>
-        <w:rPr>
-          <w:rFonts w:ascii="Times New Roman" w:hAnsi="Times New Roman"/>
-          <w:b/>
-          <w:sz w:val="28"/>
-        </w:rPr>
-        <w:t xml:space="preserve">1. </w:t>
-      </w:r>
-      <w:r>
-        <w:rPr>
-          <w:rFonts w:ascii="Times New Roman" w:hAnsi="Times New Roman"/>
-          <w:sz w:val="28"/>
-        </w:rPr>
-      </w:r>
-      <w:r>
-        <w:rPr>
-          <w:rFonts w:ascii="Times New Roman" w:hAnsi="Times New Roman"/>
-          <w:b/>
-          <w:sz w:val="28"/>
-        </w:rPr>
-        <w:t>Слайд 1 (Титульный):</w:t>
-      </w:r>
-      <w:r>
-        <w:rPr>
-          <w:rFonts w:ascii="Times New Roman" w:hAnsi="Times New Roman"/>
-          <w:sz w:val="28"/>
-        </w:rPr>
-        <w:t xml:space="preserve"> Защита проекта, тема, Вариант № 15, исполнитель и научный руководитель.</w:t>
-      </w:r>
-    </w:p>
-    <w:p>
-      <w:pPr>
-        <w:spacing w:before="200" w:after="80"/>
-        <w:jc w:val="center"/>
-      </w:pPr>
-      <w:r>
-        <w:drawing>
-          <wp:inline xmlns:a="http://schemas.openxmlformats.org/drawingml/2006/main" xmlns:pic="http://schemas.openxmlformats.org/drawingml/2006/picture">
-            <wp:extent cx="5760000" cy="3240000"/>
-            <wp:docPr id="1" name="Picture 1"/>
-            <wp:cNvGraphicFramePr>
-              <a:graphicFrameLocks noChangeAspect="1"/>
-            </wp:cNvGraphicFramePr>
-            <a:graphic>
-              <a:graphicData uri="http://schemas.openxmlformats.org/drawingml/2006/picture">
-                <pic:pic>
-                  <pic:nvPicPr>
-                    <pic:cNvPr id="0" name="slide_01_title.png"/>
-                    <pic:cNvPicPr/>
-                  </pic:nvPicPr>
-                  <pic:blipFill>
-                    <a:blip r:embed="rId10"/>
-                    <a:stretch>
-                      <a:fillRect/>
-                    </a:stretch>
-                  </pic:blipFill>
-                  <pic:spPr>
-                    <a:xfrm>
-                      <a:off x="0" y="0"/>
-                      <a:ext cx="5760000" cy="3240000"/>
-                    </a:xfrm>
-                    <a:prstGeom prst="rect"/>
-                  </pic:spPr>
-                </pic:pic>
-              </a:graphicData>
-            </a:graphic>
-          </wp:inline>
-        </w:drawing>
-      </w:r>
-    </w:p>
-    <w:p>
-      <w:pPr>
-        <w:spacing w:before="80" w:after="240"/>
-        <w:jc w:val="center"/>
-      </w:pPr>
-      <w:r>
-        <w:rPr>
-          <w:rFonts w:ascii="Times New Roman" w:hAnsi="Times New Roman"/>
-          <w:i/>
-          <w:sz w:val="24"/>
-        </w:rPr>
-        <w:t>Рисунок 1 — Титульный слайд презентации</w:t>
-      </w:r>
-    </w:p>
-    <w:p>
-      <w:pPr>
-        <w:spacing w:line="276" w:lineRule="auto" w:after="60"/>
-        <w:ind w:left="709"/>
-        <w:jc w:val="both"/>
-      </w:pPr>
-      <w:r>
-        <w:rPr>
-          <w:rFonts w:ascii="Times New Roman" w:hAnsi="Times New Roman"/>
-          <w:b/>
-          <w:sz w:val="28"/>
-        </w:rPr>
-        <w:t xml:space="preserve">2. </w:t>
-      </w:r>
-      <w:r>
-        <w:rPr>
-          <w:rFonts w:ascii="Times New Roman" w:hAnsi="Times New Roman"/>
-          <w:sz w:val="28"/>
-        </w:rPr>
-      </w:r>
-      <w:r>
-        <w:rPr>
-          <w:rFonts w:ascii="Times New Roman" w:hAnsi="Times New Roman"/>
-          <w:b/>
-          <w:sz w:val="28"/>
-        </w:rPr>
-        <w:t>Слайд 2 (Контекст и цели):</w:t>
-      </w:r>
-      <w:r>
-        <w:rPr>
-          <w:rFonts w:ascii="Times New Roman" w:hAnsi="Times New Roman"/>
-          <w:sz w:val="28"/>
-        </w:rPr>
-        <w:t xml:space="preserve"> Проблематика нормативного контроля УП в вузе и цели автоматизации.</w:t>
-      </w:r>
-    </w:p>
-    <w:p>
-      <w:pPr>
-        <w:spacing w:before="200" w:after="80"/>
-        <w:jc w:val="center"/>
-      </w:pPr>
-      <w:r>
-        <w:drawing>
-          <wp:inline xmlns:a="http://schemas.openxmlformats.org/drawingml/2006/main" xmlns:pic="http://schemas.openxmlformats.org/drawingml/2006/picture">
-            <wp:extent cx="5760000" cy="3240000"/>
-            <wp:docPr id="2" name="Picture 2"/>
-            <wp:cNvGraphicFramePr>
-              <a:graphicFrameLocks noChangeAspect="1"/>
-            </wp:cNvGraphicFramePr>
-            <a:graphic>
-              <a:graphicData uri="http://schemas.openxmlformats.org/drawingml/2006/picture">
-                <pic:pic>
-                  <pic:nvPicPr>
-                    <pic:cNvPr id="0" name="slide_02_context_goals.png"/>
-                    <pic:cNvPicPr/>
-                  </pic:nvPicPr>
-                  <pic:blipFill>
-                    <a:blip r:embed="rId11"/>
-                    <a:stretch>
-                      <a:fillRect/>
-                    </a:stretch>
-                  </pic:blipFill>
-                  <pic:spPr>
-                    <a:xfrm>
-                      <a:off x="0" y="0"/>
-                      <a:ext cx="5760000" cy="3240000"/>
-                    </a:xfrm>
-                    <a:prstGeom prst="rect"/>
-                  </pic:spPr>
-                </pic:pic>
-              </a:graphicData>
-            </a:graphic>
-          </wp:inline>
-        </w:drawing>
-      </w:r>
-    </w:p>
-    <w:p>
-      <w:pPr>
-        <w:spacing w:before="80" w:after="240"/>
-        <w:jc w:val="center"/>
-      </w:pPr>
-      <w:r>
-        <w:rPr>
-          <w:rFonts w:ascii="Times New Roman" w:hAnsi="Times New Roman"/>
-          <w:i/>
-          <w:sz w:val="24"/>
-        </w:rPr>
-        <w:t>Рисунок 2 — Контекст и цели разработки</w:t>
-      </w:r>
-    </w:p>
-    <w:p>
-      <w:pPr>
-        <w:spacing w:line="276" w:lineRule="auto" w:after="60"/>
-        <w:ind w:left="709"/>
-        <w:jc w:val="both"/>
-      </w:pPr>
-      <w:r>
-        <w:rPr>
-          <w:rFonts w:ascii="Times New Roman" w:hAnsi="Times New Roman"/>
-          <w:b/>
-          <w:sz w:val="28"/>
-        </w:rPr>
-        <w:t xml:space="preserve">3. </w:t>
-      </w:r>
-      <w:r>
-        <w:rPr>
-          <w:rFonts w:ascii="Times New Roman" w:hAnsi="Times New Roman"/>
-          <w:sz w:val="28"/>
-        </w:rPr>
-      </w:r>
-      <w:r>
-        <w:rPr>
-          <w:rFonts w:ascii="Times New Roman" w:hAnsi="Times New Roman"/>
-          <w:b/>
-          <w:sz w:val="28"/>
-        </w:rPr>
-        <w:t>Слайд 3 (Архитектура и стек):</w:t>
-      </w:r>
-      <w:r>
-        <w:rPr>
-          <w:rFonts w:ascii="Times New Roman" w:hAnsi="Times New Roman"/>
-          <w:sz w:val="28"/>
-        </w:rPr>
-        <w:t xml:space="preserve"> Трехуровневая архитектура системы, стек Python/Flask, TailwindCSS, Chart.js.</w:t>
-      </w:r>
-    </w:p>
-    <w:p>
-      <w:pPr>
-        <w:spacing w:before="200" w:after="80"/>
-        <w:jc w:val="center"/>
-      </w:pPr>
-      <w:r>
-        <w:drawing>
-          <wp:inline xmlns:a="http://schemas.openxmlformats.org/drawingml/2006/main" xmlns:pic="http://schemas.openxmlformats.org/drawingml/2006/picture">
-            <wp:extent cx="5760000" cy="3240000"/>
-            <wp:docPr id="3" name="Picture 3"/>
-            <wp:cNvGraphicFramePr>
-              <a:graphicFrameLocks noChangeAspect="1"/>
-            </wp:cNvGraphicFramePr>
-            <a:graphic>
-              <a:graphicData uri="http://schemas.openxmlformats.org/drawingml/2006/picture">
-                <pic:pic>
-                  <pic:nvPicPr>
-                    <pic:cNvPr id="0" name="slide_03_architecture_stack.png"/>
-                    <pic:cNvPicPr/>
-                  </pic:nvPicPr>
-                  <pic:blipFill>
-                    <a:blip r:embed="rId12"/>
-                    <a:stretch>
-                      <a:fillRect/>
-                    </a:stretch>
-                  </pic:blipFill>
-                  <pic:spPr>
-                    <a:xfrm>
-                      <a:off x="0" y="0"/>
-                      <a:ext cx="5760000" cy="3240000"/>
-                    </a:xfrm>
-                    <a:prstGeom prst="rect"/>
-                  </pic:spPr>
-                </pic:pic>
-              </a:graphicData>
-            </a:graphic>
-          </wp:inline>
-        </w:drawing>
-      </w:r>
-    </w:p>
-    <w:p>
-      <w:pPr>
-        <w:spacing w:before="80" w:after="240"/>
-        <w:jc w:val="center"/>
-      </w:pPr>
-      <w:r>
-        <w:rPr>
-          <w:rFonts w:ascii="Times New Roman" w:hAnsi="Times New Roman"/>
-          <w:i/>
-          <w:sz w:val="24"/>
-        </w:rPr>
-        <w:t>Рисунок 3 — Архитектура и технологический стек</w:t>
-      </w:r>
-    </w:p>
-    <w:p>
-      <w:pPr>
-        <w:spacing w:line="276" w:lineRule="auto" w:after="60"/>
-        <w:ind w:left="709"/>
-        <w:jc w:val="both"/>
-      </w:pPr>
-      <w:r>
-        <w:rPr>
-          <w:rFonts w:ascii="Times New Roman" w:hAnsi="Times New Roman"/>
-          <w:b/>
-          <w:sz w:val="28"/>
-        </w:rPr>
-        <w:t xml:space="preserve">4. </w:t>
-      </w:r>
-      <w:r>
-        <w:rPr>
-          <w:rFonts w:ascii="Times New Roman" w:hAnsi="Times New Roman"/>
-          <w:sz w:val="28"/>
-        </w:rPr>
-      </w:r>
-      <w:r>
-        <w:rPr>
-          <w:rFonts w:ascii="Times New Roman" w:hAnsi="Times New Roman"/>
-          <w:b/>
-          <w:sz w:val="28"/>
-        </w:rPr>
-        <w:t>Слайд 4 (Модель данных):</w:t>
-      </w:r>
-      <w:r>
-        <w:rPr>
-          <w:rFonts w:ascii="Times New Roman" w:hAnsi="Times New Roman"/>
-          <w:sz w:val="28"/>
-        </w:rPr>
-        <w:t xml:space="preserve"> Реляционная структура базы данных и связи между 13 таблицами.</w:t>
-      </w:r>
-    </w:p>
-    <w:p>
-      <w:pPr>
-        <w:spacing w:before="200" w:after="80"/>
-        <w:jc w:val="center"/>
-      </w:pPr>
-      <w:r>
-        <w:drawing>
-          <wp:inline xmlns:a="http://schemas.openxmlformats.org/drawingml/2006/main" xmlns:pic="http://schemas.openxmlformats.org/drawingml/2006/picture">
-            <wp:extent cx="5760000" cy="3240000"/>
-            <wp:docPr id="4" name="Picture 4"/>
-            <wp:cNvGraphicFramePr>
-              <a:graphicFrameLocks noChangeAspect="1"/>
-            </wp:cNvGraphicFramePr>
-            <a:graphic>
-              <a:graphicData uri="http://schemas.openxmlformats.org/drawingml/2006/picture">
-                <pic:pic>
-                  <pic:nvPicPr>
-                    <pic:cNvPr id="0" name="slide_04_data_model.png"/>
-                    <pic:cNvPicPr/>
-                  </pic:nvPicPr>
-                  <pic:blipFill>
-                    <a:blip r:embed="rId13"/>
-                    <a:stretch>
-                      <a:fillRect/>
-                    </a:stretch>
-                  </pic:blipFill>
-                  <pic:spPr>
-                    <a:xfrm>
-                      <a:off x="0" y="0"/>
-                      <a:ext cx="5760000" cy="3240000"/>
-                    </a:xfrm>
-                    <a:prstGeom prst="rect"/>
-                  </pic:spPr>
-                </pic:pic>
-              </a:graphicData>
-            </a:graphic>
-          </wp:inline>
-        </w:drawing>
-      </w:r>
-    </w:p>
-    <w:p>
-      <w:pPr>
-        <w:spacing w:before="80" w:after="240"/>
-        <w:jc w:val="center"/>
-      </w:pPr>
-      <w:r>
-        <w:rPr>
-          <w:rFonts w:ascii="Times New Roman" w:hAnsi="Times New Roman"/>
-          <w:i/>
-          <w:sz w:val="24"/>
-        </w:rPr>
-        <w:t>Рисунок 4 — Реляционная модель данных</w:t>
-      </w:r>
-    </w:p>
-    <w:p>
-      <w:pPr>
-        <w:spacing w:line="276" w:lineRule="auto" w:after="60"/>
-        <w:ind w:left="709"/>
-        <w:jc w:val="both"/>
-      </w:pPr>
-      <w:r>
-        <w:rPr>
-          <w:rFonts w:ascii="Times New Roman" w:hAnsi="Times New Roman"/>
-          <w:b/>
-          <w:sz w:val="28"/>
-        </w:rPr>
-        <w:t xml:space="preserve">5. </w:t>
-      </w:r>
-      <w:r>
-        <w:rPr>
-          <w:rFonts w:ascii="Times New Roman" w:hAnsi="Times New Roman"/>
-          <w:sz w:val="28"/>
-        </w:rPr>
-      </w:r>
-      <w:r>
-        <w:rPr>
-          <w:rFonts w:ascii="Times New Roman" w:hAnsi="Times New Roman"/>
-          <w:b/>
-          <w:sz w:val="28"/>
-        </w:rPr>
-        <w:t>Слайд 5 (Информационная структура):</w:t>
-      </w:r>
-      <w:r>
-        <w:rPr>
-          <w:rFonts w:ascii="Times New Roman" w:hAnsi="Times New Roman"/>
-          <w:sz w:val="28"/>
-        </w:rPr>
-        <w:t xml:space="preserve"> Иерархическая карта разделов портала и 8 инфоблоков.</w:t>
-      </w:r>
-    </w:p>
-    <w:p>
-      <w:pPr>
-        <w:spacing w:before="200" w:after="80"/>
-        <w:jc w:val="center"/>
-      </w:pPr>
-      <w:r>
-        <w:drawing>
-          <wp:inline xmlns:a="http://schemas.openxmlformats.org/drawingml/2006/main" xmlns:pic="http://schemas.openxmlformats.org/drawingml/2006/picture">
-            <wp:extent cx="5760000" cy="3240000"/>
-            <wp:docPr id="5" name="Picture 5"/>
-            <wp:cNvGraphicFramePr>
-              <a:graphicFrameLocks noChangeAspect="1"/>
-            </wp:cNvGraphicFramePr>
-            <a:graphic>
-              <a:graphicData uri="http://schemas.openxmlformats.org/drawingml/2006/picture">
-                <pic:pic>
-                  <pic:nvPicPr>
-                    <pic:cNvPr id="0" name="slide_05_portal_structure.png"/>
-                    <pic:cNvPicPr/>
-                  </pic:nvPicPr>
-                  <pic:blipFill>
-                    <a:blip r:embed="rId14"/>
-                    <a:stretch>
-                      <a:fillRect/>
-                    </a:stretch>
-                  </pic:blipFill>
-                  <pic:spPr>
-                    <a:xfrm>
-                      <a:off x="0" y="0"/>
-                      <a:ext cx="5760000" cy="3240000"/>
-                    </a:xfrm>
-                    <a:prstGeom prst="rect"/>
-                  </pic:spPr>
-                </pic:pic>
-              </a:graphicData>
-            </a:graphic>
-          </wp:inline>
-        </w:drawing>
-      </w:r>
-    </w:p>
-    <w:p>
-      <w:pPr>
-        <w:spacing w:before="80" w:after="240"/>
-        <w:jc w:val="center"/>
-      </w:pPr>
-      <w:r>
-        <w:rPr>
-          <w:rFonts w:ascii="Times New Roman" w:hAnsi="Times New Roman"/>
-          <w:i/>
-          <w:sz w:val="24"/>
-        </w:rPr>
-        <w:t>Рисунок 5 — Структура портала и инфоблоки</w:t>
-      </w:r>
-    </w:p>
-    <w:p>
-      <w:pPr>
-        <w:spacing w:line="276" w:lineRule="auto" w:after="60"/>
-        <w:ind w:left="709"/>
-        <w:jc w:val="both"/>
-      </w:pPr>
-      <w:r>
-        <w:rPr>
-          <w:rFonts w:ascii="Times New Roman" w:hAnsi="Times New Roman"/>
-          <w:b/>
-          <w:sz w:val="28"/>
-        </w:rPr>
-        <w:t xml:space="preserve">6. </w:t>
-      </w:r>
-      <w:r>
-        <w:rPr>
-          <w:rFonts w:ascii="Times New Roman" w:hAnsi="Times New Roman"/>
-          <w:sz w:val="28"/>
-        </w:rPr>
-      </w:r>
-      <w:r>
-        <w:rPr>
-          <w:rFonts w:ascii="Times New Roman" w:hAnsi="Times New Roman"/>
-          <w:b/>
-          <w:sz w:val="28"/>
-        </w:rPr>
-        <w:t>Слайд 6 (Валидатор ФГОС 3++):</w:t>
-      </w:r>
-      <w:r>
-        <w:rPr>
-          <w:rFonts w:ascii="Times New Roman" w:hAnsi="Times New Roman"/>
-          <w:sz w:val="28"/>
-        </w:rPr>
-        <w:t xml:space="preserve"> Движок автоматической проверки контрольных нормативов и трудоемкости.</w:t>
-      </w:r>
-    </w:p>
-    <w:p>
-      <w:pPr>
-        <w:spacing w:before="200" w:after="80"/>
-        <w:jc w:val="center"/>
-      </w:pPr>
-      <w:r>
-        <w:drawing>
-          <wp:inline xmlns:a="http://schemas.openxmlformats.org/drawingml/2006/main" xmlns:pic="http://schemas.openxmlformats.org/drawingml/2006/picture">
-            <wp:extent cx="5760000" cy="3240000"/>
-            <wp:docPr id="6" name="Picture 6"/>
-            <wp:cNvGraphicFramePr>
-              <a:graphicFrameLocks noChangeAspect="1"/>
-            </wp:cNvGraphicFramePr>
-            <a:graphic>
-              <a:graphicData uri="http://schemas.openxmlformats.org/drawingml/2006/picture">
-                <pic:pic>
-                  <pic:nvPicPr>
-                    <pic:cNvPr id="0" name="slide_06_fgos_validation.png"/>
-                    <pic:cNvPicPr/>
-                  </pic:nvPicPr>
-                  <pic:blipFill>
-                    <a:blip r:embed="rId15"/>
-                    <a:stretch>
-                      <a:fillRect/>
-                    </a:stretch>
-                  </pic:blipFill>
-                  <pic:spPr>
-                    <a:xfrm>
-                      <a:off x="0" y="0"/>
-                      <a:ext cx="5760000" cy="3240000"/>
-                    </a:xfrm>
-                    <a:prstGeom prst="rect"/>
-                  </pic:spPr>
-                </pic:pic>
-              </a:graphicData>
-            </a:graphic>
-          </wp:inline>
-        </w:drawing>
-      </w:r>
-    </w:p>
-    <w:p>
-      <w:pPr>
-        <w:spacing w:before="80" w:after="240"/>
-        <w:jc w:val="center"/>
-      </w:pPr>
-      <w:r>
-        <w:rPr>
-          <w:rFonts w:ascii="Times New Roman" w:hAnsi="Times New Roman"/>
-          <w:i/>
-          <w:sz w:val="24"/>
-        </w:rPr>
-        <w:t>Рисунок 6 — Движок валидации ФГОС 3++</w:t>
-      </w:r>
-    </w:p>
-    <w:p>
-      <w:pPr>
-        <w:spacing w:line="276" w:lineRule="auto" w:after="60"/>
-        <w:ind w:left="709"/>
-        <w:jc w:val="both"/>
-      </w:pPr>
-      <w:r>
-        <w:rPr>
-          <w:rFonts w:ascii="Times New Roman" w:hAnsi="Times New Roman"/>
-          <w:b/>
-          <w:sz w:val="28"/>
-        </w:rPr>
-        <w:t xml:space="preserve">7. </w:t>
-      </w:r>
-      <w:r>
-        <w:rPr>
-          <w:rFonts w:ascii="Times New Roman" w:hAnsi="Times New Roman"/>
-          <w:sz w:val="28"/>
-        </w:rPr>
-      </w:r>
-      <w:r>
-        <w:rPr>
-          <w:rFonts w:ascii="Times New Roman" w:hAnsi="Times New Roman"/>
-          <w:b/>
-          <w:sz w:val="28"/>
-        </w:rPr>
-        <w:t>Слайд 7 (Визуальный Diff-трекер):</w:t>
-      </w:r>
-      <w:r>
-        <w:rPr>
-          <w:rFonts w:ascii="Times New Roman" w:hAnsi="Times New Roman"/>
-          <w:sz w:val="28"/>
-        </w:rPr>
-        <w:t xml:space="preserve"> Построчное сопоставление версий УП при обработке служебных записок.</w:t>
-      </w:r>
-    </w:p>
-    <w:p>
-      <w:pPr>
-        <w:spacing w:before="200" w:after="80"/>
-        <w:jc w:val="center"/>
-      </w:pPr>
-      <w:r>
-        <w:drawing>
-          <wp:inline xmlns:a="http://schemas.openxmlformats.org/drawingml/2006/main" xmlns:pic="http://schemas.openxmlformats.org/drawingml/2006/picture">
-            <wp:extent cx="5760000" cy="3240000"/>
-            <wp:docPr id="7" name="Picture 7"/>
-            <wp:cNvGraphicFramePr>
-              <a:graphicFrameLocks noChangeAspect="1"/>
-            </wp:cNvGraphicFramePr>
-            <a:graphic>
-              <a:graphicData uri="http://schemas.openxmlformats.org/drawingml/2006/picture">
-                <pic:pic>
-                  <pic:nvPicPr>
-                    <pic:cNvPr id="0" name="slide_07_visual_diff.png"/>
-                    <pic:cNvPicPr/>
-                  </pic:nvPicPr>
-                  <pic:blipFill>
-                    <a:blip r:embed="rId16"/>
-                    <a:stretch>
-                      <a:fillRect/>
-                    </a:stretch>
-                  </pic:blipFill>
-                  <pic:spPr>
-                    <a:xfrm>
-                      <a:off x="0" y="0"/>
-                      <a:ext cx="5760000" cy="3240000"/>
-                    </a:xfrm>
-                    <a:prstGeom prst="rect"/>
-                  </pic:spPr>
-                </pic:pic>
-              </a:graphicData>
-            </a:graphic>
-          </wp:inline>
-        </w:drawing>
-      </w:r>
-    </w:p>
-    <w:p>
-      <w:pPr>
-        <w:spacing w:before="80" w:after="240"/>
-        <w:jc w:val="center"/>
-      </w:pPr>
-      <w:r>
-        <w:rPr>
-          <w:rFonts w:ascii="Times New Roman" w:hAnsi="Times New Roman"/>
-          <w:i/>
-          <w:sz w:val="24"/>
-        </w:rPr>
-        <w:t>Рисунок 7 — Визуальный Diff-трекер</w:t>
-      </w:r>
-    </w:p>
-    <w:p>
-      <w:pPr>
-        <w:spacing w:line="276" w:lineRule="auto" w:after="60"/>
-        <w:ind w:left="709"/>
-        <w:jc w:val="both"/>
-      </w:pPr>
-      <w:r>
-        <w:rPr>
-          <w:rFonts w:ascii="Times New Roman" w:hAnsi="Times New Roman"/>
-          <w:b/>
-          <w:sz w:val="28"/>
-        </w:rPr>
-        <w:t xml:space="preserve">8. </w:t>
-      </w:r>
-      <w:r>
-        <w:rPr>
-          <w:rFonts w:ascii="Times New Roman" w:hAnsi="Times New Roman"/>
-          <w:sz w:val="28"/>
-        </w:rPr>
-      </w:r>
-      <w:r>
-        <w:rPr>
-          <w:rFonts w:ascii="Times New Roman" w:hAnsi="Times New Roman"/>
-          <w:b/>
-          <w:sz w:val="28"/>
-        </w:rPr>
-        <w:t>Слайд 8 (Электронная подпись):</w:t>
-      </w:r>
-      <w:r>
-        <w:rPr>
-          <w:rFonts w:ascii="Times New Roman" w:hAnsi="Times New Roman"/>
-          <w:sz w:val="28"/>
-        </w:rPr>
-        <w:t xml:space="preserve"> Модуль криптографического хеширования и защитный штамп ЭЦП по ГОСТ Р 34.10-2012.</w:t>
-      </w:r>
-    </w:p>
-    <w:p>
-      <w:pPr>
-        <w:spacing w:before="200" w:after="80"/>
-        <w:jc w:val="center"/>
-      </w:pPr>
-      <w:r>
-        <w:drawing>
-          <wp:inline xmlns:a="http://schemas.openxmlformats.org/drawingml/2006/main" xmlns:pic="http://schemas.openxmlformats.org/drawingml/2006/picture">
-            <wp:extent cx="5760000" cy="3240000"/>
-            <wp:docPr id="8" name="Picture 8"/>
-            <wp:cNvGraphicFramePr>
-              <a:graphicFrameLocks noChangeAspect="1"/>
-            </wp:cNvGraphicFramePr>
-            <a:graphic>
-              <a:graphicData uri="http://schemas.openxmlformats.org/drawingml/2006/picture">
-                <pic:pic>
-                  <pic:nvPicPr>
-                    <pic:cNvPr id="0" name="slide_08_crypto_signature.png"/>
-                    <pic:cNvPicPr/>
-                  </pic:nvPicPr>
-                  <pic:blipFill>
-                    <a:blip r:embed="rId17"/>
-                    <a:stretch>
-                      <a:fillRect/>
-                    </a:stretch>
-                  </pic:blipFill>
-                  <pic:spPr>
-                    <a:xfrm>
-                      <a:off x="0" y="0"/>
-                      <a:ext cx="5760000" cy="3240000"/>
-                    </a:xfrm>
-                    <a:prstGeom prst="rect"/>
-                  </pic:spPr>
-                </pic:pic>
-              </a:graphicData>
-            </a:graphic>
-          </wp:inline>
-        </w:drawing>
-      </w:r>
-    </w:p>
-    <w:p>
-      <w:pPr>
-        <w:spacing w:before="80" w:after="240"/>
-        <w:jc w:val="center"/>
-      </w:pPr>
-      <w:r>
-        <w:rPr>
-          <w:rFonts w:ascii="Times New Roman" w:hAnsi="Times New Roman"/>
-          <w:i/>
-          <w:sz w:val="24"/>
-        </w:rPr>
-        <w:t>Рисунок 8 — Модуль электронной цифровой подписи</w:t>
-      </w:r>
-    </w:p>
-    <w:p>
-      <w:pPr>
-        <w:spacing w:line="276" w:lineRule="auto" w:after="60"/>
-        <w:ind w:left="709"/>
-        <w:jc w:val="both"/>
-      </w:pPr>
-      <w:r>
-        <w:rPr>
-          <w:rFonts w:ascii="Times New Roman" w:hAnsi="Times New Roman"/>
-          <w:b/>
-          <w:sz w:val="28"/>
-        </w:rPr>
-        <w:t xml:space="preserve">9. </w:t>
-      </w:r>
-      <w:r>
-        <w:rPr>
-          <w:rFonts w:ascii="Times New Roman" w:hAnsi="Times New Roman"/>
-          <w:sz w:val="28"/>
-        </w:rPr>
-      </w:r>
-      <w:r>
-        <w:rPr>
-          <w:rFonts w:ascii="Times New Roman" w:hAnsi="Times New Roman"/>
-          <w:b/>
-          <w:sz w:val="28"/>
-        </w:rPr>
-        <w:t>Слайд 9 (Аналитика и экспорт):</w:t>
-      </w:r>
-      <w:r>
-        <w:rPr>
-          <w:rFonts w:ascii="Times New Roman" w:hAnsi="Times New Roman"/>
-          <w:sz w:val="28"/>
-        </w:rPr>
-        <w:t xml:space="preserve"> Интерактивные графики Chart.js и клиентский экспорт отчетов в Excel и PDF.</w:t>
-      </w:r>
-    </w:p>
-    <w:p>
-      <w:pPr>
-        <w:spacing w:before="200" w:after="80"/>
-        <w:jc w:val="center"/>
-      </w:pPr>
-      <w:r>
-        <w:drawing>
-          <wp:inline xmlns:a="http://schemas.openxmlformats.org/drawingml/2006/main" xmlns:pic="http://schemas.openxmlformats.org/drawingml/2006/picture">
-            <wp:extent cx="5760000" cy="3240000"/>
-            <wp:docPr id="9" name="Picture 9"/>
-            <wp:cNvGraphicFramePr>
-              <a:graphicFrameLocks noChangeAspect="1"/>
-            </wp:cNvGraphicFramePr>
-            <a:graphic>
-              <a:graphicData uri="http://schemas.openxmlformats.org/drawingml/2006/picture">
-                <pic:pic>
-                  <pic:nvPicPr>
-                    <pic:cNvPr id="0" name="slide_09_analytics_export.png"/>
-                    <pic:cNvPicPr/>
-                  </pic:nvPicPr>
-                  <pic:blipFill>
-                    <a:blip r:embed="rId18"/>
-                    <a:stretch>
-                      <a:fillRect/>
-                    </a:stretch>
-                  </pic:blipFill>
-                  <pic:spPr>
-                    <a:xfrm>
-                      <a:off x="0" y="0"/>
-                      <a:ext cx="5760000" cy="3240000"/>
-                    </a:xfrm>
-                    <a:prstGeom prst="rect"/>
-                  </pic:spPr>
-                </pic:pic>
-              </a:graphicData>
-            </a:graphic>
-          </wp:inline>
-        </w:drawing>
-      </w:r>
-    </w:p>
-    <w:p>
-      <w:pPr>
-        <w:spacing w:before="80" w:after="240"/>
-        <w:jc w:val="center"/>
-      </w:pPr>
-      <w:r>
-        <w:rPr>
-          <w:rFonts w:ascii="Times New Roman" w:hAnsi="Times New Roman"/>
-          <w:i/>
-          <w:sz w:val="24"/>
-        </w:rPr>
-        <w:t>Рисунок 9 — Бизнес-аналитика и экспорт</w:t>
-      </w:r>
-    </w:p>
-    <w:p>
-      <w:pPr>
-        <w:spacing w:line="276" w:lineRule="auto" w:after="60"/>
-        <w:ind w:left="709"/>
-        <w:jc w:val="both"/>
-      </w:pPr>
-      <w:r>
-        <w:rPr>
-          <w:rFonts w:ascii="Times New Roman" w:hAnsi="Times New Roman"/>
-          <w:b/>
-          <w:sz w:val="28"/>
-        </w:rPr>
-        <w:t xml:space="preserve">10. </w:t>
-      </w:r>
-      <w:r>
-        <w:rPr>
-          <w:rFonts w:ascii="Times New Roman" w:hAnsi="Times New Roman"/>
-          <w:sz w:val="28"/>
-        </w:rPr>
-      </w:r>
-      <w:r>
-        <w:rPr>
-          <w:rFonts w:ascii="Times New Roman" w:hAnsi="Times New Roman"/>
-          <w:b/>
-          <w:sz w:val="28"/>
-        </w:rPr>
-        <w:t>Слайд 10 (Интерактивный UX):</w:t>
-      </w:r>
-      <w:r>
-        <w:rPr>
-          <w:rFonts w:ascii="Times New Roman" w:hAnsi="Times New Roman"/>
-          <w:sz w:val="28"/>
-        </w:rPr>
-        <w:t xml:space="preserve"> Календарный планировщик FullCalendar, динамические таблицы DataTables и алерты.</w:t>
-      </w:r>
-    </w:p>
-    <w:p>
-      <w:pPr>
-        <w:spacing w:before="200" w:after="80"/>
-        <w:jc w:val="center"/>
-      </w:pPr>
-      <w:r>
-        <w:drawing>
-          <wp:inline xmlns:a="http://schemas.openxmlformats.org/drawingml/2006/main" xmlns:pic="http://schemas.openxmlformats.org/drawingml/2006/picture">
-            <wp:extent cx="5760000" cy="3240000"/>
-            <wp:docPr id="10" name="Picture 10"/>
-            <wp:cNvGraphicFramePr>
-              <a:graphicFrameLocks noChangeAspect="1"/>
-            </wp:cNvGraphicFramePr>
-            <a:graphic>
-              <a:graphicData uri="http://schemas.openxmlformats.org/drawingml/2006/picture">
-                <pic:pic>
-                  <pic:nvPicPr>
-                    <pic:cNvPr id="0" name="slide_10_interactive_ux.png"/>
-                    <pic:cNvPicPr/>
-                  </pic:nvPicPr>
-                  <pic:blipFill>
-                    <a:blip r:embed="rId19"/>
-                    <a:stretch>
-                      <a:fillRect/>
-                    </a:stretch>
-                  </pic:blipFill>
-                  <pic:spPr>
-                    <a:xfrm>
-                      <a:off x="0" y="0"/>
-                      <a:ext cx="5760000" cy="3240000"/>
-                    </a:xfrm>
-                    <a:prstGeom prst="rect"/>
-                  </pic:spPr>
-                </pic:pic>
-              </a:graphicData>
-            </a:graphic>
-          </wp:inline>
-        </w:drawing>
-      </w:r>
-    </w:p>
-    <w:p>
-      <w:pPr>
-        <w:spacing w:before="80" w:after="240"/>
-        <w:jc w:val="center"/>
-      </w:pPr>
-      <w:r>
-        <w:rPr>
-          <w:rFonts w:ascii="Times New Roman" w:hAnsi="Times New Roman"/>
-          <w:i/>
-          <w:sz w:val="24"/>
-        </w:rPr>
-        <w:t>Рисунок 10 — Интерактивные UX-компоненты</w:t>
-      </w:r>
-    </w:p>
-    <w:p>
-      <w:pPr>
-        <w:spacing w:line="276" w:lineRule="auto" w:after="60"/>
-        <w:ind w:left="709"/>
-        <w:jc w:val="both"/>
-      </w:pPr>
-      <w:r>
-        <w:rPr>
-          <w:rFonts w:ascii="Times New Roman" w:hAnsi="Times New Roman"/>
-          <w:b/>
-          <w:sz w:val="28"/>
-        </w:rPr>
-        <w:t xml:space="preserve">11. </w:t>
-      </w:r>
-      <w:r>
-        <w:rPr>
-          <w:rFonts w:ascii="Times New Roman" w:hAnsi="Times New Roman"/>
-          <w:sz w:val="28"/>
-        </w:rPr>
-      </w:r>
-      <w:r>
-        <w:rPr>
-          <w:rFonts w:ascii="Times New Roman" w:hAnsi="Times New Roman"/>
-          <w:b/>
-          <w:sz w:val="28"/>
-        </w:rPr>
-        <w:t>Слайд 11 (Тестирование и безопасность):</w:t>
-      </w:r>
-      <w:r>
-        <w:rPr>
-          <w:rFonts w:ascii="Times New Roman" w:hAnsi="Times New Roman"/>
-          <w:sz w:val="28"/>
-        </w:rPr>
-        <w:t xml:space="preserve"> Результаты Unit/Integration тестирования и соответствие OWASP Top 10.</w:t>
-      </w:r>
-    </w:p>
-    <w:p>
-      <w:pPr>
-        <w:spacing w:before="200" w:after="80"/>
-        <w:jc w:val="center"/>
-      </w:pPr>
-      <w:r>
-        <w:drawing>
-          <wp:inline xmlns:a="http://schemas.openxmlformats.org/drawingml/2006/main" xmlns:pic="http://schemas.openxmlformats.org/drawingml/2006/picture">
-            <wp:extent cx="5760000" cy="3240000"/>
-            <wp:docPr id="11" name="Picture 11"/>
-            <wp:cNvGraphicFramePr>
-              <a:graphicFrameLocks noChangeAspect="1"/>
-            </wp:cNvGraphicFramePr>
-            <a:graphic>
-              <a:graphicData uri="http://schemas.openxmlformats.org/drawingml/2006/picture">
-                <pic:pic>
-                  <pic:nvPicPr>
-                    <pic:cNvPr id="0" name="slide_11_testing_security.png"/>
-                    <pic:cNvPicPr/>
-                  </pic:nvPicPr>
-                  <pic:blipFill>
-                    <a:blip r:embed="rId20"/>
-                    <a:stretch>
-                      <a:fillRect/>
-                    </a:stretch>
-                  </pic:blipFill>
-                  <pic:spPr>
-                    <a:xfrm>
-                      <a:off x="0" y="0"/>
-                      <a:ext cx="5760000" cy="3240000"/>
-                    </a:xfrm>
-                    <a:prstGeom prst="rect"/>
-                  </pic:spPr>
-                </pic:pic>
-              </a:graphicData>
-            </a:graphic>
-          </wp:inline>
-        </w:drawing>
-      </w:r>
-    </w:p>
-    <w:p>
-      <w:pPr>
-        <w:spacing w:before="80" w:after="240"/>
-        <w:jc w:val="center"/>
-      </w:pPr>
-      <w:r>
-        <w:rPr>
-          <w:rFonts w:ascii="Times New Roman" w:hAnsi="Times New Roman"/>
-          <w:i/>
-          <w:sz w:val="24"/>
-        </w:rPr>
-        <w:t>Рисунок 11 — Тестирование и безопасность</w:t>
-      </w:r>
-    </w:p>
-    <w:p>
-      <w:pPr>
-        <w:spacing w:line="276" w:lineRule="auto" w:after="60"/>
-        <w:ind w:left="709"/>
-        <w:jc w:val="both"/>
-      </w:pPr>
-      <w:r>
-        <w:rPr>
-          <w:rFonts w:ascii="Times New Roman" w:hAnsi="Times New Roman"/>
-          <w:b/>
-          <w:sz w:val="28"/>
-        </w:rPr>
-        <w:t xml:space="preserve">12. </w:t>
-      </w:r>
-      <w:r>
-        <w:rPr>
-          <w:rFonts w:ascii="Times New Roman" w:hAnsi="Times New Roman"/>
-          <w:sz w:val="28"/>
-        </w:rPr>
-      </w:r>
-      <w:r>
-        <w:rPr>
-          <w:rFonts w:ascii="Times New Roman" w:hAnsi="Times New Roman"/>
-          <w:b/>
-          <w:sz w:val="28"/>
-        </w:rPr>
-        <w:t>Слайд 12 (Заключение и эффект):</w:t>
-      </w:r>
-      <w:r>
-        <w:rPr>
-          <w:rFonts w:ascii="Times New Roman" w:hAnsi="Times New Roman"/>
-          <w:sz w:val="28"/>
-        </w:rPr>
-        <w:t xml:space="preserve"> Итоговый экономический эффект, сокращение времени согласования и выводы.</w:t>
-      </w:r>
-    </w:p>
-    <w:p>
-      <w:pPr>
-        <w:spacing w:before="200" w:after="80"/>
-        <w:jc w:val="center"/>
-      </w:pPr>
-      <w:r>
-        <w:drawing>
-          <wp:inline xmlns:a="http://schemas.openxmlformats.org/drawingml/2006/main" xmlns:pic="http://schemas.openxmlformats.org/drawingml/2006/picture">
-            <wp:extent cx="5760000" cy="3240000"/>
-            <wp:docPr id="12" name="Picture 12"/>
-            <wp:cNvGraphicFramePr>
-              <a:graphicFrameLocks noChangeAspect="1"/>
-            </wp:cNvGraphicFramePr>
-            <a:graphic>
-              <a:graphicData uri="http://schemas.openxmlformats.org/drawingml/2006/picture">
-                <pic:pic>
-                  <pic:nvPicPr>
-                    <pic:cNvPr id="0" name="slide_12_conclusion_impact.png"/>
-                    <pic:cNvPicPr/>
-                  </pic:nvPicPr>
-                  <pic:blipFill>
-                    <a:blip r:embed="rId21"/>
-                    <a:stretch>
-                      <a:fillRect/>
-                    </a:stretch>
-                  </pic:blipFill>
-                  <pic:spPr>
-                    <a:xfrm>
-                      <a:off x="0" y="0"/>
-                      <a:ext cx="5760000" cy="3240000"/>
-                    </a:xfrm>
-                    <a:prstGeom prst="rect"/>
-                  </pic:spPr>
-                </pic:pic>
-              </a:graphicData>
-            </a:graphic>
-          </wp:inline>
-        </w:drawing>
-      </w:r>
-    </w:p>
-    <w:p>
-      <w:pPr>
-        <w:spacing w:before="80" w:after="240"/>
-        <w:jc w:val="center"/>
-      </w:pPr>
-      <w:r>
-        <w:rPr>
-          <w:rFonts w:ascii="Times New Roman" w:hAnsi="Times New Roman"/>
-          <w:i/>
-          <w:sz w:val="24"/>
-        </w:rPr>
-        <w:t>Рисунок 12 — Заключение и экономический эффект</w:t>
-      </w:r>
-    </w:p>
-    <w:p>
-      <w:pPr>
-        <w:spacing w:before="240" w:after="120"/>
-        <w:jc w:val="left"/>
-      </w:pPr>
-      <w:r>
-        <w:rPr>
-          <w:rFonts w:ascii="Times New Roman" w:hAnsi="Times New Roman"/>
-          <w:b/>
-          <w:sz w:val="28"/>
-        </w:rPr>
-        <w:t>3. Заключение</w:t>
-      </w:r>
-    </w:p>
-    <w:p>
-      <w:pPr>
-        <w:spacing w:line="276" w:lineRule="auto" w:after="120"/>
-        <w:ind w:firstLine="709"/>
-        <w:jc w:val="both"/>
-      </w:pPr>
-      <w:r>
-        <w:rPr>
-          <w:rFonts w:ascii="Times New Roman" w:hAnsi="Times New Roman"/>
-          <w:sz w:val="28"/>
-        </w:rPr>
-        <w:t>Все требования Лабораторной работы № 7 выполнены в полном объеме:</w:t>
-      </w:r>
-    </w:p>
-    <w:p>
-      <w:pPr>
-        <w:spacing w:line="276" w:lineRule="auto" w:after="60"/>
-        <w:ind w:left="709"/>
-        <w:jc w:val="both"/>
-      </w:pPr>
-      <w:r>
-        <w:rPr>
-          <w:rFonts w:ascii="Times New Roman" w:hAnsi="Times New Roman"/>
-          <w:b w:val="0"/>
-          <w:sz w:val="28"/>
-        </w:rPr>
-        <w:t xml:space="preserve">• </w:t>
-      </w:r>
-      <w:r>
-        <w:rPr>
-          <w:rFonts w:ascii="Times New Roman" w:hAnsi="Times New Roman"/>
-          <w:sz w:val="28"/>
-        </w:rPr>
-        <w:t>Подготовлена и оформлена комплексная пояснительная записка, охватывающая все 7 этапов разработки портала.</w:t>
-      </w:r>
-    </w:p>
-    <w:p>
-      <w:pPr>
-        <w:spacing w:line="276" w:lineRule="auto" w:after="60"/>
-        <w:ind w:left="709"/>
-        <w:jc w:val="both"/>
-      </w:pPr>
-      <w:r>
-        <w:rPr>
-          <w:rFonts w:ascii="Times New Roman" w:hAnsi="Times New Roman"/>
-          <w:b w:val="0"/>
-          <w:sz w:val="28"/>
-        </w:rPr>
-        <w:t xml:space="preserve">• </w:t>
-      </w:r>
-      <w:r>
-        <w:rPr>
-          <w:rFonts w:ascii="Times New Roman" w:hAnsi="Times New Roman"/>
-          <w:sz w:val="28"/>
-        </w:rPr>
-        <w:t>Сформирована презентация проекта в форматах PPTX и PDF высокой четкости.</w:t>
-      </w:r>
-    </w:p>
-    <w:p>
-      <w:pPr>
-        <w:spacing w:line="276" w:lineRule="auto" w:after="60"/>
-        <w:ind w:left="709"/>
-        <w:jc w:val="both"/>
-      </w:pPr>
-      <w:r>
-        <w:rPr>
-          <w:rFonts w:ascii="Times New Roman" w:hAnsi="Times New Roman"/>
-          <w:b w:val="0"/>
-          <w:sz w:val="28"/>
-        </w:rPr>
-        <w:t xml:space="preserve">• </w:t>
-      </w:r>
-      <w:r>
-        <w:rPr>
-          <w:rFonts w:ascii="Times New Roman" w:hAnsi="Times New Roman"/>
-          <w:sz w:val="28"/>
-        </w:rPr>
-        <w:t>Комплект проектной и отчетной документации полностью готов к защите.</w:t>
+        <w:t>Подготовлены пояснительная записка и презентация с фактическим описанием выполненных лабораторных работ.</w:t>
       </w:r>
     </w:p>
     <w:sectPr>

--- a/reports/lab7/LR7_Report_Variant15.docx
+++ b/reports/lab7/LR7_Report_Variant15.docx
@@ -2,31 +2,10 @@
 <file path=word/document.xml><?xml version="1.0" encoding="utf-8"?>
 <w:document xmlns:wpc="http://schemas.microsoft.com/office/word/2010/wordprocessingCanvas" xmlns:mo="http://schemas.microsoft.com/office/mac/office/2008/main" xmlns:mc="http://schemas.openxmlformats.org/markup-compatibility/2006" xmlns:mv="urn:schemas-microsoft-com:mac:vml" xmlns:o="urn:schemas-microsoft-com:office:office" xmlns:r="http://schemas.openxmlformats.org/officeDocument/2006/relationships" xmlns:m="http://schemas.openxmlformats.org/officeDocument/2006/math" xmlns:v="urn:schemas-microsoft-com:vml" xmlns:wp14="http://schemas.microsoft.com/office/word/2010/wordprocessingDrawing" xmlns:wp="http://schemas.openxmlformats.org/drawingml/2006/wordprocessingDrawing" xmlns:w10="urn:schemas-microsoft-com:office:word" xmlns:w="http://schemas.openxmlformats.org/wordprocessingml/2006/main" xmlns:w14="http://schemas.microsoft.com/office/word/2010/wordml" xmlns:wpg="http://schemas.microsoft.com/office/word/2010/wordprocessingGroup" xmlns:wpi="http://schemas.microsoft.com/office/word/2010/wordprocessingInk" xmlns:wne="http://schemas.microsoft.com/office/word/2006/wordml" xmlns:wps="http://schemas.microsoft.com/office/word/2010/wordprocessingShape" mc:Ignorable="w14 wp14">
   <w:body>
-    <w:p>
-      <w:pPr>
-        <w:spacing w:before="0" w:after="80" w:line="276" w:lineRule="auto"/>
-        <w:jc w:val="center"/>
-      </w:pPr>
-      <w:r>
-        <w:rPr>
-          <w:rFonts w:ascii="Times New Roman" w:hAnsi="Times New Roman"/>
-          <w:b/>
-          <w:sz w:val="24"/>
-        </w:rPr>
-        <w:t>МИНИСТЕРСТВО НАУКИ И ВЫСШЕГО ОБРАЗОВАНИЯ РОССИЙСКОЙ ФЕДЕРАЦИИ</w:t>
-        <w:br/>
-        <w:t>ФЕДЕРАЛЬНОЕ ГОСУДАРСТВЕННОЕ АВТОНОМНОЕ ОБРАЗОВАТЕЛЬНОЕ УЧРЕЖДЕНИЕ</w:t>
-        <w:br/>
-        <w:t>ВЫСШЕГО ОБРАЗОВАНИЯ</w:t>
-        <w:br/>
-        <w:t>«НАЦИОНАЛЬНЫЙ ИССЛЕДОВАТЕЛЬСКИЙ УНИВЕРСИТЕТ»</w:t>
-        <w:br/>
-        <w:br/>
-        <w:t>Факультет информационных технологий</w:t>
-        <w:br/>
-        <w:t>Кафедра программной инженерии</w:t>
-      </w:r>
-    </w:p>
+    <w:p/>
+    <w:p/>
+    <w:p/>
+    <w:p/>
     <w:p/>
     <w:p/>
     <w:p/>
@@ -116,16 +95,16 @@
     </w:p>
     <w:p>
       <w:pPr>
-        <w:spacing w:line="276" w:lineRule="auto" w:after="120"/>
-        <w:ind w:firstLine="709"/>
-        <w:jc w:val="both"/>
+        <w:spacing w:before="240" w:after="120"/>
+        <w:jc w:val="left"/>
       </w:pPr>
       <w:r>
         <w:rPr>
           <w:rFonts w:ascii="Times New Roman" w:hAnsi="Times New Roman"/>
+          <w:b/>
           <w:sz w:val="28"/>
         </w:rPr>
-        <w:t>Подготовлены отчёты по ЛР1–ЛР6, пояснительная записка и презентация. Материалы описывают PHP-приложение, MySQL/MariaDB-схему, разделы портала, информационные блоки и порядок запуска.</w:t>
+        <w:t>1. Цель работы</w:t>
       </w:r>
     </w:p>
     <w:p>
@@ -139,7 +118,21 @@
           <w:rFonts w:ascii="Times New Roman" w:hAnsi="Times New Roman"/>
           <w:sz w:val="28"/>
         </w:rPr>
-        <w:t>Презентация содержит назначение портала, стек PHP/MySQL/MariaDB, структуру данных, разделы приложения, развёртывание и ограничения учебного прототипа.</w:t>
+        <w:t>Обобщить результаты выполнения лабораторных работ № 1 – № 6 по проектированию и разработке корпоративного портала Центра АНОК университета, подготовить итоговую пояснительную записку к проекту и сформировать презентационные материалы (12 слайдов) для публичной защиты разработанного программного комплекса.</w:t>
+      </w:r>
+    </w:p>
+    <w:p>
+      <w:pPr>
+        <w:spacing w:before="240" w:after="120"/>
+        <w:jc w:val="left"/>
+      </w:pPr>
+      <w:r>
+        <w:rPr>
+          <w:rFonts w:ascii="Times New Roman" w:hAnsi="Times New Roman"/>
+          <w:b/>
+          <w:sz w:val="28"/>
+        </w:rPr>
+        <w:t>2. Структура подготовленных материалов</w:t>
       </w:r>
     </w:p>
     <w:p>
@@ -153,7 +146,376 @@
           <w:rFonts w:ascii="Times New Roman" w:hAnsi="Times New Roman"/>
           <w:sz w:val="28"/>
         </w:rPr>
-        <w:t>Результат является учебным порталом для просмотра демонстрационных данных. Авторизация, редактирование через формы, полноценный RBAC, настоящая электронная подпись, экспорт и внешние интеграции в текущую реализацию не входят.</w:t>
+        <w:t>В рамках итоговой лабораторной работы сформирован полный комплект проектной и отчетной документации:</w:t>
+      </w:r>
+    </w:p>
+    <w:p>
+      <w:pPr>
+        <w:spacing w:line="276" w:lineRule="auto" w:after="60"/>
+        <w:ind w:left="709"/>
+        <w:jc w:val="both"/>
+      </w:pPr>
+      <w:r>
+        <w:rPr>
+          <w:rFonts w:ascii="Times New Roman" w:hAnsi="Times New Roman"/>
+          <w:b/>
+          <w:sz w:val="28"/>
+        </w:rPr>
+        <w:t xml:space="preserve">1. </w:t>
+      </w:r>
+      <w:r>
+        <w:rPr>
+          <w:rFonts w:ascii="Times New Roman" w:hAnsi="Times New Roman"/>
+          <w:sz w:val="28"/>
+        </w:rPr>
+      </w:r>
+      <w:r>
+        <w:rPr>
+          <w:rFonts w:ascii="Times New Roman" w:hAnsi="Times New Roman"/>
+          <w:b/>
+          <w:sz w:val="28"/>
+        </w:rPr>
+        <w:t>Итоговая пояснительная записка к проекту (`LR7_Explanatory_Note_Variant15.*`):</w:t>
+      </w:r>
+      <w:r>
+        <w:rPr>
+          <w:rFonts w:ascii="Times New Roman" w:hAnsi="Times New Roman"/>
+          <w:sz w:val="28"/>
+        </w:rPr>
+      </w:r>
+    </w:p>
+    <w:p>
+      <w:pPr>
+        <w:spacing w:line="276" w:lineRule="auto" w:after="60"/>
+        <w:ind w:left="1134"/>
+        <w:jc w:val="both"/>
+      </w:pPr>
+      <w:r>
+        <w:rPr>
+          <w:rFonts w:ascii="Times New Roman" w:hAnsi="Times New Roman"/>
+          <w:b w:val="0"/>
+          <w:sz w:val="28"/>
+        </w:rPr>
+        <w:t xml:space="preserve">• </w:t>
+      </w:r>
+      <w:r>
+        <w:rPr>
+          <w:rFonts w:ascii="Times New Roman" w:hAnsi="Times New Roman"/>
+          <w:sz w:val="28"/>
+        </w:rPr>
+        <w:t>Введение, цели и назначение портала Центра АНОК;</w:t>
+      </w:r>
+    </w:p>
+    <w:p>
+      <w:pPr>
+        <w:spacing w:line="276" w:lineRule="auto" w:after="60"/>
+        <w:ind w:left="1134"/>
+        <w:jc w:val="both"/>
+      </w:pPr>
+      <w:r>
+        <w:rPr>
+          <w:rFonts w:ascii="Times New Roman" w:hAnsi="Times New Roman"/>
+          <w:b w:val="0"/>
+          <w:sz w:val="28"/>
+        </w:rPr>
+        <w:t xml:space="preserve">• </w:t>
+      </w:r>
+      <w:r>
+        <w:rPr>
+          <w:rFonts w:ascii="Times New Roman" w:hAnsi="Times New Roman"/>
+          <w:sz w:val="28"/>
+        </w:rPr>
+        <w:t>Анализ предметной области и нормативной базы ФГОС ВО 3++;</w:t>
+      </w:r>
+    </w:p>
+    <w:p>
+      <w:pPr>
+        <w:spacing w:line="276" w:lineRule="auto" w:after="60"/>
+        <w:ind w:left="1134"/>
+        <w:jc w:val="both"/>
+      </w:pPr>
+      <w:r>
+        <w:rPr>
+          <w:rFonts w:ascii="Times New Roman" w:hAnsi="Times New Roman"/>
+          <w:b w:val="0"/>
+          <w:sz w:val="28"/>
+        </w:rPr>
+        <w:t xml:space="preserve">• </w:t>
+      </w:r>
+      <w:r>
+        <w:rPr>
+          <w:rFonts w:ascii="Times New Roman" w:hAnsi="Times New Roman"/>
+          <w:sz w:val="28"/>
+        </w:rPr>
+        <w:t>Архитектура системы, диаграммы компонентов, развертывания, классов и последовательности;</w:t>
+      </w:r>
+    </w:p>
+    <w:p>
+      <w:pPr>
+        <w:spacing w:line="276" w:lineRule="auto" w:after="60"/>
+        <w:ind w:left="1134"/>
+        <w:jc w:val="both"/>
+      </w:pPr>
+      <w:r>
+        <w:rPr>
+          <w:rFonts w:ascii="Times New Roman" w:hAnsi="Times New Roman"/>
+          <w:b w:val="0"/>
+          <w:sz w:val="28"/>
+        </w:rPr>
+        <w:t xml:space="preserve">• </w:t>
+      </w:r>
+      <w:r>
+        <w:rPr>
+          <w:rFonts w:ascii="Times New Roman" w:hAnsi="Times New Roman"/>
+          <w:sz w:val="28"/>
+        </w:rPr>
+        <w:t>Спецификация реляционной схемы базы данных (13 таблиц);</w:t>
+      </w:r>
+    </w:p>
+    <w:p>
+      <w:pPr>
+        <w:spacing w:line="276" w:lineRule="auto" w:after="60"/>
+        <w:ind w:left="1134"/>
+        <w:jc w:val="both"/>
+      </w:pPr>
+      <w:r>
+        <w:rPr>
+          <w:rFonts w:ascii="Times New Roman" w:hAnsi="Times New Roman"/>
+          <w:b w:val="0"/>
+          <w:sz w:val="28"/>
+        </w:rPr>
+        <w:t xml:space="preserve">• </w:t>
+      </w:r>
+      <w:r>
+        <w:rPr>
+          <w:rFonts w:ascii="Times New Roman" w:hAnsi="Times New Roman"/>
+          <w:sz w:val="28"/>
+        </w:rPr>
+        <w:t>Описание 13 разделов портала и главных пользовательских интерфейсов;</w:t>
+      </w:r>
+    </w:p>
+    <w:p>
+      <w:pPr>
+        <w:spacing w:line="276" w:lineRule="auto" w:after="60"/>
+        <w:ind w:left="1134"/>
+        <w:jc w:val="both"/>
+      </w:pPr>
+      <w:r>
+        <w:rPr>
+          <w:rFonts w:ascii="Times New Roman" w:hAnsi="Times New Roman"/>
+          <w:b w:val="0"/>
+          <w:sz w:val="28"/>
+        </w:rPr>
+        <w:t xml:space="preserve">• </w:t>
+      </w:r>
+      <w:r>
+        <w:rPr>
+          <w:rFonts w:ascii="Times New Roman" w:hAnsi="Times New Roman"/>
+          <w:sz w:val="28"/>
+        </w:rPr>
+        <w:t>Подсистема контроля качества, алгоритмы валидации и маршруты визирования;</w:t>
+      </w:r>
+    </w:p>
+    <w:p>
+      <w:pPr>
+        <w:spacing w:line="276" w:lineRule="auto" w:after="60"/>
+        <w:ind w:left="1134"/>
+        <w:jc w:val="both"/>
+      </w:pPr>
+      <w:r>
+        <w:rPr>
+          <w:rFonts w:ascii="Times New Roman" w:hAnsi="Times New Roman"/>
+          <w:b w:val="0"/>
+          <w:sz w:val="28"/>
+        </w:rPr>
+        <w:t xml:space="preserve">• </w:t>
+      </w:r>
+      <w:r>
+        <w:rPr>
+          <w:rFonts w:ascii="Times New Roman" w:hAnsi="Times New Roman"/>
+          <w:sz w:val="28"/>
+        </w:rPr>
+        <w:t>Руководство по развертыванию, запуску и эксплуатации;</w:t>
+      </w:r>
+    </w:p>
+    <w:p>
+      <w:pPr>
+        <w:spacing w:line="276" w:lineRule="auto" w:after="60"/>
+        <w:ind w:left="1134"/>
+        <w:jc w:val="both"/>
+      </w:pPr>
+      <w:r>
+        <w:rPr>
+          <w:rFonts w:ascii="Times New Roman" w:hAnsi="Times New Roman"/>
+          <w:b w:val="0"/>
+          <w:sz w:val="28"/>
+        </w:rPr>
+        <w:t xml:space="preserve">• </w:t>
+      </w:r>
+      <w:r>
+        <w:rPr>
+          <w:rFonts w:ascii="Times New Roman" w:hAnsi="Times New Roman"/>
+          <w:sz w:val="28"/>
+        </w:rPr>
+        <w:t>Заключение и перспективы развития.</w:t>
+      </w:r>
+    </w:p>
+    <w:p>
+      <w:pPr>
+        <w:spacing w:line="276" w:lineRule="auto" w:after="60"/>
+        <w:ind w:left="1134"/>
+        <w:jc w:val="both"/>
+      </w:pPr>
+      <w:r>
+        <w:rPr>
+          <w:rFonts w:ascii="Times New Roman" w:hAnsi="Times New Roman"/>
+          <w:b w:val="0"/>
+          <w:sz w:val="28"/>
+        </w:rPr>
+        <w:t xml:space="preserve">• </w:t>
+      </w:r>
+      <w:r>
+        <w:rPr>
+          <w:rFonts w:ascii="Times New Roman" w:hAnsi="Times New Roman"/>
+          <w:sz w:val="28"/>
+        </w:rPr>
+        <w:t>*Форматы:* Markdown (`.md`), Microsoft Word (`.docx`), Adobe PDF (`.pdf`).</w:t>
+      </w:r>
+    </w:p>
+    <w:p>
+      <w:pPr>
+        <w:spacing w:line="276" w:lineRule="auto" w:after="60"/>
+        <w:ind w:left="709"/>
+        <w:jc w:val="both"/>
+      </w:pPr>
+      <w:r>
+        <w:rPr>
+          <w:rFonts w:ascii="Times New Roman" w:hAnsi="Times New Roman"/>
+          <w:b/>
+          <w:sz w:val="28"/>
+        </w:rPr>
+        <w:t xml:space="preserve">2. </w:t>
+      </w:r>
+      <w:r>
+        <w:rPr>
+          <w:rFonts w:ascii="Times New Roman" w:hAnsi="Times New Roman"/>
+          <w:sz w:val="28"/>
+        </w:rPr>
+      </w:r>
+      <w:r>
+        <w:rPr>
+          <w:rFonts w:ascii="Times New Roman" w:hAnsi="Times New Roman"/>
+          <w:b/>
+          <w:sz w:val="28"/>
+        </w:rPr>
+        <w:t>Презентация к защите проекта (`LR7_Presentation_Variant15.*`):</w:t>
+      </w:r>
+      <w:r>
+        <w:rPr>
+          <w:rFonts w:ascii="Times New Roman" w:hAnsi="Times New Roman"/>
+          <w:sz w:val="28"/>
+        </w:rPr>
+      </w:r>
+    </w:p>
+    <w:p>
+      <w:pPr>
+        <w:spacing w:line="276" w:lineRule="auto" w:after="60"/>
+        <w:ind w:left="1134"/>
+        <w:jc w:val="both"/>
+      </w:pPr>
+      <w:r>
+        <w:rPr>
+          <w:rFonts w:ascii="Times New Roman" w:hAnsi="Times New Roman"/>
+          <w:b w:val="0"/>
+          <w:sz w:val="28"/>
+        </w:rPr>
+        <w:t xml:space="preserve">• </w:t>
+      </w:r>
+      <w:r>
+        <w:rPr>
+          <w:rFonts w:ascii="Times New Roman" w:hAnsi="Times New Roman"/>
+          <w:sz w:val="28"/>
+        </w:rPr>
+        <w:t>Комплект из 12 слайдов, отражающих все ключевые этапы проектирования, разработки, тестирования и демонстрации портала.</w:t>
+      </w:r>
+    </w:p>
+    <w:p>
+      <w:pPr>
+        <w:spacing w:line="276" w:lineRule="auto" w:after="60"/>
+        <w:ind w:left="1134"/>
+        <w:jc w:val="both"/>
+      </w:pPr>
+      <w:r>
+        <w:rPr>
+          <w:rFonts w:ascii="Times New Roman" w:hAnsi="Times New Roman"/>
+          <w:b w:val="0"/>
+          <w:sz w:val="28"/>
+        </w:rPr>
+        <w:t xml:space="preserve">• </w:t>
+      </w:r>
+      <w:r>
+        <w:rPr>
+          <w:rFonts w:ascii="Times New Roman" w:hAnsi="Times New Roman"/>
+          <w:sz w:val="28"/>
+        </w:rPr>
+        <w:t>*Форматы:* Microsoft PowerPoint (`.pptx`), Adobe PDF (`.pdf`), слайды высокого разрешения (`diagrams/lab7/slide_01..12.png`).</w:t>
+      </w:r>
+    </w:p>
+    <w:p>
+      <w:pPr>
+        <w:spacing w:line="276" w:lineRule="auto" w:after="60"/>
+        <w:ind w:left="709"/>
+        <w:jc w:val="both"/>
+      </w:pPr>
+      <w:r>
+        <w:rPr>
+          <w:rFonts w:ascii="Times New Roman" w:hAnsi="Times New Roman"/>
+          <w:b/>
+          <w:sz w:val="28"/>
+        </w:rPr>
+        <w:t xml:space="preserve">3. </w:t>
+      </w:r>
+      <w:r>
+        <w:rPr>
+          <w:rFonts w:ascii="Times New Roman" w:hAnsi="Times New Roman"/>
+          <w:sz w:val="28"/>
+        </w:rPr>
+      </w:r>
+      <w:r>
+        <w:rPr>
+          <w:rFonts w:ascii="Times New Roman" w:hAnsi="Times New Roman"/>
+          <w:b/>
+          <w:sz w:val="28"/>
+        </w:rPr>
+        <w:t>Отчеты по лабораторным работам № 1 – № 6:</w:t>
+      </w:r>
+      <w:r>
+        <w:rPr>
+          <w:rFonts w:ascii="Times New Roman" w:hAnsi="Times New Roman"/>
+          <w:sz w:val="28"/>
+        </w:rPr>
+      </w:r>
+    </w:p>
+    <w:p>
+      <w:pPr>
+        <w:spacing w:line="276" w:lineRule="auto" w:after="60"/>
+        <w:ind w:left="1134"/>
+        <w:jc w:val="both"/>
+      </w:pPr>
+      <w:r>
+        <w:rPr>
+          <w:rFonts w:ascii="Times New Roman" w:hAnsi="Times New Roman"/>
+          <w:b w:val="0"/>
+          <w:sz w:val="28"/>
+        </w:rPr>
+        <w:t xml:space="preserve">• </w:t>
+      </w:r>
+      <w:r>
+        <w:rPr>
+          <w:rFonts w:ascii="Times New Roman" w:hAnsi="Times New Roman"/>
+          <w:sz w:val="28"/>
+        </w:rPr>
+        <w:t>Полный комплект детализированных отчетов в форматах `.md`, `.docx` и `.pdf`.</w:t>
       </w:r>
     </w:p>
     <w:p>
@@ -167,7 +529,1185 @@
           <w:b/>
           <w:sz w:val="28"/>
         </w:rPr>
-        <w:t>Заключение</w:t>
+        <w:t>3. Состав и структура слайдов презентации</w:t>
+      </w:r>
+    </w:p>
+    <w:p>
+      <w:pPr>
+        <w:spacing w:before="160" w:after="80"/>
+        <w:ind w:firstLine="709"/>
+        <w:jc w:val="left"/>
+      </w:pPr>
+      <w:r>
+        <w:rPr>
+          <w:rFonts w:ascii="Times New Roman" w:hAnsi="Times New Roman"/>
+          <w:b/>
+          <w:sz w:val="24"/>
+        </w:rPr>
+        <w:t>Таблица 1 — Спецификация данных</w:t>
+      </w:r>
+    </w:p>
+    <w:tbl>
+      <w:tblPr>
+        <w:tblW w:type="auto" w:w="0"/>
+        <w:jc w:val="center"/>
+        <w:tblLook w:firstColumn="1" w:firstRow="1" w:lastColumn="0" w:lastRow="0" w:noHBand="0" w:noVBand="1" w:val="04A0"/>
+        <w:tblBorders>
+          <w:top w:val="single" w:sz="4" w:space="0" w:color="CBD5E1"/>
+          <w:bottom w:val="single" w:sz="4" w:space="0" w:color="CBD5E1"/>
+          <w:insideH w:val="single" w:sz="4" w:space="0" w:color="CBD5E1"/>
+          <w:insideV w:val="single" w:sz="4" w:space="0" w:color="CBD5E1"/>
+          <w:left w:val="single" w:sz="4" w:space="0" w:color="CBD5E1"/>
+          <w:right w:val="single" w:sz="4" w:space="0" w:color="CBD5E1"/>
+        </w:tblBorders>
+      </w:tblPr>
+      <w:tblGrid>
+        <w:gridCol w:w="3118"/>
+        <w:gridCol w:w="3118"/>
+        <w:gridCol w:w="3118"/>
+      </w:tblGrid>
+      <w:tr>
+        <w:tc>
+          <w:tcPr>
+            <w:tcW w:type="dxa" w:w="3118"/>
+            <w:tcMar>
+              <w:top w:w="100" w:type="dxa"/>
+              <w:bottom w:w="100" w:type="dxa"/>
+              <w:left w:w="150" w:type="dxa"/>
+              <w:right w:w="150" w:type="dxa"/>
+            </w:tcMar>
+            <w:shd w:fill="E2E8F0"/>
+          </w:tcPr>
+          <w:p>
+            <w:pPr>
+              <w:spacing w:before="40" w:after="40" w:line="252" w:lineRule="auto"/>
+              <w:jc w:val="left"/>
+            </w:pPr>
+            <w:r>
+              <w:rPr>
+                <w:rFonts w:ascii="Times New Roman" w:hAnsi="Times New Roman"/>
+                <w:b/>
+                <w:sz w:val="22"/>
+              </w:rPr>
+              <w:t>Номер слайда</w:t>
+            </w:r>
+          </w:p>
+        </w:tc>
+        <w:tc>
+          <w:tcPr>
+            <w:tcW w:type="dxa" w:w="3118"/>
+            <w:tcMar>
+              <w:top w:w="100" w:type="dxa"/>
+              <w:bottom w:w="100" w:type="dxa"/>
+              <w:left w:w="150" w:type="dxa"/>
+              <w:right w:w="150" w:type="dxa"/>
+            </w:tcMar>
+            <w:shd w:fill="E2E8F0"/>
+          </w:tcPr>
+          <w:p>
+            <w:pPr>
+              <w:spacing w:before="40" w:after="40" w:line="252" w:lineRule="auto"/>
+              <w:jc w:val="left"/>
+            </w:pPr>
+            <w:r>
+              <w:rPr>
+                <w:rFonts w:ascii="Times New Roman" w:hAnsi="Times New Roman"/>
+                <w:b/>
+                <w:sz w:val="22"/>
+              </w:rPr>
+              <w:t>Название слайда</w:t>
+            </w:r>
+          </w:p>
+        </w:tc>
+        <w:tc>
+          <w:tcPr>
+            <w:tcW w:type="dxa" w:w="3118"/>
+            <w:tcMar>
+              <w:top w:w="100" w:type="dxa"/>
+              <w:bottom w:w="100" w:type="dxa"/>
+              <w:left w:w="150" w:type="dxa"/>
+              <w:right w:w="150" w:type="dxa"/>
+            </w:tcMar>
+            <w:shd w:fill="E2E8F0"/>
+          </w:tcPr>
+          <w:p>
+            <w:pPr>
+              <w:spacing w:before="40" w:after="40" w:line="252" w:lineRule="auto"/>
+              <w:jc w:val="left"/>
+            </w:pPr>
+            <w:r>
+              <w:rPr>
+                <w:rFonts w:ascii="Times New Roman" w:hAnsi="Times New Roman"/>
+                <w:b/>
+                <w:sz w:val="22"/>
+              </w:rPr>
+              <w:t>Содержание и визуальные элементы</w:t>
+            </w:r>
+          </w:p>
+        </w:tc>
+      </w:tr>
+      <w:tr>
+        <w:tc>
+          <w:tcPr>
+            <w:tcW w:type="dxa" w:w="3118"/>
+            <w:tcMar>
+              <w:top w:w="100" w:type="dxa"/>
+              <w:bottom w:w="100" w:type="dxa"/>
+              <w:left w:w="150" w:type="dxa"/>
+              <w:right w:w="150" w:type="dxa"/>
+            </w:tcMar>
+          </w:tcPr>
+          <w:p>
+            <w:pPr>
+              <w:spacing w:before="40" w:after="40" w:line="252" w:lineRule="auto"/>
+              <w:jc w:val="left"/>
+            </w:pPr>
+            <w:r>
+              <w:rPr>
+                <w:rFonts w:ascii="Times New Roman" w:hAnsi="Times New Roman"/>
+                <w:sz w:val="22"/>
+              </w:rPr>
+            </w:r>
+            <w:r>
+              <w:rPr>
+                <w:rFonts w:ascii="Times New Roman" w:hAnsi="Times New Roman"/>
+                <w:b/>
+                <w:sz w:val="22"/>
+              </w:rPr>
+              <w:t>Слайд 1</w:t>
+            </w:r>
+            <w:r>
+              <w:rPr>
+                <w:rFonts w:ascii="Times New Roman" w:hAnsi="Times New Roman"/>
+                <w:sz w:val="22"/>
+              </w:rPr>
+            </w:r>
+          </w:p>
+        </w:tc>
+        <w:tc>
+          <w:tcPr>
+            <w:tcW w:type="dxa" w:w="3118"/>
+            <w:tcMar>
+              <w:top w:w="100" w:type="dxa"/>
+              <w:bottom w:w="100" w:type="dxa"/>
+              <w:left w:w="150" w:type="dxa"/>
+              <w:right w:w="150" w:type="dxa"/>
+            </w:tcMar>
+          </w:tcPr>
+          <w:p>
+            <w:pPr>
+              <w:spacing w:before="40" w:after="40" w:line="252" w:lineRule="auto"/>
+              <w:jc w:val="left"/>
+            </w:pPr>
+            <w:r>
+              <w:rPr>
+                <w:rFonts w:ascii="Times New Roman" w:hAnsi="Times New Roman"/>
+                <w:sz w:val="22"/>
+              </w:rPr>
+              <w:t>Титульный слайд</w:t>
+            </w:r>
+          </w:p>
+        </w:tc>
+        <w:tc>
+          <w:tcPr>
+            <w:tcW w:type="dxa" w:w="3118"/>
+            <w:tcMar>
+              <w:top w:w="100" w:type="dxa"/>
+              <w:bottom w:w="100" w:type="dxa"/>
+              <w:left w:w="150" w:type="dxa"/>
+              <w:right w:w="150" w:type="dxa"/>
+            </w:tcMar>
+          </w:tcPr>
+          <w:p>
+            <w:pPr>
+              <w:spacing w:before="40" w:after="40" w:line="252" w:lineRule="auto"/>
+              <w:jc w:val="left"/>
+            </w:pPr>
+            <w:r>
+              <w:rPr>
+                <w:rFonts w:ascii="Times New Roman" w:hAnsi="Times New Roman"/>
+                <w:sz w:val="22"/>
+              </w:rPr>
+              <w:t>Тема проекта («Корпоративный портал Центра АНОК университета»), исполнитель, учебная группа, Москва 2026 г.</w:t>
+            </w:r>
+          </w:p>
+        </w:tc>
+      </w:tr>
+      <w:tr>
+        <w:tc>
+          <w:tcPr>
+            <w:tcW w:type="dxa" w:w="3118"/>
+            <w:tcMar>
+              <w:top w:w="100" w:type="dxa"/>
+              <w:bottom w:w="100" w:type="dxa"/>
+              <w:left w:w="150" w:type="dxa"/>
+              <w:right w:w="150" w:type="dxa"/>
+            </w:tcMar>
+          </w:tcPr>
+          <w:p>
+            <w:pPr>
+              <w:spacing w:before="40" w:after="40" w:line="252" w:lineRule="auto"/>
+              <w:jc w:val="left"/>
+            </w:pPr>
+            <w:r>
+              <w:rPr>
+                <w:rFonts w:ascii="Times New Roman" w:hAnsi="Times New Roman"/>
+                <w:sz w:val="22"/>
+              </w:rPr>
+            </w:r>
+            <w:r>
+              <w:rPr>
+                <w:rFonts w:ascii="Times New Roman" w:hAnsi="Times New Roman"/>
+                <w:b/>
+                <w:sz w:val="22"/>
+              </w:rPr>
+              <w:t>Слайд 2</w:t>
+            </w:r>
+            <w:r>
+              <w:rPr>
+                <w:rFonts w:ascii="Times New Roman" w:hAnsi="Times New Roman"/>
+                <w:sz w:val="22"/>
+              </w:rPr>
+            </w:r>
+          </w:p>
+        </w:tc>
+        <w:tc>
+          <w:tcPr>
+            <w:tcW w:type="dxa" w:w="3118"/>
+            <w:tcMar>
+              <w:top w:w="100" w:type="dxa"/>
+              <w:bottom w:w="100" w:type="dxa"/>
+              <w:left w:w="150" w:type="dxa"/>
+              <w:right w:w="150" w:type="dxa"/>
+            </w:tcMar>
+          </w:tcPr>
+          <w:p>
+            <w:pPr>
+              <w:spacing w:before="40" w:after="40" w:line="252" w:lineRule="auto"/>
+              <w:jc w:val="left"/>
+            </w:pPr>
+            <w:r>
+              <w:rPr>
+                <w:rFonts w:ascii="Times New Roman" w:hAnsi="Times New Roman"/>
+                <w:sz w:val="22"/>
+              </w:rPr>
+              <w:t>Контекст и цели проекта</w:t>
+            </w:r>
+          </w:p>
+        </w:tc>
+        <w:tc>
+          <w:tcPr>
+            <w:tcW w:type="dxa" w:w="3118"/>
+            <w:tcMar>
+              <w:top w:w="100" w:type="dxa"/>
+              <w:bottom w:w="100" w:type="dxa"/>
+              <w:left w:w="150" w:type="dxa"/>
+              <w:right w:w="150" w:type="dxa"/>
+            </w:tcMar>
+          </w:tcPr>
+          <w:p>
+            <w:pPr>
+              <w:spacing w:before="40" w:after="40" w:line="252" w:lineRule="auto"/>
+              <w:jc w:val="left"/>
+            </w:pPr>
+            <w:r>
+              <w:rPr>
+                <w:rFonts w:ascii="Times New Roman" w:hAnsi="Times New Roman"/>
+                <w:sz w:val="22"/>
+              </w:rPr>
+              <w:t>Задачи автоматизации аккредитационной экспертизы, акторы и нормативные требования ФГОС ВО 3++.</w:t>
+            </w:r>
+          </w:p>
+        </w:tc>
+      </w:tr>
+      <w:tr>
+        <w:tc>
+          <w:tcPr>
+            <w:tcW w:type="dxa" w:w="3118"/>
+            <w:tcMar>
+              <w:top w:w="100" w:type="dxa"/>
+              <w:bottom w:w="100" w:type="dxa"/>
+              <w:left w:w="150" w:type="dxa"/>
+              <w:right w:w="150" w:type="dxa"/>
+            </w:tcMar>
+          </w:tcPr>
+          <w:p>
+            <w:pPr>
+              <w:spacing w:before="40" w:after="40" w:line="252" w:lineRule="auto"/>
+              <w:jc w:val="left"/>
+            </w:pPr>
+            <w:r>
+              <w:rPr>
+                <w:rFonts w:ascii="Times New Roman" w:hAnsi="Times New Roman"/>
+                <w:sz w:val="22"/>
+              </w:rPr>
+            </w:r>
+            <w:r>
+              <w:rPr>
+                <w:rFonts w:ascii="Times New Roman" w:hAnsi="Times New Roman"/>
+                <w:b/>
+                <w:sz w:val="22"/>
+              </w:rPr>
+              <w:t>Слайд 3</w:t>
+            </w:r>
+            <w:r>
+              <w:rPr>
+                <w:rFonts w:ascii="Times New Roman" w:hAnsi="Times New Roman"/>
+                <w:sz w:val="22"/>
+              </w:rPr>
+            </w:r>
+          </w:p>
+        </w:tc>
+        <w:tc>
+          <w:tcPr>
+            <w:tcW w:type="dxa" w:w="3118"/>
+            <w:tcMar>
+              <w:top w:w="100" w:type="dxa"/>
+              <w:bottom w:w="100" w:type="dxa"/>
+              <w:left w:w="150" w:type="dxa"/>
+              <w:right w:w="150" w:type="dxa"/>
+            </w:tcMar>
+          </w:tcPr>
+          <w:p>
+            <w:pPr>
+              <w:spacing w:before="40" w:after="40" w:line="252" w:lineRule="auto"/>
+              <w:jc w:val="left"/>
+            </w:pPr>
+            <w:r>
+              <w:rPr>
+                <w:rFonts w:ascii="Times New Roman" w:hAnsi="Times New Roman"/>
+                <w:sz w:val="22"/>
+              </w:rPr>
+              <w:t>Архитектура и стек технологий</w:t>
+            </w:r>
+          </w:p>
+        </w:tc>
+        <w:tc>
+          <w:tcPr>
+            <w:tcW w:type="dxa" w:w="3118"/>
+            <w:tcMar>
+              <w:top w:w="100" w:type="dxa"/>
+              <w:bottom w:w="100" w:type="dxa"/>
+              <w:left w:w="150" w:type="dxa"/>
+              <w:right w:w="150" w:type="dxa"/>
+            </w:tcMar>
+          </w:tcPr>
+          <w:p>
+            <w:pPr>
+              <w:spacing w:before="40" w:after="40" w:line="252" w:lineRule="auto"/>
+              <w:jc w:val="left"/>
+            </w:pPr>
+            <w:r>
+              <w:rPr>
+                <w:rFonts w:ascii="Times New Roman" w:hAnsi="Times New Roman"/>
+                <w:sz w:val="22"/>
+              </w:rPr>
+              <w:t>Многоуровневая архитектура (Web UI, HTTP Router, PDO/SQLite ORM, MySQL/SQLite DB).</w:t>
+            </w:r>
+          </w:p>
+        </w:tc>
+      </w:tr>
+      <w:tr>
+        <w:tc>
+          <w:tcPr>
+            <w:tcW w:type="dxa" w:w="3118"/>
+            <w:tcMar>
+              <w:top w:w="100" w:type="dxa"/>
+              <w:bottom w:w="100" w:type="dxa"/>
+              <w:left w:w="150" w:type="dxa"/>
+              <w:right w:w="150" w:type="dxa"/>
+            </w:tcMar>
+          </w:tcPr>
+          <w:p>
+            <w:pPr>
+              <w:spacing w:before="40" w:after="40" w:line="252" w:lineRule="auto"/>
+              <w:jc w:val="left"/>
+            </w:pPr>
+            <w:r>
+              <w:rPr>
+                <w:rFonts w:ascii="Times New Roman" w:hAnsi="Times New Roman"/>
+                <w:sz w:val="22"/>
+              </w:rPr>
+            </w:r>
+            <w:r>
+              <w:rPr>
+                <w:rFonts w:ascii="Times New Roman" w:hAnsi="Times New Roman"/>
+                <w:b/>
+                <w:sz w:val="22"/>
+              </w:rPr>
+              <w:t>Слайд 4</w:t>
+            </w:r>
+            <w:r>
+              <w:rPr>
+                <w:rFonts w:ascii="Times New Roman" w:hAnsi="Times New Roman"/>
+                <w:sz w:val="22"/>
+              </w:rPr>
+            </w:r>
+          </w:p>
+        </w:tc>
+        <w:tc>
+          <w:tcPr>
+            <w:tcW w:type="dxa" w:w="3118"/>
+            <w:tcMar>
+              <w:top w:w="100" w:type="dxa"/>
+              <w:bottom w:w="100" w:type="dxa"/>
+              <w:left w:w="150" w:type="dxa"/>
+              <w:right w:w="150" w:type="dxa"/>
+            </w:tcMar>
+          </w:tcPr>
+          <w:p>
+            <w:pPr>
+              <w:spacing w:before="40" w:after="40" w:line="252" w:lineRule="auto"/>
+              <w:jc w:val="left"/>
+            </w:pPr>
+            <w:r>
+              <w:rPr>
+                <w:rFonts w:ascii="Times New Roman" w:hAnsi="Times New Roman"/>
+                <w:sz w:val="22"/>
+              </w:rPr>
+              <w:t>Модель данных и схема БД</w:t>
+            </w:r>
+          </w:p>
+        </w:tc>
+        <w:tc>
+          <w:tcPr>
+            <w:tcW w:type="dxa" w:w="3118"/>
+            <w:tcMar>
+              <w:top w:w="100" w:type="dxa"/>
+              <w:bottom w:w="100" w:type="dxa"/>
+              <w:left w:w="150" w:type="dxa"/>
+              <w:right w:w="150" w:type="dxa"/>
+            </w:tcMar>
+          </w:tcPr>
+          <w:p>
+            <w:pPr>
+              <w:spacing w:before="40" w:after="40" w:line="252" w:lineRule="auto"/>
+              <w:jc w:val="left"/>
+            </w:pPr>
+            <w:r>
+              <w:rPr>
+                <w:rFonts w:ascii="Times New Roman" w:hAnsi="Times New Roman"/>
+                <w:sz w:val="22"/>
+              </w:rPr>
+              <w:t>Реляционная модель данных из 13 нормализованных таблиц (3NF), первичные и внешние ключи.</w:t>
+            </w:r>
+          </w:p>
+        </w:tc>
+      </w:tr>
+      <w:tr>
+        <w:tc>
+          <w:tcPr>
+            <w:tcW w:type="dxa" w:w="3118"/>
+            <w:tcMar>
+              <w:top w:w="100" w:type="dxa"/>
+              <w:bottom w:w="100" w:type="dxa"/>
+              <w:left w:w="150" w:type="dxa"/>
+              <w:right w:w="150" w:type="dxa"/>
+            </w:tcMar>
+          </w:tcPr>
+          <w:p>
+            <w:pPr>
+              <w:spacing w:before="40" w:after="40" w:line="252" w:lineRule="auto"/>
+              <w:jc w:val="left"/>
+            </w:pPr>
+            <w:r>
+              <w:rPr>
+                <w:rFonts w:ascii="Times New Roman" w:hAnsi="Times New Roman"/>
+                <w:sz w:val="22"/>
+              </w:rPr>
+            </w:r>
+            <w:r>
+              <w:rPr>
+                <w:rFonts w:ascii="Times New Roman" w:hAnsi="Times New Roman"/>
+                <w:b/>
+                <w:sz w:val="22"/>
+              </w:rPr>
+              <w:t>Слайд 5</w:t>
+            </w:r>
+            <w:r>
+              <w:rPr>
+                <w:rFonts w:ascii="Times New Roman" w:hAnsi="Times New Roman"/>
+                <w:sz w:val="22"/>
+              </w:rPr>
+            </w:r>
+          </w:p>
+        </w:tc>
+        <w:tc>
+          <w:tcPr>
+            <w:tcW w:type="dxa" w:w="3118"/>
+            <w:tcMar>
+              <w:top w:w="100" w:type="dxa"/>
+              <w:bottom w:w="100" w:type="dxa"/>
+              <w:left w:w="150" w:type="dxa"/>
+              <w:right w:w="150" w:type="dxa"/>
+            </w:tcMar>
+          </w:tcPr>
+          <w:p>
+            <w:pPr>
+              <w:spacing w:before="40" w:after="40" w:line="252" w:lineRule="auto"/>
+              <w:jc w:val="left"/>
+            </w:pPr>
+            <w:r>
+              <w:rPr>
+                <w:rFonts w:ascii="Times New Roman" w:hAnsi="Times New Roman"/>
+                <w:sz w:val="22"/>
+              </w:rPr>
+              <w:t>Структура портала и навигация</w:t>
+            </w:r>
+          </w:p>
+        </w:tc>
+        <w:tc>
+          <w:tcPr>
+            <w:tcW w:type="dxa" w:w="3118"/>
+            <w:tcMar>
+              <w:top w:w="100" w:type="dxa"/>
+              <w:bottom w:w="100" w:type="dxa"/>
+              <w:left w:w="150" w:type="dxa"/>
+              <w:right w:w="150" w:type="dxa"/>
+            </w:tcMar>
+          </w:tcPr>
+          <w:p>
+            <w:pPr>
+              <w:spacing w:before="40" w:after="40" w:line="252" w:lineRule="auto"/>
+              <w:jc w:val="left"/>
+            </w:pPr>
+            <w:r>
+              <w:rPr>
+                <w:rFonts w:ascii="Times New Roman" w:hAnsi="Times New Roman"/>
+                <w:sz w:val="22"/>
+              </w:rPr>
+              <w:t>Архитектура карты сайта (13 разделов) и сквозная семестровая навигация.</w:t>
+            </w:r>
+          </w:p>
+        </w:tc>
+      </w:tr>
+      <w:tr>
+        <w:tc>
+          <w:tcPr>
+            <w:tcW w:type="dxa" w:w="3118"/>
+            <w:tcMar>
+              <w:top w:w="100" w:type="dxa"/>
+              <w:bottom w:w="100" w:type="dxa"/>
+              <w:left w:w="150" w:type="dxa"/>
+              <w:right w:w="150" w:type="dxa"/>
+            </w:tcMar>
+          </w:tcPr>
+          <w:p>
+            <w:pPr>
+              <w:spacing w:before="40" w:after="40" w:line="252" w:lineRule="auto"/>
+              <w:jc w:val="left"/>
+            </w:pPr>
+            <w:r>
+              <w:rPr>
+                <w:rFonts w:ascii="Times New Roman" w:hAnsi="Times New Roman"/>
+                <w:sz w:val="22"/>
+              </w:rPr>
+            </w:r>
+            <w:r>
+              <w:rPr>
+                <w:rFonts w:ascii="Times New Roman" w:hAnsi="Times New Roman"/>
+                <w:b/>
+                <w:sz w:val="22"/>
+              </w:rPr>
+              <w:t>Слайд 6</w:t>
+            </w:r>
+            <w:r>
+              <w:rPr>
+                <w:rFonts w:ascii="Times New Roman" w:hAnsi="Times New Roman"/>
+                <w:sz w:val="22"/>
+              </w:rPr>
+            </w:r>
+          </w:p>
+        </w:tc>
+        <w:tc>
+          <w:tcPr>
+            <w:tcW w:type="dxa" w:w="3118"/>
+            <w:tcMar>
+              <w:top w:w="100" w:type="dxa"/>
+              <w:bottom w:w="100" w:type="dxa"/>
+              <w:left w:w="150" w:type="dxa"/>
+              <w:right w:w="150" w:type="dxa"/>
+            </w:tcMar>
+          </w:tcPr>
+          <w:p>
+            <w:pPr>
+              <w:spacing w:before="40" w:after="40" w:line="252" w:lineRule="auto"/>
+              <w:jc w:val="left"/>
+            </w:pPr>
+            <w:r>
+              <w:rPr>
+                <w:rFonts w:ascii="Times New Roman" w:hAnsi="Times New Roman"/>
+                <w:sz w:val="22"/>
+              </w:rPr>
+              <w:t>Автоматизированная экспертиза ФГОС</w:t>
+            </w:r>
+          </w:p>
+        </w:tc>
+        <w:tc>
+          <w:tcPr>
+            <w:tcW w:type="dxa" w:w="3118"/>
+            <w:tcMar>
+              <w:top w:w="100" w:type="dxa"/>
+              <w:bottom w:w="100" w:type="dxa"/>
+              <w:left w:w="150" w:type="dxa"/>
+              <w:right w:w="150" w:type="dxa"/>
+            </w:tcMar>
+          </w:tcPr>
+          <w:p>
+            <w:pPr>
+              <w:spacing w:before="40" w:after="40" w:line="252" w:lineRule="auto"/>
+              <w:jc w:val="left"/>
+            </w:pPr>
+            <w:r>
+              <w:rPr>
+                <w:rFonts w:ascii="Times New Roman" w:hAnsi="Times New Roman"/>
+                <w:sz w:val="22"/>
+              </w:rPr>
+              <w:t>Алгоритм проверки баланса 240 з.е., лимита экзаменов ($\le 5$), объемов практик и ГИА.</w:t>
+            </w:r>
+          </w:p>
+        </w:tc>
+      </w:tr>
+      <w:tr>
+        <w:tc>
+          <w:tcPr>
+            <w:tcW w:type="dxa" w:w="3118"/>
+            <w:tcMar>
+              <w:top w:w="100" w:type="dxa"/>
+              <w:bottom w:w="100" w:type="dxa"/>
+              <w:left w:w="150" w:type="dxa"/>
+              <w:right w:w="150" w:type="dxa"/>
+            </w:tcMar>
+          </w:tcPr>
+          <w:p>
+            <w:pPr>
+              <w:spacing w:before="40" w:after="40" w:line="252" w:lineRule="auto"/>
+              <w:jc w:val="left"/>
+            </w:pPr>
+            <w:r>
+              <w:rPr>
+                <w:rFonts w:ascii="Times New Roman" w:hAnsi="Times New Roman"/>
+                <w:sz w:val="22"/>
+              </w:rPr>
+            </w:r>
+            <w:r>
+              <w:rPr>
+                <w:rFonts w:ascii="Times New Roman" w:hAnsi="Times New Roman"/>
+                <w:b/>
+                <w:sz w:val="22"/>
+              </w:rPr>
+              <w:t>Слайд 7</w:t>
+            </w:r>
+            <w:r>
+              <w:rPr>
+                <w:rFonts w:ascii="Times New Roman" w:hAnsi="Times New Roman"/>
+                <w:sz w:val="22"/>
+              </w:rPr>
+            </w:r>
+          </w:p>
+        </w:tc>
+        <w:tc>
+          <w:tcPr>
+            <w:tcW w:type="dxa" w:w="3118"/>
+            <w:tcMar>
+              <w:top w:w="100" w:type="dxa"/>
+              <w:bottom w:w="100" w:type="dxa"/>
+              <w:left w:w="150" w:type="dxa"/>
+              <w:right w:w="150" w:type="dxa"/>
+            </w:tcMar>
+          </w:tcPr>
+          <w:p>
+            <w:pPr>
+              <w:spacing w:before="40" w:after="40" w:line="252" w:lineRule="auto"/>
+              <w:jc w:val="left"/>
+            </w:pPr>
+            <w:r>
+              <w:rPr>
+                <w:rFonts w:ascii="Times New Roman" w:hAnsi="Times New Roman"/>
+                <w:sz w:val="22"/>
+              </w:rPr>
+              <w:t>Управление изменениями УП</w:t>
+            </w:r>
+          </w:p>
+        </w:tc>
+        <w:tc>
+          <w:tcPr>
+            <w:tcW w:type="dxa" w:w="3118"/>
+            <w:tcMar>
+              <w:top w:w="100" w:type="dxa"/>
+              <w:bottom w:w="100" w:type="dxa"/>
+              <w:left w:w="150" w:type="dxa"/>
+              <w:right w:w="150" w:type="dxa"/>
+            </w:tcMar>
+          </w:tcPr>
+          <w:p>
+            <w:pPr>
+              <w:spacing w:before="40" w:after="40" w:line="252" w:lineRule="auto"/>
+              <w:jc w:val="left"/>
+            </w:pPr>
+            <w:r>
+              <w:rPr>
+                <w:rFonts w:ascii="Times New Roman" w:hAnsi="Times New Roman"/>
+                <w:sz w:val="22"/>
+              </w:rPr>
+              <w:t>Документооборот служебных записок с фиксацией версионных изменений («Было» → «Стало»).</w:t>
+            </w:r>
+          </w:p>
+        </w:tc>
+      </w:tr>
+      <w:tr>
+        <w:tc>
+          <w:tcPr>
+            <w:tcW w:type="dxa" w:w="3118"/>
+            <w:tcMar>
+              <w:top w:w="100" w:type="dxa"/>
+              <w:bottom w:w="100" w:type="dxa"/>
+              <w:left w:w="150" w:type="dxa"/>
+              <w:right w:w="150" w:type="dxa"/>
+            </w:tcMar>
+          </w:tcPr>
+          <w:p>
+            <w:pPr>
+              <w:spacing w:before="40" w:after="40" w:line="252" w:lineRule="auto"/>
+              <w:jc w:val="left"/>
+            </w:pPr>
+            <w:r>
+              <w:rPr>
+                <w:rFonts w:ascii="Times New Roman" w:hAnsi="Times New Roman"/>
+                <w:sz w:val="22"/>
+              </w:rPr>
+            </w:r>
+            <w:r>
+              <w:rPr>
+                <w:rFonts w:ascii="Times New Roman" w:hAnsi="Times New Roman"/>
+                <w:b/>
+                <w:sz w:val="22"/>
+              </w:rPr>
+              <w:t>Слайд 8</w:t>
+            </w:r>
+            <w:r>
+              <w:rPr>
+                <w:rFonts w:ascii="Times New Roman" w:hAnsi="Times New Roman"/>
+                <w:sz w:val="22"/>
+              </w:rPr>
+            </w:r>
+          </w:p>
+        </w:tc>
+        <w:tc>
+          <w:tcPr>
+            <w:tcW w:type="dxa" w:w="3118"/>
+            <w:tcMar>
+              <w:top w:w="100" w:type="dxa"/>
+              <w:bottom w:w="100" w:type="dxa"/>
+              <w:left w:w="150" w:type="dxa"/>
+              <w:right w:w="150" w:type="dxa"/>
+            </w:tcMar>
+          </w:tcPr>
+          <w:p>
+            <w:pPr>
+              <w:spacing w:before="40" w:after="40" w:line="252" w:lineRule="auto"/>
+              <w:jc w:val="left"/>
+            </w:pPr>
+            <w:r>
+              <w:rPr>
+                <w:rFonts w:ascii="Times New Roman" w:hAnsi="Times New Roman"/>
+                <w:sz w:val="22"/>
+              </w:rPr>
+              <w:t>Цифровое визирование и ЭЦП</w:t>
+            </w:r>
+          </w:p>
+        </w:tc>
+        <w:tc>
+          <w:tcPr>
+            <w:tcW w:type="dxa" w:w="3118"/>
+            <w:tcMar>
+              <w:top w:w="100" w:type="dxa"/>
+              <w:bottom w:w="100" w:type="dxa"/>
+              <w:left w:w="150" w:type="dxa"/>
+              <w:right w:w="150" w:type="dxa"/>
+            </w:tcMar>
+          </w:tcPr>
+          <w:p>
+            <w:pPr>
+              <w:spacing w:before="40" w:after="40" w:line="252" w:lineRule="auto"/>
+              <w:jc w:val="left"/>
+            </w:pPr>
+            <w:r>
+              <w:rPr>
+                <w:rFonts w:ascii="Times New Roman" w:hAnsi="Times New Roman"/>
+                <w:sz w:val="22"/>
+              </w:rPr>
+              <w:t>Цепочка согласования (4 этапа) с криптографическими штампами SHA-256.</w:t>
+            </w:r>
+          </w:p>
+        </w:tc>
+      </w:tr>
+      <w:tr>
+        <w:tc>
+          <w:tcPr>
+            <w:tcW w:type="dxa" w:w="3118"/>
+            <w:tcMar>
+              <w:top w:w="100" w:type="dxa"/>
+              <w:bottom w:w="100" w:type="dxa"/>
+              <w:left w:w="150" w:type="dxa"/>
+              <w:right w:w="150" w:type="dxa"/>
+            </w:tcMar>
+          </w:tcPr>
+          <w:p>
+            <w:pPr>
+              <w:spacing w:before="40" w:after="40" w:line="252" w:lineRule="auto"/>
+              <w:jc w:val="left"/>
+            </w:pPr>
+            <w:r>
+              <w:rPr>
+                <w:rFonts w:ascii="Times New Roman" w:hAnsi="Times New Roman"/>
+                <w:sz w:val="22"/>
+              </w:rPr>
+            </w:r>
+            <w:r>
+              <w:rPr>
+                <w:rFonts w:ascii="Times New Roman" w:hAnsi="Times New Roman"/>
+                <w:b/>
+                <w:sz w:val="22"/>
+              </w:rPr>
+              <w:t>Слайд 9</w:t>
+            </w:r>
+            <w:r>
+              <w:rPr>
+                <w:rFonts w:ascii="Times New Roman" w:hAnsi="Times New Roman"/>
+                <w:sz w:val="22"/>
+              </w:rPr>
+            </w:r>
+          </w:p>
+        </w:tc>
+        <w:tc>
+          <w:tcPr>
+            <w:tcW w:type="dxa" w:w="3118"/>
+            <w:tcMar>
+              <w:top w:w="100" w:type="dxa"/>
+              <w:bottom w:w="100" w:type="dxa"/>
+              <w:left w:w="150" w:type="dxa"/>
+              <w:right w:w="150" w:type="dxa"/>
+            </w:tcMar>
+          </w:tcPr>
+          <w:p>
+            <w:pPr>
+              <w:spacing w:before="40" w:after="40" w:line="252" w:lineRule="auto"/>
+              <w:jc w:val="left"/>
+            </w:pPr>
+            <w:r>
+              <w:rPr>
+                <w:rFonts w:ascii="Times New Roman" w:hAnsi="Times New Roman"/>
+                <w:sz w:val="22"/>
+              </w:rPr>
+              <w:t>Аналитика и сводная панель</w:t>
+            </w:r>
+          </w:p>
+        </w:tc>
+        <w:tc>
+          <w:tcPr>
+            <w:tcW w:type="dxa" w:w="3118"/>
+            <w:tcMar>
+              <w:top w:w="100" w:type="dxa"/>
+              <w:bottom w:w="100" w:type="dxa"/>
+              <w:left w:w="150" w:type="dxa"/>
+              <w:right w:w="150" w:type="dxa"/>
+            </w:tcMar>
+          </w:tcPr>
+          <w:p>
+            <w:pPr>
+              <w:spacing w:before="40" w:after="40" w:line="252" w:lineRule="auto"/>
+              <w:jc w:val="left"/>
+            </w:pPr>
+            <w:r>
+              <w:rPr>
+                <w:rFonts w:ascii="Times New Roman" w:hAnsi="Times New Roman"/>
+                <w:sz w:val="22"/>
+              </w:rPr>
+              <w:t>Карточки ключевых показателей, реестр учебных планов и лента регламентов.</w:t>
+            </w:r>
+          </w:p>
+        </w:tc>
+      </w:tr>
+      <w:tr>
+        <w:tc>
+          <w:tcPr>
+            <w:tcW w:type="dxa" w:w="3118"/>
+            <w:tcMar>
+              <w:top w:w="100" w:type="dxa"/>
+              <w:bottom w:w="100" w:type="dxa"/>
+              <w:left w:w="150" w:type="dxa"/>
+              <w:right w:w="150" w:type="dxa"/>
+            </w:tcMar>
+          </w:tcPr>
+          <w:p>
+            <w:pPr>
+              <w:spacing w:before="40" w:after="40" w:line="252" w:lineRule="auto"/>
+              <w:jc w:val="left"/>
+            </w:pPr>
+            <w:r>
+              <w:rPr>
+                <w:rFonts w:ascii="Times New Roman" w:hAnsi="Times New Roman"/>
+                <w:sz w:val="22"/>
+              </w:rPr>
+            </w:r>
+            <w:r>
+              <w:rPr>
+                <w:rFonts w:ascii="Times New Roman" w:hAnsi="Times New Roman"/>
+                <w:b/>
+                <w:sz w:val="22"/>
+              </w:rPr>
+              <w:t>Слайд 10</w:t>
+            </w:r>
+            <w:r>
+              <w:rPr>
+                <w:rFonts w:ascii="Times New Roman" w:hAnsi="Times New Roman"/>
+                <w:sz w:val="22"/>
+              </w:rPr>
+            </w:r>
+          </w:p>
+        </w:tc>
+        <w:tc>
+          <w:tcPr>
+            <w:tcW w:type="dxa" w:w="3118"/>
+            <w:tcMar>
+              <w:top w:w="100" w:type="dxa"/>
+              <w:bottom w:w="100" w:type="dxa"/>
+              <w:left w:w="150" w:type="dxa"/>
+              <w:right w:w="150" w:type="dxa"/>
+            </w:tcMar>
+          </w:tcPr>
+          <w:p>
+            <w:pPr>
+              <w:spacing w:before="40" w:after="40" w:line="252" w:lineRule="auto"/>
+              <w:jc w:val="left"/>
+            </w:pPr>
+            <w:r>
+              <w:rPr>
+                <w:rFonts w:ascii="Times New Roman" w:hAnsi="Times New Roman"/>
+                <w:sz w:val="22"/>
+              </w:rPr>
+              <w:t>Пользовательский интерфейс</w:t>
+            </w:r>
+          </w:p>
+        </w:tc>
+        <w:tc>
+          <w:tcPr>
+            <w:tcW w:type="dxa" w:w="3118"/>
+            <w:tcMar>
+              <w:top w:w="100" w:type="dxa"/>
+              <w:bottom w:w="100" w:type="dxa"/>
+              <w:left w:w="150" w:type="dxa"/>
+              <w:right w:w="150" w:type="dxa"/>
+            </w:tcMar>
+          </w:tcPr>
+          <w:p>
+            <w:pPr>
+              <w:spacing w:before="40" w:after="40" w:line="252" w:lineRule="auto"/>
+              <w:jc w:val="left"/>
+            </w:pPr>
+            <w:r>
+              <w:rPr>
+                <w:rFonts w:ascii="Times New Roman" w:hAnsi="Times New Roman"/>
+                <w:sz w:val="22"/>
+              </w:rPr>
+              <w:t>Адаптивный дизайн, единая цветовая палитра и табличные контейнеры данных.</w:t>
+            </w:r>
+          </w:p>
+        </w:tc>
+      </w:tr>
+      <w:tr>
+        <w:tc>
+          <w:tcPr>
+            <w:tcW w:type="dxa" w:w="3118"/>
+            <w:tcMar>
+              <w:top w:w="100" w:type="dxa"/>
+              <w:bottom w:w="100" w:type="dxa"/>
+              <w:left w:w="150" w:type="dxa"/>
+              <w:right w:w="150" w:type="dxa"/>
+            </w:tcMar>
+          </w:tcPr>
+          <w:p>
+            <w:pPr>
+              <w:spacing w:before="40" w:after="40" w:line="252" w:lineRule="auto"/>
+              <w:jc w:val="left"/>
+            </w:pPr>
+            <w:r>
+              <w:rPr>
+                <w:rFonts w:ascii="Times New Roman" w:hAnsi="Times New Roman"/>
+                <w:sz w:val="22"/>
+              </w:rPr>
+            </w:r>
+            <w:r>
+              <w:rPr>
+                <w:rFonts w:ascii="Times New Roman" w:hAnsi="Times New Roman"/>
+                <w:b/>
+                <w:sz w:val="22"/>
+              </w:rPr>
+              <w:t>Слайд 11</w:t>
+            </w:r>
+            <w:r>
+              <w:rPr>
+                <w:rFonts w:ascii="Times New Roman" w:hAnsi="Times New Roman"/>
+                <w:sz w:val="22"/>
+              </w:rPr>
+            </w:r>
+          </w:p>
+        </w:tc>
+        <w:tc>
+          <w:tcPr>
+            <w:tcW w:type="dxa" w:w="3118"/>
+            <w:tcMar>
+              <w:top w:w="100" w:type="dxa"/>
+              <w:bottom w:w="100" w:type="dxa"/>
+              <w:left w:w="150" w:type="dxa"/>
+              <w:right w:w="150" w:type="dxa"/>
+            </w:tcMar>
+          </w:tcPr>
+          <w:p>
+            <w:pPr>
+              <w:spacing w:before="40" w:after="40" w:line="252" w:lineRule="auto"/>
+              <w:jc w:val="left"/>
+            </w:pPr>
+            <w:r>
+              <w:rPr>
+                <w:rFonts w:ascii="Times New Roman" w:hAnsi="Times New Roman"/>
+                <w:sz w:val="22"/>
+              </w:rPr>
+              <w:t>Тестирование и безопасность</w:t>
+            </w:r>
+          </w:p>
+        </w:tc>
+        <w:tc>
+          <w:tcPr>
+            <w:tcW w:type="dxa" w:w="3118"/>
+            <w:tcMar>
+              <w:top w:w="100" w:type="dxa"/>
+              <w:bottom w:w="100" w:type="dxa"/>
+              <w:left w:w="150" w:type="dxa"/>
+              <w:right w:w="150" w:type="dxa"/>
+            </w:tcMar>
+          </w:tcPr>
+          <w:p>
+            <w:pPr>
+              <w:spacing w:before="40" w:after="40" w:line="252" w:lineRule="auto"/>
+              <w:jc w:val="left"/>
+            </w:pPr>
+            <w:r>
+              <w:rPr>
+                <w:rFonts w:ascii="Times New Roman" w:hAnsi="Times New Roman"/>
+                <w:sz w:val="22"/>
+              </w:rPr>
+              <w:t>Параметризованные SQL-запросы, защита от XSS, протоколирование в журнале аудита.</w:t>
+            </w:r>
+          </w:p>
+        </w:tc>
+      </w:tr>
+      <w:tr>
+        <w:tc>
+          <w:tcPr>
+            <w:tcW w:type="dxa" w:w="3118"/>
+            <w:tcMar>
+              <w:top w:w="100" w:type="dxa"/>
+              <w:bottom w:w="100" w:type="dxa"/>
+              <w:left w:w="150" w:type="dxa"/>
+              <w:right w:w="150" w:type="dxa"/>
+            </w:tcMar>
+          </w:tcPr>
+          <w:p>
+            <w:pPr>
+              <w:spacing w:before="40" w:after="40" w:line="252" w:lineRule="auto"/>
+              <w:jc w:val="left"/>
+            </w:pPr>
+            <w:r>
+              <w:rPr>
+                <w:rFonts w:ascii="Times New Roman" w:hAnsi="Times New Roman"/>
+                <w:sz w:val="22"/>
+              </w:rPr>
+            </w:r>
+            <w:r>
+              <w:rPr>
+                <w:rFonts w:ascii="Times New Roman" w:hAnsi="Times New Roman"/>
+                <w:b/>
+                <w:sz w:val="22"/>
+              </w:rPr>
+              <w:t>Слайд 12</w:t>
+            </w:r>
+            <w:r>
+              <w:rPr>
+                <w:rFonts w:ascii="Times New Roman" w:hAnsi="Times New Roman"/>
+                <w:sz w:val="22"/>
+              </w:rPr>
+            </w:r>
+          </w:p>
+        </w:tc>
+        <w:tc>
+          <w:tcPr>
+            <w:tcW w:type="dxa" w:w="3118"/>
+            <w:tcMar>
+              <w:top w:w="100" w:type="dxa"/>
+              <w:bottom w:w="100" w:type="dxa"/>
+              <w:left w:w="150" w:type="dxa"/>
+              <w:right w:w="150" w:type="dxa"/>
+            </w:tcMar>
+          </w:tcPr>
+          <w:p>
+            <w:pPr>
+              <w:spacing w:before="40" w:after="40" w:line="252" w:lineRule="auto"/>
+              <w:jc w:val="left"/>
+            </w:pPr>
+            <w:r>
+              <w:rPr>
+                <w:rFonts w:ascii="Times New Roman" w:hAnsi="Times New Roman"/>
+                <w:sz w:val="22"/>
+              </w:rPr>
+              <w:t>Заключение и результаты</w:t>
+            </w:r>
+          </w:p>
+        </w:tc>
+        <w:tc>
+          <w:tcPr>
+            <w:tcW w:type="dxa" w:w="3118"/>
+            <w:tcMar>
+              <w:top w:w="100" w:type="dxa"/>
+              <w:bottom w:w="100" w:type="dxa"/>
+              <w:left w:w="150" w:type="dxa"/>
+              <w:right w:w="150" w:type="dxa"/>
+            </w:tcMar>
+          </w:tcPr>
+          <w:p>
+            <w:pPr>
+              <w:spacing w:before="40" w:after="40" w:line="252" w:lineRule="auto"/>
+              <w:jc w:val="left"/>
+            </w:pPr>
+            <w:r>
+              <w:rPr>
+                <w:rFonts w:ascii="Times New Roman" w:hAnsi="Times New Roman"/>
+                <w:sz w:val="22"/>
+              </w:rPr>
+              <w:t>Итоги проекта: полностью готовый к демонстрации и запуску портал Центра АНОК.</w:t>
+            </w:r>
+          </w:p>
+        </w:tc>
+      </w:tr>
+    </w:tbl>
+    <w:p>
+      <w:pPr>
+        <w:spacing w:after="120"/>
+      </w:pPr>
+    </w:p>
+    <w:p>
+      <w:pPr>
+        <w:spacing w:before="240" w:after="120"/>
+        <w:jc w:val="left"/>
+      </w:pPr>
+      <w:r>
+        <w:rPr>
+          <w:rFonts w:ascii="Times New Roman" w:hAnsi="Times New Roman"/>
+          <w:b/>
+          <w:sz w:val="28"/>
+        </w:rPr>
+        <w:t>4. Заключение</w:t>
       </w:r>
     </w:p>
     <w:p>
@@ -181,7 +1721,7 @@
           <w:rFonts w:ascii="Times New Roman" w:hAnsi="Times New Roman"/>
           <w:sz w:val="28"/>
         </w:rPr>
-        <w:t>Подготовлены пояснительная записка и презентация с фактическим описанием выполненных лабораторных работ.</w:t>
+        <w:t>В рамках лабораторной работы № 7 полностью подготовлены пояснительная записка к выпускному проекту, презентация для защиты из 12 слайдов и итоговый отчет. Все материалы согласованы по датам, требованиям методических указаний и фактически реализованной кодовой базе.</w:t>
       </w:r>
     </w:p>
     <w:sectPr>

--- a/reports/lab7/LR7_Report_Variant15.docx
+++ b/reports/lab7/LR7_Report_Variant15.docx
@@ -116,6 +116,8 @@
       <w:r>
         <w:rPr>
           <w:rFonts w:ascii="Times New Roman" w:hAnsi="Times New Roman"/>
+          <w:b w:val="0"/>
+          <w:i w:val="0"/>
           <w:sz w:val="28"/>
         </w:rPr>
         <w:t>Обобщить результаты выполнения лабораторных работ № 1 – № 6 по проектированию и разработке корпоративного портала Центра АНОК университета, подготовить итоговую пояснительную записку к проекту и сформировать презентационные материалы (12 слайдов) для публичной защиты разработанного программного комплекса.</w:t>
@@ -144,6 +146,8 @@
       <w:r>
         <w:rPr>
           <w:rFonts w:ascii="Times New Roman" w:hAnsi="Times New Roman"/>
+          <w:b w:val="0"/>
+          <w:i w:val="0"/>
           <w:sz w:val="28"/>
         </w:rPr>
         <w:t>В рамках итоговой лабораторной работы сформирован полный комплект проектной и отчетной документации:</w:t>
@@ -166,22 +170,29 @@
       <w:r>
         <w:rPr>
           <w:rFonts w:ascii="Times New Roman" w:hAnsi="Times New Roman"/>
+          <w:b/>
+          <w:i w:val="0"/>
           <w:sz w:val="28"/>
         </w:rPr>
+        <w:t>Итоговая пояснительная записка к проекту (</w:t>
+      </w:r>
+      <w:r>
+        <w:rPr>
+          <w:rFonts w:ascii="Courier New" w:hAnsi="Courier New"/>
+          <w:b/>
+          <w:i w:val="0"/>
+          <w:sz w:val="28"/>
+        </w:rPr>
+        <w:t>LR7_Explanatory_Note_Variant15.*</w:t>
       </w:r>
       <w:r>
         <w:rPr>
           <w:rFonts w:ascii="Times New Roman" w:hAnsi="Times New Roman"/>
           <w:b/>
+          <w:i w:val="0"/>
           <w:sz w:val="28"/>
         </w:rPr>
-        <w:t>Итоговая пояснительная записка к проекту (`LR7_Explanatory_Note_Variant15.*`):</w:t>
-      </w:r>
-      <w:r>
-        <w:rPr>
-          <w:rFonts w:ascii="Times New Roman" w:hAnsi="Times New Roman"/>
-          <w:sz w:val="28"/>
-        </w:rPr>
+        <w:t>):</w:t>
       </w:r>
     </w:p>
     <w:p>
@@ -201,6 +212,8 @@
       <w:r>
         <w:rPr>
           <w:rFonts w:ascii="Times New Roman" w:hAnsi="Times New Roman"/>
+          <w:b w:val="0"/>
+          <w:i w:val="0"/>
           <w:sz w:val="28"/>
         </w:rPr>
         <w:t>Введение, цели и назначение портала Центра АНОК;</w:t>
@@ -223,6 +236,8 @@
       <w:r>
         <w:rPr>
           <w:rFonts w:ascii="Times New Roman" w:hAnsi="Times New Roman"/>
+          <w:b w:val="0"/>
+          <w:i w:val="0"/>
           <w:sz w:val="28"/>
         </w:rPr>
         <w:t>Анализ предметной области и нормативной базы ФГОС ВО 3++;</w:t>
@@ -245,6 +260,8 @@
       <w:r>
         <w:rPr>
           <w:rFonts w:ascii="Times New Roman" w:hAnsi="Times New Roman"/>
+          <w:b w:val="0"/>
+          <w:i w:val="0"/>
           <w:sz w:val="28"/>
         </w:rPr>
         <w:t>Архитектура системы, диаграммы компонентов, развертывания, классов и последовательности;</w:t>
@@ -267,6 +284,8 @@
       <w:r>
         <w:rPr>
           <w:rFonts w:ascii="Times New Roman" w:hAnsi="Times New Roman"/>
+          <w:b w:val="0"/>
+          <w:i w:val="0"/>
           <w:sz w:val="28"/>
         </w:rPr>
         <w:t>Спецификация реляционной схемы базы данных (13 таблиц);</w:t>
@@ -289,6 +308,8 @@
       <w:r>
         <w:rPr>
           <w:rFonts w:ascii="Times New Roman" w:hAnsi="Times New Roman"/>
+          <w:b w:val="0"/>
+          <w:i w:val="0"/>
           <w:sz w:val="28"/>
         </w:rPr>
         <w:t>Описание 13 разделов портала и главных пользовательских интерфейсов;</w:t>
@@ -311,6 +332,8 @@
       <w:r>
         <w:rPr>
           <w:rFonts w:ascii="Times New Roman" w:hAnsi="Times New Roman"/>
+          <w:b w:val="0"/>
+          <w:i w:val="0"/>
           <w:sz w:val="28"/>
         </w:rPr>
         <w:t>Подсистема контроля качества, алгоритмы валидации и маршруты визирования;</w:t>
@@ -333,6 +356,8 @@
       <w:r>
         <w:rPr>
           <w:rFonts w:ascii="Times New Roman" w:hAnsi="Times New Roman"/>
+          <w:b w:val="0"/>
+          <w:i w:val="0"/>
           <w:sz w:val="28"/>
         </w:rPr>
         <w:t>Руководство по развертыванию, запуску и эксплуатации;</w:t>
@@ -355,6 +380,8 @@
       <w:r>
         <w:rPr>
           <w:rFonts w:ascii="Times New Roman" w:hAnsi="Times New Roman"/>
+          <w:b w:val="0"/>
+          <w:i w:val="0"/>
           <w:sz w:val="28"/>
         </w:rPr>
         <w:t>Заключение и перспективы развития.</w:t>
@@ -377,9 +404,74 @@
       <w:r>
         <w:rPr>
           <w:rFonts w:ascii="Times New Roman" w:hAnsi="Times New Roman"/>
+          <w:b w:val="0"/>
+          <w:i/>
           <w:sz w:val="28"/>
         </w:rPr>
-        <w:t>*Форматы:* Markdown (`.md`), Microsoft Word (`.docx`), Adobe PDF (`.pdf`).</w:t>
+        <w:t>Форматы:</w:t>
+      </w:r>
+      <w:r>
+        <w:rPr>
+          <w:rFonts w:ascii="Times New Roman" w:hAnsi="Times New Roman"/>
+          <w:b w:val="0"/>
+          <w:i w:val="0"/>
+          <w:sz w:val="28"/>
+        </w:rPr>
+        <w:t xml:space="preserve"> Markdown (</w:t>
+      </w:r>
+      <w:r>
+        <w:rPr>
+          <w:rFonts w:ascii="Courier New" w:hAnsi="Courier New"/>
+          <w:b w:val="0"/>
+          <w:i w:val="0"/>
+          <w:sz w:val="28"/>
+        </w:rPr>
+        <w:t>.md</w:t>
+      </w:r>
+      <w:r>
+        <w:rPr>
+          <w:rFonts w:ascii="Times New Roman" w:hAnsi="Times New Roman"/>
+          <w:b w:val="0"/>
+          <w:i w:val="0"/>
+          <w:sz w:val="28"/>
+        </w:rPr>
+        <w:t>), Microsoft Word (</w:t>
+      </w:r>
+      <w:r>
+        <w:rPr>
+          <w:rFonts w:ascii="Courier New" w:hAnsi="Courier New"/>
+          <w:b w:val="0"/>
+          <w:i w:val="0"/>
+          <w:sz w:val="28"/>
+        </w:rPr>
+        <w:t>.docx</w:t>
+      </w:r>
+      <w:r>
+        <w:rPr>
+          <w:rFonts w:ascii="Times New Roman" w:hAnsi="Times New Roman"/>
+          <w:b w:val="0"/>
+          <w:i w:val="0"/>
+          <w:sz w:val="28"/>
+        </w:rPr>
+        <w:t>), Adobe PDF (</w:t>
+      </w:r>
+      <w:r>
+        <w:rPr>
+          <w:rFonts w:ascii="Courier New" w:hAnsi="Courier New"/>
+          <w:b w:val="0"/>
+          <w:i w:val="0"/>
+          <w:sz w:val="28"/>
+        </w:rPr>
+        <w:t>.pdf</w:t>
+      </w:r>
+      <w:r>
+        <w:rPr>
+          <w:rFonts w:ascii="Times New Roman" w:hAnsi="Times New Roman"/>
+          <w:b w:val="0"/>
+          <w:i w:val="0"/>
+          <w:sz w:val="28"/>
+        </w:rPr>
+        <w:t>).</w:t>
       </w:r>
     </w:p>
     <w:p>
@@ -399,22 +491,29 @@
       <w:r>
         <w:rPr>
           <w:rFonts w:ascii="Times New Roman" w:hAnsi="Times New Roman"/>
+          <w:b/>
+          <w:i w:val="0"/>
           <w:sz w:val="28"/>
         </w:rPr>
+        <w:t>Презентация к защите проекта (</w:t>
+      </w:r>
+      <w:r>
+        <w:rPr>
+          <w:rFonts w:ascii="Courier New" w:hAnsi="Courier New"/>
+          <w:b/>
+          <w:i w:val="0"/>
+          <w:sz w:val="28"/>
+        </w:rPr>
+        <w:t>LR7_Presentation_Variant15.*</w:t>
       </w:r>
       <w:r>
         <w:rPr>
           <w:rFonts w:ascii="Times New Roman" w:hAnsi="Times New Roman"/>
           <w:b/>
+          <w:i w:val="0"/>
           <w:sz w:val="28"/>
         </w:rPr>
-        <w:t>Презентация к защите проекта (`LR7_Presentation_Variant15.*`):</w:t>
-      </w:r>
-      <w:r>
-        <w:rPr>
-          <w:rFonts w:ascii="Times New Roman" w:hAnsi="Times New Roman"/>
-          <w:sz w:val="28"/>
-        </w:rPr>
+        <w:t>):</w:t>
       </w:r>
     </w:p>
     <w:p>
@@ -434,6 +533,8 @@
       <w:r>
         <w:rPr>
           <w:rFonts w:ascii="Times New Roman" w:hAnsi="Times New Roman"/>
+          <w:b w:val="0"/>
+          <w:i w:val="0"/>
           <w:sz w:val="28"/>
         </w:rPr>
         <w:t>Комплект из 12 слайдов, отражающих все ключевые этапы проектирования, разработки, тестирования и демонстрации портала.</w:t>
@@ -456,9 +557,74 @@
       <w:r>
         <w:rPr>
           <w:rFonts w:ascii="Times New Roman" w:hAnsi="Times New Roman"/>
+          <w:b w:val="0"/>
+          <w:i/>
           <w:sz w:val="28"/>
         </w:rPr>
-        <w:t>*Форматы:* Microsoft PowerPoint (`.pptx`), Adobe PDF (`.pdf`), слайды высокого разрешения (`diagrams/lab7/slide_01..12.png`).</w:t>
+        <w:t>Форматы:</w:t>
+      </w:r>
+      <w:r>
+        <w:rPr>
+          <w:rFonts w:ascii="Times New Roman" w:hAnsi="Times New Roman"/>
+          <w:b w:val="0"/>
+          <w:i w:val="0"/>
+          <w:sz w:val="28"/>
+        </w:rPr>
+        <w:t xml:space="preserve"> Microsoft PowerPoint (</w:t>
+      </w:r>
+      <w:r>
+        <w:rPr>
+          <w:rFonts w:ascii="Courier New" w:hAnsi="Courier New"/>
+          <w:b w:val="0"/>
+          <w:i w:val="0"/>
+          <w:sz w:val="28"/>
+        </w:rPr>
+        <w:t>.pptx</w:t>
+      </w:r>
+      <w:r>
+        <w:rPr>
+          <w:rFonts w:ascii="Times New Roman" w:hAnsi="Times New Roman"/>
+          <w:b w:val="0"/>
+          <w:i w:val="0"/>
+          <w:sz w:val="28"/>
+        </w:rPr>
+        <w:t>), Adobe PDF (</w:t>
+      </w:r>
+      <w:r>
+        <w:rPr>
+          <w:rFonts w:ascii="Courier New" w:hAnsi="Courier New"/>
+          <w:b w:val="0"/>
+          <w:i w:val="0"/>
+          <w:sz w:val="28"/>
+        </w:rPr>
+        <w:t>.pdf</w:t>
+      </w:r>
+      <w:r>
+        <w:rPr>
+          <w:rFonts w:ascii="Times New Roman" w:hAnsi="Times New Roman"/>
+          <w:b w:val="0"/>
+          <w:i w:val="0"/>
+          <w:sz w:val="28"/>
+        </w:rPr>
+        <w:t>), слайды высокого разрешения (</w:t>
+      </w:r>
+      <w:r>
+        <w:rPr>
+          <w:rFonts w:ascii="Courier New" w:hAnsi="Courier New"/>
+          <w:b w:val="0"/>
+          <w:i w:val="0"/>
+          <w:sz w:val="28"/>
+        </w:rPr>
+        <w:t>diagrams/lab7/slide_01..12.png</w:t>
+      </w:r>
+      <w:r>
+        <w:rPr>
+          <w:rFonts w:ascii="Times New Roman" w:hAnsi="Times New Roman"/>
+          <w:b w:val="0"/>
+          <w:i w:val="0"/>
+          <w:sz w:val="28"/>
+        </w:rPr>
+        <w:t>).</w:t>
       </w:r>
     </w:p>
     <w:p>
@@ -478,22 +644,11 @@
       <w:r>
         <w:rPr>
           <w:rFonts w:ascii="Times New Roman" w:hAnsi="Times New Roman"/>
-          <w:sz w:val="28"/>
-        </w:rPr>
-      </w:r>
-      <w:r>
-        <w:rPr>
-          <w:rFonts w:ascii="Times New Roman" w:hAnsi="Times New Roman"/>
           <w:b/>
+          <w:i w:val="0"/>
           <w:sz w:val="28"/>
         </w:rPr>
         <w:t>Отчеты по лабораторным работам № 1 – № 6:</w:t>
-      </w:r>
-      <w:r>
-        <w:rPr>
-          <w:rFonts w:ascii="Times New Roman" w:hAnsi="Times New Roman"/>
-          <w:sz w:val="28"/>
-        </w:rPr>
       </w:r>
     </w:p>
     <w:p>
@@ -513,9 +668,65 @@
       <w:r>
         <w:rPr>
           <w:rFonts w:ascii="Times New Roman" w:hAnsi="Times New Roman"/>
+          <w:b w:val="0"/>
+          <w:i w:val="0"/>
           <w:sz w:val="28"/>
         </w:rPr>
-        <w:t>Полный комплект детализированных отчетов в форматах `.md`, `.docx` и `.pdf`.</w:t>
+        <w:t xml:space="preserve">Полный комплект детализированных отчетов в форматах </w:t>
+      </w:r>
+      <w:r>
+        <w:rPr>
+          <w:rFonts w:ascii="Courier New" w:hAnsi="Courier New"/>
+          <w:b w:val="0"/>
+          <w:i w:val="0"/>
+          <w:sz w:val="28"/>
+        </w:rPr>
+        <w:t>.md</w:t>
+      </w:r>
+      <w:r>
+        <w:rPr>
+          <w:rFonts w:ascii="Times New Roman" w:hAnsi="Times New Roman"/>
+          <w:b w:val="0"/>
+          <w:i w:val="0"/>
+          <w:sz w:val="28"/>
+        </w:rPr>
+        <w:t xml:space="preserve">, </w:t>
+      </w:r>
+      <w:r>
+        <w:rPr>
+          <w:rFonts w:ascii="Courier New" w:hAnsi="Courier New"/>
+          <w:b w:val="0"/>
+          <w:i w:val="0"/>
+          <w:sz w:val="28"/>
+        </w:rPr>
+        <w:t>.docx</w:t>
+      </w:r>
+      <w:r>
+        <w:rPr>
+          <w:rFonts w:ascii="Times New Roman" w:hAnsi="Times New Roman"/>
+          <w:b w:val="0"/>
+          <w:i w:val="0"/>
+          <w:sz w:val="28"/>
+        </w:rPr>
+        <w:t xml:space="preserve"> и </w:t>
+      </w:r>
+      <w:r>
+        <w:rPr>
+          <w:rFonts w:ascii="Courier New" w:hAnsi="Courier New"/>
+          <w:b w:val="0"/>
+          <w:i w:val="0"/>
+          <w:sz w:val="28"/>
+        </w:rPr>
+        <w:t>.pdf</w:t>
+      </w:r>
+      <w:r>
+        <w:rPr>
+          <w:rFonts w:ascii="Times New Roman" w:hAnsi="Times New Roman"/>
+          <w:b w:val="0"/>
+          <w:i w:val="0"/>
+          <w:sz w:val="28"/>
+        </w:rPr>
+        <w:t>.</w:t>
       </w:r>
     </w:p>
     <w:p>
@@ -587,6 +798,7 @@
               <w:rPr>
                 <w:rFonts w:ascii="Times New Roman" w:hAnsi="Times New Roman"/>
                 <w:b/>
+                <w:i w:val="0"/>
                 <w:sz w:val="22"/>
               </w:rPr>
               <w:t>Номер слайда</w:t>
@@ -613,6 +825,7 @@
               <w:rPr>
                 <w:rFonts w:ascii="Times New Roman" w:hAnsi="Times New Roman"/>
                 <w:b/>
+                <w:i w:val="0"/>
                 <w:sz w:val="22"/>
               </w:rPr>
               <w:t>Название слайда</w:t>
@@ -639,6 +852,7 @@
               <w:rPr>
                 <w:rFonts w:ascii="Times New Roman" w:hAnsi="Times New Roman"/>
                 <w:b/>
+                <w:i w:val="0"/>
                 <w:sz w:val="22"/>
               </w:rPr>
               <w:t>Содержание и визуальные элементы</w:t>
@@ -665,22 +879,11 @@
             <w:r>
               <w:rPr>
                 <w:rFonts w:ascii="Times New Roman" w:hAnsi="Times New Roman"/>
-                <w:sz w:val="22"/>
-              </w:rPr>
-            </w:r>
-            <w:r>
-              <w:rPr>
-                <w:rFonts w:ascii="Times New Roman" w:hAnsi="Times New Roman"/>
                 <w:b/>
+                <w:i w:val="0"/>
                 <w:sz w:val="22"/>
               </w:rPr>
               <w:t>Слайд 1</w:t>
-            </w:r>
-            <w:r>
-              <w:rPr>
-                <w:rFonts w:ascii="Times New Roman" w:hAnsi="Times New Roman"/>
-                <w:sz w:val="22"/>
-              </w:rPr>
             </w:r>
           </w:p>
         </w:tc>
@@ -702,6 +905,8 @@
             <w:r>
               <w:rPr>
                 <w:rFonts w:ascii="Times New Roman" w:hAnsi="Times New Roman"/>
+                <w:b w:val="0"/>
+                <w:i w:val="0"/>
                 <w:sz w:val="22"/>
               </w:rPr>
               <w:t>Титульный слайд</w:t>
@@ -726,6 +931,8 @@
             <w:r>
               <w:rPr>
                 <w:rFonts w:ascii="Times New Roman" w:hAnsi="Times New Roman"/>
+                <w:b w:val="0"/>
+                <w:i w:val="0"/>
                 <w:sz w:val="22"/>
               </w:rPr>
               <w:t>Тема проекта («Корпоративный портал Центра АНОК университета»), исполнитель, учебная группа, Москва 2026 г.</w:t>
@@ -752,22 +959,11 @@
             <w:r>
               <w:rPr>
                 <w:rFonts w:ascii="Times New Roman" w:hAnsi="Times New Roman"/>
-                <w:sz w:val="22"/>
-              </w:rPr>
-            </w:r>
-            <w:r>
-              <w:rPr>
-                <w:rFonts w:ascii="Times New Roman" w:hAnsi="Times New Roman"/>
                 <w:b/>
+                <w:i w:val="0"/>
                 <w:sz w:val="22"/>
               </w:rPr>
               <w:t>Слайд 2</w:t>
-            </w:r>
-            <w:r>
-              <w:rPr>
-                <w:rFonts w:ascii="Times New Roman" w:hAnsi="Times New Roman"/>
-                <w:sz w:val="22"/>
-              </w:rPr>
             </w:r>
           </w:p>
         </w:tc>
@@ -789,6 +985,8 @@
             <w:r>
               <w:rPr>
                 <w:rFonts w:ascii="Times New Roman" w:hAnsi="Times New Roman"/>
+                <w:b w:val="0"/>
+                <w:i w:val="0"/>
                 <w:sz w:val="22"/>
               </w:rPr>
               <w:t>Контекст и цели проекта</w:t>
@@ -813,6 +1011,8 @@
             <w:r>
               <w:rPr>
                 <w:rFonts w:ascii="Times New Roman" w:hAnsi="Times New Roman"/>
+                <w:b w:val="0"/>
+                <w:i w:val="0"/>
                 <w:sz w:val="22"/>
               </w:rPr>
               <w:t>Задачи автоматизации аккредитационной экспертизы, акторы и нормативные требования ФГОС ВО 3++.</w:t>
@@ -839,22 +1039,11 @@
             <w:r>
               <w:rPr>
                 <w:rFonts w:ascii="Times New Roman" w:hAnsi="Times New Roman"/>
-                <w:sz w:val="22"/>
-              </w:rPr>
-            </w:r>
-            <w:r>
-              <w:rPr>
-                <w:rFonts w:ascii="Times New Roman" w:hAnsi="Times New Roman"/>
                 <w:b/>
+                <w:i w:val="0"/>
                 <w:sz w:val="22"/>
               </w:rPr>
               <w:t>Слайд 3</w:t>
-            </w:r>
-            <w:r>
-              <w:rPr>
-                <w:rFonts w:ascii="Times New Roman" w:hAnsi="Times New Roman"/>
-                <w:sz w:val="22"/>
-              </w:rPr>
             </w:r>
           </w:p>
         </w:tc>
@@ -876,6 +1065,8 @@
             <w:r>
               <w:rPr>
                 <w:rFonts w:ascii="Times New Roman" w:hAnsi="Times New Roman"/>
+                <w:b w:val="0"/>
+                <w:i w:val="0"/>
                 <w:sz w:val="22"/>
               </w:rPr>
               <w:t>Архитектура и стек технологий</w:t>
@@ -900,6 +1091,8 @@
             <w:r>
               <w:rPr>
                 <w:rFonts w:ascii="Times New Roman" w:hAnsi="Times New Roman"/>
+                <w:b w:val="0"/>
+                <w:i w:val="0"/>
                 <w:sz w:val="22"/>
               </w:rPr>
               <w:t>Многоуровневая архитектура (Web UI, HTTP Router, PDO/SQLite ORM, MySQL/SQLite DB).</w:t>
@@ -926,22 +1119,11 @@
             <w:r>
               <w:rPr>
                 <w:rFonts w:ascii="Times New Roman" w:hAnsi="Times New Roman"/>
-                <w:sz w:val="22"/>
-              </w:rPr>
-            </w:r>
-            <w:r>
-              <w:rPr>
-                <w:rFonts w:ascii="Times New Roman" w:hAnsi="Times New Roman"/>
                 <w:b/>
+                <w:i w:val="0"/>
                 <w:sz w:val="22"/>
               </w:rPr>
               <w:t>Слайд 4</w:t>
-            </w:r>
-            <w:r>
-              <w:rPr>
-                <w:rFonts w:ascii="Times New Roman" w:hAnsi="Times New Roman"/>
-                <w:sz w:val="22"/>
-              </w:rPr>
             </w:r>
           </w:p>
         </w:tc>
@@ -963,6 +1145,8 @@
             <w:r>
               <w:rPr>
                 <w:rFonts w:ascii="Times New Roman" w:hAnsi="Times New Roman"/>
+                <w:b w:val="0"/>
+                <w:i w:val="0"/>
                 <w:sz w:val="22"/>
               </w:rPr>
               <w:t>Модель данных и схема БД</w:t>
@@ -987,6 +1171,8 @@
             <w:r>
               <w:rPr>
                 <w:rFonts w:ascii="Times New Roman" w:hAnsi="Times New Roman"/>
+                <w:b w:val="0"/>
+                <w:i w:val="0"/>
                 <w:sz w:val="22"/>
               </w:rPr>
               <w:t>Реляционная модель данных из 13 нормализованных таблиц (3NF), первичные и внешние ключи.</w:t>
@@ -1013,22 +1199,11 @@
             <w:r>
               <w:rPr>
                 <w:rFonts w:ascii="Times New Roman" w:hAnsi="Times New Roman"/>
-                <w:sz w:val="22"/>
-              </w:rPr>
-            </w:r>
-            <w:r>
-              <w:rPr>
-                <w:rFonts w:ascii="Times New Roman" w:hAnsi="Times New Roman"/>
                 <w:b/>
+                <w:i w:val="0"/>
                 <w:sz w:val="22"/>
               </w:rPr>
               <w:t>Слайд 5</w:t>
-            </w:r>
-            <w:r>
-              <w:rPr>
-                <w:rFonts w:ascii="Times New Roman" w:hAnsi="Times New Roman"/>
-                <w:sz w:val="22"/>
-              </w:rPr>
             </w:r>
           </w:p>
         </w:tc>
@@ -1050,6 +1225,8 @@
             <w:r>
               <w:rPr>
                 <w:rFonts w:ascii="Times New Roman" w:hAnsi="Times New Roman"/>
+                <w:b w:val="0"/>
+                <w:i w:val="0"/>
                 <w:sz w:val="22"/>
               </w:rPr>
               <w:t>Структура портала и навигация</w:t>
@@ -1074,6 +1251,8 @@
             <w:r>
               <w:rPr>
                 <w:rFonts w:ascii="Times New Roman" w:hAnsi="Times New Roman"/>
+                <w:b w:val="0"/>
+                <w:i w:val="0"/>
                 <w:sz w:val="22"/>
               </w:rPr>
               <w:t>Архитектура карты сайта (13 разделов) и сквозная семестровая навигация.</w:t>
@@ -1100,22 +1279,11 @@
             <w:r>
               <w:rPr>
                 <w:rFonts w:ascii="Times New Roman" w:hAnsi="Times New Roman"/>
-                <w:sz w:val="22"/>
-              </w:rPr>
-            </w:r>
-            <w:r>
-              <w:rPr>
-                <w:rFonts w:ascii="Times New Roman" w:hAnsi="Times New Roman"/>
                 <w:b/>
+                <w:i w:val="0"/>
                 <w:sz w:val="22"/>
               </w:rPr>
               <w:t>Слайд 6</w:t>
-            </w:r>
-            <w:r>
-              <w:rPr>
-                <w:rFonts w:ascii="Times New Roman" w:hAnsi="Times New Roman"/>
-                <w:sz w:val="22"/>
-              </w:rPr>
             </w:r>
           </w:p>
         </w:tc>
@@ -1137,6 +1305,8 @@
             <w:r>
               <w:rPr>
                 <w:rFonts w:ascii="Times New Roman" w:hAnsi="Times New Roman"/>
+                <w:b w:val="0"/>
+                <w:i w:val="0"/>
                 <w:sz w:val="22"/>
               </w:rPr>
               <w:t>Автоматизированная экспертиза ФГОС</w:t>
@@ -1161,9 +1331,11 @@
             <w:r>
               <w:rPr>
                 <w:rFonts w:ascii="Times New Roman" w:hAnsi="Times New Roman"/>
+                <w:b w:val="0"/>
+                <w:i w:val="0"/>
                 <w:sz w:val="22"/>
               </w:rPr>
-              <w:t>Алгоритм проверки баланса 240 з.е., лимита экзаменов ($\le 5$), объемов практик и ГИА.</w:t>
+              <w:t>Алгоритм проверки баланса 240 з.е., лимита экзаменов (≤ 5), объемов практик и ГИА.</w:t>
             </w:r>
           </w:p>
         </w:tc>
@@ -1187,22 +1359,11 @@
             <w:r>
               <w:rPr>
                 <w:rFonts w:ascii="Times New Roman" w:hAnsi="Times New Roman"/>
-                <w:sz w:val="22"/>
-              </w:rPr>
-            </w:r>
-            <w:r>
-              <w:rPr>
-                <w:rFonts w:ascii="Times New Roman" w:hAnsi="Times New Roman"/>
                 <w:b/>
+                <w:i w:val="0"/>
                 <w:sz w:val="22"/>
               </w:rPr>
               <w:t>Слайд 7</w:t>
-            </w:r>
-            <w:r>
-              <w:rPr>
-                <w:rFonts w:ascii="Times New Roman" w:hAnsi="Times New Roman"/>
-                <w:sz w:val="22"/>
-              </w:rPr>
             </w:r>
           </w:p>
         </w:tc>
@@ -1224,6 +1385,8 @@
             <w:r>
               <w:rPr>
                 <w:rFonts w:ascii="Times New Roman" w:hAnsi="Times New Roman"/>
+                <w:b w:val="0"/>
+                <w:i w:val="0"/>
                 <w:sz w:val="22"/>
               </w:rPr>
               <w:t>Управление изменениями УП</w:t>
@@ -1248,6 +1411,8 @@
             <w:r>
               <w:rPr>
                 <w:rFonts w:ascii="Times New Roman" w:hAnsi="Times New Roman"/>
+                <w:b w:val="0"/>
+                <w:i w:val="0"/>
                 <w:sz w:val="22"/>
               </w:rPr>
               <w:t>Документооборот служебных записок с фиксацией версионных изменений («Было» → «Стало»).</w:t>
@@ -1274,22 +1439,11 @@
             <w:r>
               <w:rPr>
                 <w:rFonts w:ascii="Times New Roman" w:hAnsi="Times New Roman"/>
-                <w:sz w:val="22"/>
-              </w:rPr>
-            </w:r>
-            <w:r>
-              <w:rPr>
-                <w:rFonts w:ascii="Times New Roman" w:hAnsi="Times New Roman"/>
                 <w:b/>
+                <w:i w:val="0"/>
                 <w:sz w:val="22"/>
               </w:rPr>
               <w:t>Слайд 8</w:t>
-            </w:r>
-            <w:r>
-              <w:rPr>
-                <w:rFonts w:ascii="Times New Roman" w:hAnsi="Times New Roman"/>
-                <w:sz w:val="22"/>
-              </w:rPr>
             </w:r>
           </w:p>
         </w:tc>
@@ -1311,6 +1465,8 @@
             <w:r>
               <w:rPr>
                 <w:rFonts w:ascii="Times New Roman" w:hAnsi="Times New Roman"/>
+                <w:b w:val="0"/>
+                <w:i w:val="0"/>
                 <w:sz w:val="22"/>
               </w:rPr>
               <w:t>Цифровое визирование и ЭЦП</w:t>
@@ -1335,6 +1491,8 @@
             <w:r>
               <w:rPr>
                 <w:rFonts w:ascii="Times New Roman" w:hAnsi="Times New Roman"/>
+                <w:b w:val="0"/>
+                <w:i w:val="0"/>
                 <w:sz w:val="22"/>
               </w:rPr>
               <w:t>Цепочка согласования (4 этапа) с криптографическими штампами SHA-256.</w:t>
@@ -1361,22 +1519,11 @@
             <w:r>
               <w:rPr>
                 <w:rFonts w:ascii="Times New Roman" w:hAnsi="Times New Roman"/>
-                <w:sz w:val="22"/>
-              </w:rPr>
-            </w:r>
-            <w:r>
-              <w:rPr>
-                <w:rFonts w:ascii="Times New Roman" w:hAnsi="Times New Roman"/>
                 <w:b/>
+                <w:i w:val="0"/>
                 <w:sz w:val="22"/>
               </w:rPr>
               <w:t>Слайд 9</w:t>
-            </w:r>
-            <w:r>
-              <w:rPr>
-                <w:rFonts w:ascii="Times New Roman" w:hAnsi="Times New Roman"/>
-                <w:sz w:val="22"/>
-              </w:rPr>
             </w:r>
           </w:p>
         </w:tc>
@@ -1398,6 +1545,8 @@
             <w:r>
               <w:rPr>
                 <w:rFonts w:ascii="Times New Roman" w:hAnsi="Times New Roman"/>
+                <w:b w:val="0"/>
+                <w:i w:val="0"/>
                 <w:sz w:val="22"/>
               </w:rPr>
               <w:t>Аналитика и сводная панель</w:t>
@@ -1422,6 +1571,8 @@
             <w:r>
               <w:rPr>
                 <w:rFonts w:ascii="Times New Roman" w:hAnsi="Times New Roman"/>
+                <w:b w:val="0"/>
+                <w:i w:val="0"/>
                 <w:sz w:val="22"/>
               </w:rPr>
               <w:t>Карточки ключевых показателей, реестр учебных планов и лента регламентов.</w:t>
@@ -1448,22 +1599,11 @@
             <w:r>
               <w:rPr>
                 <w:rFonts w:ascii="Times New Roman" w:hAnsi="Times New Roman"/>
-                <w:sz w:val="22"/>
-              </w:rPr>
-            </w:r>
-            <w:r>
-              <w:rPr>
-                <w:rFonts w:ascii="Times New Roman" w:hAnsi="Times New Roman"/>
                 <w:b/>
+                <w:i w:val="0"/>
                 <w:sz w:val="22"/>
               </w:rPr>
               <w:t>Слайд 10</w:t>
-            </w:r>
-            <w:r>
-              <w:rPr>
-                <w:rFonts w:ascii="Times New Roman" w:hAnsi="Times New Roman"/>
-                <w:sz w:val="22"/>
-              </w:rPr>
             </w:r>
           </w:p>
         </w:tc>
@@ -1485,6 +1625,8 @@
             <w:r>
               <w:rPr>
                 <w:rFonts w:ascii="Times New Roman" w:hAnsi="Times New Roman"/>
+                <w:b w:val="0"/>
+                <w:i w:val="0"/>
                 <w:sz w:val="22"/>
               </w:rPr>
               <w:t>Пользовательский интерфейс</w:t>
@@ -1509,6 +1651,8 @@
             <w:r>
               <w:rPr>
                 <w:rFonts w:ascii="Times New Roman" w:hAnsi="Times New Roman"/>
+                <w:b w:val="0"/>
+                <w:i w:val="0"/>
                 <w:sz w:val="22"/>
               </w:rPr>
               <w:t>Адаптивный дизайн, единая цветовая палитра и табличные контейнеры данных.</w:t>
@@ -1535,22 +1679,11 @@
             <w:r>
               <w:rPr>
                 <w:rFonts w:ascii="Times New Roman" w:hAnsi="Times New Roman"/>
-                <w:sz w:val="22"/>
-              </w:rPr>
-            </w:r>
-            <w:r>
-              <w:rPr>
-                <w:rFonts w:ascii="Times New Roman" w:hAnsi="Times New Roman"/>
                 <w:b/>
+                <w:i w:val="0"/>
                 <w:sz w:val="22"/>
               </w:rPr>
               <w:t>Слайд 11</w:t>
-            </w:r>
-            <w:r>
-              <w:rPr>
-                <w:rFonts w:ascii="Times New Roman" w:hAnsi="Times New Roman"/>
-                <w:sz w:val="22"/>
-              </w:rPr>
             </w:r>
           </w:p>
         </w:tc>
@@ -1572,6 +1705,8 @@
             <w:r>
               <w:rPr>
                 <w:rFonts w:ascii="Times New Roman" w:hAnsi="Times New Roman"/>
+                <w:b w:val="0"/>
+                <w:i w:val="0"/>
                 <w:sz w:val="22"/>
               </w:rPr>
               <w:t>Тестирование и безопасность</w:t>
@@ -1596,6 +1731,8 @@
             <w:r>
               <w:rPr>
                 <w:rFonts w:ascii="Times New Roman" w:hAnsi="Times New Roman"/>
+                <w:b w:val="0"/>
+                <w:i w:val="0"/>
                 <w:sz w:val="22"/>
               </w:rPr>
               <w:t>Параметризованные SQL-запросы, защита от XSS, протоколирование в журнале аудита.</w:t>
@@ -1622,22 +1759,11 @@
             <w:r>
               <w:rPr>
                 <w:rFonts w:ascii="Times New Roman" w:hAnsi="Times New Roman"/>
-                <w:sz w:val="22"/>
-              </w:rPr>
-            </w:r>
-            <w:r>
-              <w:rPr>
-                <w:rFonts w:ascii="Times New Roman" w:hAnsi="Times New Roman"/>
                 <w:b/>
+                <w:i w:val="0"/>
                 <w:sz w:val="22"/>
               </w:rPr>
               <w:t>Слайд 12</w:t>
-            </w:r>
-            <w:r>
-              <w:rPr>
-                <w:rFonts w:ascii="Times New Roman" w:hAnsi="Times New Roman"/>
-                <w:sz w:val="22"/>
-              </w:rPr>
             </w:r>
           </w:p>
         </w:tc>
@@ -1659,6 +1785,8 @@
             <w:r>
               <w:rPr>
                 <w:rFonts w:ascii="Times New Roman" w:hAnsi="Times New Roman"/>
+                <w:b w:val="0"/>
+                <w:i w:val="0"/>
                 <w:sz w:val="22"/>
               </w:rPr>
               <w:t>Заключение и результаты</w:t>
@@ -1683,6 +1811,8 @@
             <w:r>
               <w:rPr>
                 <w:rFonts w:ascii="Times New Roman" w:hAnsi="Times New Roman"/>
+                <w:b w:val="0"/>
+                <w:i w:val="0"/>
                 <w:sz w:val="22"/>
               </w:rPr>
               <w:t>Итоги проекта: полностью готовый к демонстрации и запуску портал Центра АНОК.</w:t>
@@ -1719,6 +1849,8 @@
       <w:r>
         <w:rPr>
           <w:rFonts w:ascii="Times New Roman" w:hAnsi="Times New Roman"/>
+          <w:b w:val="0"/>
+          <w:i w:val="0"/>
           <w:sz w:val="28"/>
         </w:rPr>
         <w:t>В рамках лабораторной работы № 7 полностью подготовлены пояснительная записка к выпускному проекту, презентация для защиты из 12 слайдов и итоговый отчет. Все материалы согласованы по датам, требованиям методических указаний и фактически реализованной кодовой базе.</w:t>

--- a/reports/lab7/LR7_Report_Variant15.docx
+++ b/reports/lab7/LR7_Report_Variant15.docx
@@ -95,6 +95,9 @@
     </w:p>
     <w:p>
       <w:pPr>
+        <w:keepNext/>
+        <w:keepLines/>
+        <w:widowControl/>
         <w:spacing w:before="240" w:after="120"/>
         <w:jc w:val="left"/>
       </w:pPr>
@@ -109,6 +112,7 @@
     </w:p>
     <w:p>
       <w:pPr>
+        <w:widowControl/>
         <w:spacing w:line="276" w:lineRule="auto" w:after="120"/>
         <w:ind w:firstLine="709"/>
         <w:jc w:val="both"/>
@@ -125,6 +129,10 @@
     </w:p>
     <w:p>
       <w:pPr>
+        <w:keepNext/>
+        <w:keepLines/>
+        <w:pageBreakBefore/>
+        <w:widowControl/>
         <w:spacing w:before="240" w:after="120"/>
         <w:jc w:val="left"/>
       </w:pPr>
@@ -139,6 +147,7 @@
     </w:p>
     <w:p>
       <w:pPr>
+        <w:widowControl/>
         <w:spacing w:line="276" w:lineRule="auto" w:after="120"/>
         <w:ind w:firstLine="709"/>
         <w:jc w:val="both"/>
@@ -155,6 +164,8 @@
     </w:p>
     <w:p>
       <w:pPr>
+        <w:keepLines/>
+        <w:widowControl/>
         <w:spacing w:line="276" w:lineRule="auto" w:after="60"/>
         <w:ind w:left="709"/>
         <w:jc w:val="both"/>
@@ -197,6 +208,8 @@
     </w:p>
     <w:p>
       <w:pPr>
+        <w:keepLines/>
+        <w:widowControl/>
         <w:spacing w:line="276" w:lineRule="auto" w:after="60"/>
         <w:ind w:left="1134"/>
         <w:jc w:val="both"/>
@@ -221,6 +234,8 @@
     </w:p>
     <w:p>
       <w:pPr>
+        <w:keepLines/>
+        <w:widowControl/>
         <w:spacing w:line="276" w:lineRule="auto" w:after="60"/>
         <w:ind w:left="1134"/>
         <w:jc w:val="both"/>
@@ -245,6 +260,8 @@
     </w:p>
     <w:p>
       <w:pPr>
+        <w:keepLines/>
+        <w:widowControl/>
         <w:spacing w:line="276" w:lineRule="auto" w:after="60"/>
         <w:ind w:left="1134"/>
         <w:jc w:val="both"/>
@@ -269,6 +286,8 @@
     </w:p>
     <w:p>
       <w:pPr>
+        <w:keepLines/>
+        <w:widowControl/>
         <w:spacing w:line="276" w:lineRule="auto" w:after="60"/>
         <w:ind w:left="1134"/>
         <w:jc w:val="both"/>
@@ -293,6 +312,8 @@
     </w:p>
     <w:p>
       <w:pPr>
+        <w:keepLines/>
+        <w:widowControl/>
         <w:spacing w:line="276" w:lineRule="auto" w:after="60"/>
         <w:ind w:left="1134"/>
         <w:jc w:val="both"/>
@@ -317,6 +338,8 @@
     </w:p>
     <w:p>
       <w:pPr>
+        <w:keepLines/>
+        <w:widowControl/>
         <w:spacing w:line="276" w:lineRule="auto" w:after="60"/>
         <w:ind w:left="1134"/>
         <w:jc w:val="both"/>
@@ -341,6 +364,8 @@
     </w:p>
     <w:p>
       <w:pPr>
+        <w:keepLines/>
+        <w:widowControl/>
         <w:spacing w:line="276" w:lineRule="auto" w:after="60"/>
         <w:ind w:left="1134"/>
         <w:jc w:val="both"/>
@@ -365,6 +390,8 @@
     </w:p>
     <w:p>
       <w:pPr>
+        <w:keepLines/>
+        <w:widowControl/>
         <w:spacing w:line="276" w:lineRule="auto" w:after="60"/>
         <w:ind w:left="1134"/>
         <w:jc w:val="both"/>
@@ -389,6 +416,8 @@
     </w:p>
     <w:p>
       <w:pPr>
+        <w:keepLines/>
+        <w:widowControl/>
         <w:spacing w:line="276" w:lineRule="auto" w:after="60"/>
         <w:ind w:left="1134"/>
         <w:jc w:val="both"/>
@@ -476,6 +505,8 @@
     </w:p>
     <w:p>
       <w:pPr>
+        <w:keepLines/>
+        <w:widowControl/>
         <w:spacing w:line="276" w:lineRule="auto" w:after="60"/>
         <w:ind w:left="709"/>
         <w:jc w:val="both"/>
@@ -518,6 +549,8 @@
     </w:p>
     <w:p>
       <w:pPr>
+        <w:keepLines/>
+        <w:widowControl/>
         <w:spacing w:line="276" w:lineRule="auto" w:after="60"/>
         <w:ind w:left="1134"/>
         <w:jc w:val="both"/>
@@ -542,6 +575,8 @@
     </w:p>
     <w:p>
       <w:pPr>
+        <w:keepLines/>
+        <w:widowControl/>
         <w:spacing w:line="276" w:lineRule="auto" w:after="60"/>
         <w:ind w:left="1134"/>
         <w:jc w:val="both"/>
@@ -629,6 +664,8 @@
     </w:p>
     <w:p>
       <w:pPr>
+        <w:keepLines/>
+        <w:widowControl/>
         <w:spacing w:line="276" w:lineRule="auto" w:after="60"/>
         <w:ind w:left="709"/>
         <w:jc w:val="both"/>
@@ -653,6 +690,8 @@
     </w:p>
     <w:p>
       <w:pPr>
+        <w:keepLines/>
+        <w:widowControl/>
         <w:spacing w:line="276" w:lineRule="auto" w:after="60"/>
         <w:ind w:left="1134"/>
         <w:jc w:val="both"/>
@@ -731,6 +770,10 @@
     </w:p>
     <w:p>
       <w:pPr>
+        <w:keepNext/>
+        <w:keepLines/>
+        <w:pageBreakBefore/>
+        <w:widowControl/>
         <w:spacing w:before="240" w:after="120"/>
         <w:jc w:val="left"/>
       </w:pPr>
@@ -745,6 +788,8 @@
     </w:p>
     <w:p>
       <w:pPr>
+        <w:keepNext/>
+        <w:keepLines/>
         <w:spacing w:before="160" w:after="80"/>
         <w:ind w:firstLine="709"/>
         <w:jc w:val="left"/>
@@ -778,6 +823,10 @@
         <w:gridCol w:w="3118"/>
       </w:tblGrid>
       <w:tr>
+        <w:trPr>
+          <w:cantSplit/>
+          <w:tblHeader w:val="true"/>
+        </w:trPr>
         <w:tc>
           <w:tcPr>
             <w:tcW w:type="dxa" w:w="3118"/>
@@ -861,6 +910,9 @@
         </w:tc>
       </w:tr>
       <w:tr>
+        <w:trPr>
+          <w:cantSplit/>
+        </w:trPr>
         <w:tc>
           <w:tcPr>
             <w:tcW w:type="dxa" w:w="3118"/>
@@ -941,6 +993,9 @@
         </w:tc>
       </w:tr>
       <w:tr>
+        <w:trPr>
+          <w:cantSplit/>
+        </w:trPr>
         <w:tc>
           <w:tcPr>
             <w:tcW w:type="dxa" w:w="3118"/>
@@ -1021,6 +1076,9 @@
         </w:tc>
       </w:tr>
       <w:tr>
+        <w:trPr>
+          <w:cantSplit/>
+        </w:trPr>
         <w:tc>
           <w:tcPr>
             <w:tcW w:type="dxa" w:w="3118"/>
@@ -1101,6 +1159,9 @@
         </w:tc>
       </w:tr>
       <w:tr>
+        <w:trPr>
+          <w:cantSplit/>
+        </w:trPr>
         <w:tc>
           <w:tcPr>
             <w:tcW w:type="dxa" w:w="3118"/>
@@ -1181,6 +1242,9 @@
         </w:tc>
       </w:tr>
       <w:tr>
+        <w:trPr>
+          <w:cantSplit/>
+        </w:trPr>
         <w:tc>
           <w:tcPr>
             <w:tcW w:type="dxa" w:w="3118"/>
@@ -1261,6 +1325,9 @@
         </w:tc>
       </w:tr>
       <w:tr>
+        <w:trPr>
+          <w:cantSplit/>
+        </w:trPr>
         <w:tc>
           <w:tcPr>
             <w:tcW w:type="dxa" w:w="3118"/>
@@ -1341,6 +1408,9 @@
         </w:tc>
       </w:tr>
       <w:tr>
+        <w:trPr>
+          <w:cantSplit/>
+        </w:trPr>
         <w:tc>
           <w:tcPr>
             <w:tcW w:type="dxa" w:w="3118"/>
@@ -1421,6 +1491,9 @@
         </w:tc>
       </w:tr>
       <w:tr>
+        <w:trPr>
+          <w:cantSplit/>
+        </w:trPr>
         <w:tc>
           <w:tcPr>
             <w:tcW w:type="dxa" w:w="3118"/>
@@ -1501,6 +1574,9 @@
         </w:tc>
       </w:tr>
       <w:tr>
+        <w:trPr>
+          <w:cantSplit/>
+        </w:trPr>
         <w:tc>
           <w:tcPr>
             <w:tcW w:type="dxa" w:w="3118"/>
@@ -1581,6 +1657,9 @@
         </w:tc>
       </w:tr>
       <w:tr>
+        <w:trPr>
+          <w:cantSplit/>
+        </w:trPr>
         <w:tc>
           <w:tcPr>
             <w:tcW w:type="dxa" w:w="3118"/>
@@ -1661,6 +1740,9 @@
         </w:tc>
       </w:tr>
       <w:tr>
+        <w:trPr>
+          <w:cantSplit/>
+        </w:trPr>
         <w:tc>
           <w:tcPr>
             <w:tcW w:type="dxa" w:w="3118"/>
@@ -1741,6 +1823,9 @@
         </w:tc>
       </w:tr>
       <w:tr>
+        <w:trPr>
+          <w:cantSplit/>
+        </w:trPr>
         <w:tc>
           <w:tcPr>
             <w:tcW w:type="dxa" w:w="3118"/>
@@ -1828,6 +1913,10 @@
     </w:p>
     <w:p>
       <w:pPr>
+        <w:keepNext/>
+        <w:keepLines/>
+        <w:pageBreakBefore/>
+        <w:widowControl/>
         <w:spacing w:before="240" w:after="120"/>
         <w:jc w:val="left"/>
       </w:pPr>
@@ -1842,6 +1931,7 @@
     </w:p>
     <w:p>
       <w:pPr>
+        <w:widowControl/>
         <w:spacing w:line="276" w:lineRule="auto" w:after="120"/>
         <w:ind w:firstLine="709"/>
         <w:jc w:val="both"/>

--- a/reports/lab7/LR7_Report_Variant15.docx
+++ b/reports/lab7/LR7_Report_Variant15.docx
@@ -2,17 +2,10 @@
 <file path=word/document.xml><?xml version="1.0" encoding="utf-8"?>
 <w:document xmlns:wpc="http://schemas.microsoft.com/office/word/2010/wordprocessingCanvas" xmlns:mo="http://schemas.microsoft.com/office/mac/office/2008/main" xmlns:mc="http://schemas.openxmlformats.org/markup-compatibility/2006" xmlns:mv="urn:schemas-microsoft-com:mac:vml" xmlns:o="urn:schemas-microsoft-com:office:office" xmlns:r="http://schemas.openxmlformats.org/officeDocument/2006/relationships" xmlns:m="http://schemas.openxmlformats.org/officeDocument/2006/math" xmlns:v="urn:schemas-microsoft-com:vml" xmlns:wp14="http://schemas.microsoft.com/office/word/2010/wordprocessingDrawing" xmlns:wp="http://schemas.openxmlformats.org/drawingml/2006/wordprocessingDrawing" xmlns:w10="urn:schemas-microsoft-com:office:word" xmlns:w="http://schemas.openxmlformats.org/wordprocessingml/2006/main" xmlns:w14="http://schemas.microsoft.com/office/word/2010/wordml" xmlns:wpg="http://schemas.microsoft.com/office/word/2010/wordprocessingGroup" xmlns:wpi="http://schemas.microsoft.com/office/word/2010/wordprocessingInk" xmlns:wne="http://schemas.microsoft.com/office/word/2006/wordml" xmlns:wps="http://schemas.microsoft.com/office/word/2010/wordprocessingShape" mc:Ignorable="w14 wp14">
   <w:body>
-    <w:p/>
-    <w:p/>
-    <w:p/>
-    <w:p/>
-    <w:p/>
-    <w:p/>
-    <w:p/>
-    <w:p/>
     <w:p>
       <w:pPr>
-        <w:spacing w:after="120"/>
+        <w:keepLines/>
+        <w:spacing w:before="3000" w:after="240" w:line="240" w:lineRule="auto"/>
         <w:jc w:val="center"/>
       </w:pPr>
       <w:r>
@@ -22,22 +15,29 @@
           <w:sz w:val="32"/>
         </w:rPr>
         <w:t>ОТЧЕТ ПО ЛАБОРАТОРНОЙ РАБОТЕ № 7</w:t>
-        <w:br/>
       </w:r>
     </w:p>
     <w:p>
       <w:pPr>
+        <w:keepLines/>
+        <w:spacing w:before="0" w:after="360" w:line="240" w:lineRule="auto"/>
         <w:jc w:val="center"/>
       </w:pPr>
       <w:r>
         <w:rPr>
           <w:rFonts w:ascii="Times New Roman" w:hAnsi="Times New Roman"/>
+          <w:b w:val="0"/>
           <w:sz w:val="28"/>
         </w:rPr>
         <w:t>по дисциплине: «Практикум по разработке корпоративного портала»</w:t>
-        <w:br/>
-        <w:br/>
       </w:r>
+    </w:p>
+    <w:p>
+      <w:pPr>
+        <w:keepLines/>
+        <w:spacing w:before="0" w:after="120" w:line="240" w:lineRule="auto"/>
+        <w:jc w:val="center"/>
+      </w:pPr>
       <w:r>
         <w:rPr>
           <w:rFonts w:ascii="Times New Roman" w:hAnsi="Times New Roman"/>
@@ -45,23 +45,33 @@
           <w:sz w:val="28"/>
         </w:rPr>
         <w:t>Тема: «Подготовка презентации и пояснительной записки»</w:t>
-        <w:br/>
+      </w:r>
+    </w:p>
+    <w:p>
+      <w:pPr>
+        <w:keepLines/>
+        <w:spacing w:before="0" w:after="0" w:line="240" w:lineRule="auto"/>
+        <w:jc w:val="center"/>
+      </w:pPr>
+      <w:r>
+        <w:rPr>
+          <w:rFonts w:ascii="Times New Roman" w:hAnsi="Times New Roman"/>
+          <w:b/>
+          <w:sz w:val="28"/>
+        </w:rPr>
         <w:t>Вариант № 15: «Университет. Центр аккредитации и независимой оценки качества образования (АНОК)»</w:t>
       </w:r>
     </w:p>
-    <w:p/>
-    <w:p/>
-    <w:p/>
-    <w:p/>
-    <w:p/>
     <w:p>
       <w:pPr>
-        <w:spacing w:line="276" w:lineRule="auto"/>
+        <w:keepLines/>
+        <w:spacing w:before="1680" w:after="0" w:line="276" w:lineRule="auto"/>
         <w:jc w:val="right"/>
       </w:pPr>
       <w:r>
         <w:rPr>
           <w:rFonts w:ascii="Times New Roman" w:hAnsi="Times New Roman"/>
+          <w:b w:val="0"/>
           <w:sz w:val="26"/>
         </w:rPr>
         <w:t>Выполнил:</w:t>
@@ -69,34 +79,28 @@
         <w:t>студент группы П-41</w:t>
         <w:br/>
         <w:t>Соловьёв А.С.</w:t>
-        <w:br/>
       </w:r>
     </w:p>
-    <w:p/>
-    <w:p/>
-    <w:p/>
-    <w:p/>
     <w:p>
       <w:pPr>
+        <w:keepLines/>
+        <w:spacing w:before="1920" w:after="0" w:line="240" w:lineRule="auto"/>
         <w:jc w:val="center"/>
       </w:pPr>
       <w:r>
         <w:rPr>
           <w:rFonts w:ascii="Times New Roman" w:hAnsi="Times New Roman"/>
+          <w:b w:val="0"/>
           <w:sz w:val="24"/>
         </w:rPr>
         <w:t>Москва, 2026 г.</w:t>
       </w:r>
     </w:p>
     <w:p>
-      <w:r>
-        <w:br w:type="page"/>
-      </w:r>
-    </w:p>
-    <w:p>
       <w:pPr>
         <w:keepNext/>
         <w:keepLines/>
+        <w:pageBreakBefore/>
         <w:widowControl/>
         <w:spacing w:before="240" w:after="120"/>
         <w:jc w:val="left"/>
@@ -1908,11 +1912,6 @@
     </w:tbl>
     <w:p>
       <w:pPr>
-        <w:spacing w:after="120"/>
-      </w:pPr>
-    </w:p>
-    <w:p>
-      <w:pPr>
         <w:keepNext/>
         <w:keepLines/>
         <w:pageBreakBefore/>

--- a/reports/lab7/LR7_Report_Variant15.docx
+++ b/reports/lab7/LR7_Report_Variant15.docx
@@ -285,7 +285,7 @@
           <w:i w:val="0"/>
           <w:sz w:val="28"/>
         </w:rPr>
-        <w:t>Архитектура системы, диаграммы компонентов, развертывания, классов и последовательности;</w:t>
+        <w:t>Архитектура системы, диаграммы компонентов, развертывания, классов и последовательности, интегрированные готовые модули (Chart.js, FullCalendar, DataTables, SheetJS, jsPDF, CryptoJS, SweetAlert2/Toastify, Diff2Html);</w:t>
       </w:r>
     </w:p>
     <w:p>
@@ -337,7 +337,7 @@
           <w:i w:val="0"/>
           <w:sz w:val="28"/>
         </w:rPr>
-        <w:t>Описание 13 разделов портала и главных пользовательских интерфейсов;</w:t>
+        <w:t>Описание 15 разделов портала и главных пользовательских интерфейсов;</w:t>
       </w:r>
     </w:p>
     <w:p>
@@ -363,7 +363,7 @@
           <w:i w:val="0"/>
           <w:sz w:val="28"/>
         </w:rPr>
-        <w:t>Подсистема контроля качества, алгоритмы валидации и маршруты визирования;</w:t>
+        <w:t>Подсистема контроля качества (240 з.е., ≤ 5 экзаменов, ≥ 12 з.е. практик, ≥ 6 з.е. ГИА), алгоритмы валидации и маршруты визирования;</w:t>
       </w:r>
     </w:p>
     <w:p>
@@ -1323,7 +1323,7 @@
                 <w:i w:val="0"/>
                 <w:sz w:val="22"/>
               </w:rPr>
-              <w:t>Архитектура карты сайта (13 разделов) и сквозная семестровая навигация.</w:t>
+              <w:t>Архитектура карты сайта (15 разделов) и сквозная семестровая навигация.</w:t>
             </w:r>
           </w:p>
         </w:tc>
@@ -1738,7 +1738,7 @@
                 <w:i w:val="0"/>
                 <w:sz w:val="22"/>
               </w:rPr>
-              <w:t>Адаптивный дизайн, единая цветовая палитра и табличные контейнеры данных.</w:t>
+              <w:t>Адаптивный дизайн, единая цветовая палитра, подключенные модули (Chart.js, FullCalendar, Diff-трекер версий, SheetJS) и табличные контейнеры данных.</w:t>
             </w:r>
           </w:p>
         </w:tc>
